--- a/Khanh_Form_Bao cao tom tat LVTN_VN .docx
+++ b/Khanh_Form_Bao cao tom tat LVTN_VN .docx
@@ -1046,7 +1046,7 @@
           <w:rFonts w:eastAsia="MS Mincho"/>
           <w:lang w:val="vi-VN" w:eastAsia="ja-JP"/>
         </w:rPr>
-        <w:t xml:space="preserve"> xử lý độc lập trên ESP32.</w:t>
+        <w:t xml:space="preserve"> xử lý trên ESP32.</w:t>
       </w:r>
     </w:p>
     <w:p>
@@ -1368,38 +1368,6 @@
     <w:p>
       <w:pPr>
         <w:spacing w:line="276" w:lineRule="auto"/>
-        <w:jc w:val="both"/>
-        <w:rPr>
-          <w:rFonts w:eastAsia="MS Mincho"/>
-          <w:i/>
-          <w:iCs/>
-          <w:sz w:val="26"/>
-          <w:szCs w:val="26"/>
-          <w:u w:val="single"/>
-          <w:lang w:val="vi-VN" w:eastAsia="ja-JP"/>
-        </w:rPr>
-      </w:pPr>
-      <w:r>
-        <w:rPr>
-          <w:i/>
-          <w:iCs/>
-          <w:sz w:val="26"/>
-          <w:szCs w:val="26"/>
-          <w:u w:val="single"/>
-          <w:lang w:val="vi-VN"/>
-        </w:rPr>
-        <w:t>Ý tưởng/Phương pháp giải quyết vấn đề:</w:t>
-      </w:r>
-    </w:p>
-    <w:p>
-      <w:pPr>
-        <w:pStyle w:val="ListParagraph"/>
-        <w:numPr>
-          <w:ilvl w:val="0"/>
-          <w:numId w:val="9"/>
-        </w:numPr>
-        <w:spacing w:line="276" w:lineRule="auto"/>
-        <w:jc w:val="both"/>
         <w:rPr>
           <w:rFonts w:eastAsia="MS Mincho" w:hint="eastAsia"/>
           <w:i/>
@@ -1410,6 +1378,17 @@
           <w:lang w:val="vi-VN" w:eastAsia="ja-JP"/>
         </w:rPr>
       </w:pPr>
+      <w:r>
+        <w:rPr>
+          <w:i/>
+          <w:iCs/>
+          <w:sz w:val="26"/>
+          <w:szCs w:val="26"/>
+          <w:u w:val="single"/>
+          <w:lang w:val="vi-VN"/>
+        </w:rPr>
+        <w:t>Ý tưởng/Phương pháp giải quyết vấn đề:</w:t>
+      </w:r>
     </w:p>
     <w:p>
       <w:pPr>
@@ -1438,8 +1417,9 @@
           <w:u w:val="single"/>
           <w:lang w:val="vi-VN" w:eastAsia="ja-JP"/>
         </w:rPr>
+        <w:lastRenderedPageBreak/>
         <w:drawing>
-          <wp:inline distT="0" distB="0" distL="0" distR="0" wp14:anchorId="43E06EF3" wp14:editId="5A82169E">
+          <wp:inline distT="0" distB="0" distL="0" distR="0" wp14:anchorId="43E06EF3" wp14:editId="3CF02F4F">
             <wp:extent cx="6527800" cy="3672205"/>
             <wp:effectExtent l="0" t="0" r="6350" b="4445"/>
             <wp:docPr id="162141014" name="Picture 2"/>
@@ -1532,7 +1512,6 @@
           <w:numId w:val="8"/>
         </w:numPr>
         <w:spacing w:line="276" w:lineRule="auto"/>
-        <w:jc w:val="both"/>
         <w:rPr>
           <w:rFonts w:eastAsia="MS Mincho"/>
           <w:i/>
@@ -1570,61 +1549,665 @@
           <w:szCs w:val="26"/>
           <w:lang w:eastAsia="ja-JP"/>
         </w:rPr>
-        <w:t xml:space="preserve"> để đáp ứng </w:t>
-      </w:r>
-      <w:r>
-        <w:rPr>
-          <w:rFonts w:eastAsia="MS Mincho" w:hint="eastAsia"/>
-          <w:sz w:val="26"/>
-          <w:szCs w:val="26"/>
-          <w:lang w:eastAsia="ja-JP"/>
-        </w:rPr>
-        <w:t>đi</w:t>
-      </w:r>
-      <w:r>
-        <w:rPr>
-          <w:rFonts w:eastAsia="MS Mincho"/>
-          <w:sz w:val="26"/>
-          <w:szCs w:val="26"/>
-          <w:lang w:eastAsia="ja-JP"/>
-        </w:rPr>
-        <w:t>ề</w:t>
-      </w:r>
-      <w:r>
-        <w:rPr>
-          <w:rFonts w:eastAsia="MS Mincho" w:hint="eastAsia"/>
-          <w:sz w:val="26"/>
-          <w:szCs w:val="26"/>
-          <w:lang w:eastAsia="ja-JP"/>
-        </w:rPr>
-        <w:t>u khi</w:t>
-      </w:r>
-      <w:r>
-        <w:rPr>
-          <w:rFonts w:eastAsia="MS Mincho"/>
-          <w:sz w:val="26"/>
-          <w:szCs w:val="26"/>
-          <w:lang w:eastAsia="ja-JP"/>
-        </w:rPr>
-        <w:t>ể</w:t>
-      </w:r>
-      <w:r>
-        <w:rPr>
-          <w:rFonts w:eastAsia="MS Mincho" w:hint="eastAsia"/>
-          <w:sz w:val="26"/>
-          <w:szCs w:val="26"/>
-          <w:lang w:eastAsia="ja-JP"/>
-        </w:rPr>
-        <w:t>n</w:t>
-      </w:r>
-      <w:r>
-        <w:rPr>
-          <w:rFonts w:eastAsia="MS Mincho"/>
-          <w:sz w:val="26"/>
-          <w:szCs w:val="26"/>
-          <w:lang w:eastAsia="ja-JP"/>
-        </w:rPr>
-        <w:t xml:space="preserve"> thời gian thực</w:t>
+        <w:t xml:space="preserve"> để đáp ứng điều khiển thời gian thực</w:t>
+      </w:r>
+      <w:r>
+        <w:rPr>
+          <w:rFonts w:eastAsia="MS Mincho"/>
+          <w:sz w:val="26"/>
+          <w:szCs w:val="26"/>
+          <w:lang w:eastAsia="ja-JP"/>
+        </w:rPr>
+        <w:t>: S</w:t>
+      </w:r>
+      <w:r>
+        <w:rPr>
+          <w:rFonts w:eastAsia="MS Mincho"/>
+          <w:sz w:val="26"/>
+          <w:szCs w:val="26"/>
+          <w:lang w:val="vi-VN" w:eastAsia="ja-JP"/>
+        </w:rPr>
+        <w:t xml:space="preserve">ử dụng 2 </w:t>
+      </w:r>
+      <w:proofErr w:type="spellStart"/>
+      <w:r>
+        <w:rPr>
+          <w:rFonts w:eastAsia="MS Mincho"/>
+          <w:sz w:val="26"/>
+          <w:szCs w:val="26"/>
+          <w:lang w:val="vi-VN" w:eastAsia="ja-JP"/>
+        </w:rPr>
+        <w:t>core</w:t>
+      </w:r>
+      <w:proofErr w:type="spellEnd"/>
+      <w:r>
+        <w:rPr>
+          <w:rFonts w:eastAsia="MS Mincho"/>
+          <w:sz w:val="26"/>
+          <w:szCs w:val="26"/>
+          <w:lang w:val="vi-VN" w:eastAsia="ja-JP"/>
+        </w:rPr>
+        <w:t xml:space="preserve"> xử lý của ESP32 để xử lý 4 tác vụ độc lập, giao tiếp nhau qua cơ chế Hàng đợi:</w:t>
+      </w:r>
+    </w:p>
+    <w:p>
+      <w:pPr>
+        <w:pStyle w:val="ListParagraph"/>
+        <w:numPr>
+          <w:ilvl w:val="1"/>
+          <w:numId w:val="8"/>
+        </w:numPr>
+        <w:spacing w:line="276" w:lineRule="auto"/>
+        <w:ind w:left="1080"/>
+        <w:rPr>
+          <w:rFonts w:eastAsia="MS Mincho"/>
+          <w:i/>
+          <w:iCs/>
+          <w:sz w:val="26"/>
+          <w:szCs w:val="26"/>
+          <w:u w:val="single"/>
+          <w:lang w:val="vi-VN" w:eastAsia="ja-JP"/>
+        </w:rPr>
+      </w:pPr>
+      <w:r>
+        <w:rPr>
+          <w:rFonts w:eastAsia="MS Mincho"/>
+          <w:sz w:val="26"/>
+          <w:szCs w:val="26"/>
+          <w:lang w:val="vi-VN" w:eastAsia="ja-JP"/>
+        </w:rPr>
+        <w:t>Tác vụ COMMAND (</w:t>
+      </w:r>
+      <w:proofErr w:type="spellStart"/>
+      <w:r>
+        <w:rPr>
+          <w:rFonts w:eastAsia="MS Mincho"/>
+          <w:sz w:val="26"/>
+          <w:szCs w:val="26"/>
+          <w:lang w:val="vi-VN" w:eastAsia="ja-JP"/>
+        </w:rPr>
+        <w:t>C</w:t>
+      </w:r>
+      <w:r>
+        <w:rPr>
+          <w:rFonts w:eastAsia="MS Mincho"/>
+          <w:sz w:val="26"/>
+          <w:szCs w:val="26"/>
+          <w:lang w:val="vi-VN" w:eastAsia="ja-JP"/>
+        </w:rPr>
+        <w:t>ore</w:t>
+      </w:r>
+      <w:proofErr w:type="spellEnd"/>
+      <w:r>
+        <w:rPr>
+          <w:rFonts w:eastAsia="MS Mincho"/>
+          <w:sz w:val="26"/>
+          <w:szCs w:val="26"/>
+          <w:lang w:val="vi-VN" w:eastAsia="ja-JP"/>
+        </w:rPr>
+        <w:t xml:space="preserve"> 1, </w:t>
+      </w:r>
+      <w:proofErr w:type="spellStart"/>
+      <w:r>
+        <w:rPr>
+          <w:rFonts w:eastAsia="MS Mincho"/>
+          <w:sz w:val="26"/>
+          <w:szCs w:val="26"/>
+          <w:lang w:val="vi-VN" w:eastAsia="ja-JP"/>
+        </w:rPr>
+        <w:t>Priority</w:t>
+      </w:r>
+      <w:proofErr w:type="spellEnd"/>
+      <w:r>
+        <w:rPr>
+          <w:rFonts w:eastAsia="MS Mincho"/>
+          <w:sz w:val="26"/>
+          <w:szCs w:val="26"/>
+          <w:lang w:val="vi-VN" w:eastAsia="ja-JP"/>
+        </w:rPr>
+        <w:t xml:space="preserve"> 3, Chu kỳ 20 </w:t>
+      </w:r>
+      <w:proofErr w:type="spellStart"/>
+      <w:r>
+        <w:rPr>
+          <w:rFonts w:eastAsia="MS Mincho"/>
+          <w:sz w:val="26"/>
+          <w:szCs w:val="26"/>
+          <w:lang w:val="vi-VN" w:eastAsia="ja-JP"/>
+        </w:rPr>
+        <w:t>ms</w:t>
+      </w:r>
+      <w:proofErr w:type="spellEnd"/>
+      <w:r>
+        <w:rPr>
+          <w:rFonts w:eastAsia="MS Mincho"/>
+          <w:sz w:val="26"/>
+          <w:szCs w:val="26"/>
+          <w:lang w:val="vi-VN" w:eastAsia="ja-JP"/>
+        </w:rPr>
+        <w:t xml:space="preserve">): Thực hiện thu nhận tín hiệu từ các phương thức điều khiển (RC, </w:t>
+      </w:r>
+      <w:proofErr w:type="spellStart"/>
+      <w:r>
+        <w:rPr>
+          <w:rFonts w:eastAsia="MS Mincho"/>
+          <w:sz w:val="26"/>
+          <w:szCs w:val="26"/>
+          <w:lang w:val="vi-VN" w:eastAsia="ja-JP"/>
+        </w:rPr>
+        <w:t>Webserver</w:t>
+      </w:r>
+      <w:proofErr w:type="spellEnd"/>
+      <w:r>
+        <w:rPr>
+          <w:rFonts w:eastAsia="MS Mincho"/>
+          <w:sz w:val="26"/>
+          <w:szCs w:val="26"/>
+          <w:lang w:val="vi-VN" w:eastAsia="ja-JP"/>
+        </w:rPr>
+        <w:t xml:space="preserve">, ESP-NOW), xử lý </w:t>
+      </w:r>
+      <w:proofErr w:type="spellStart"/>
+      <w:r>
+        <w:rPr>
+          <w:rFonts w:eastAsia="MS Mincho"/>
+          <w:sz w:val="26"/>
+          <w:szCs w:val="26"/>
+          <w:lang w:val="vi-VN" w:eastAsia="ja-JP"/>
+        </w:rPr>
+        <w:t>logic</w:t>
+      </w:r>
+      <w:proofErr w:type="spellEnd"/>
+      <w:r>
+        <w:rPr>
+          <w:rFonts w:eastAsia="MS Mincho"/>
+          <w:sz w:val="26"/>
+          <w:szCs w:val="26"/>
+          <w:lang w:val="vi-VN" w:eastAsia="ja-JP"/>
+        </w:rPr>
+        <w:t xml:space="preserve"> phân quyền và đóng gói lệnh điều khiển gửi vào QUEUE_CMD.</w:t>
+      </w:r>
+    </w:p>
+    <w:p>
+      <w:pPr>
+        <w:pStyle w:val="ListParagraph"/>
+        <w:numPr>
+          <w:ilvl w:val="1"/>
+          <w:numId w:val="8"/>
+        </w:numPr>
+        <w:spacing w:line="276" w:lineRule="auto"/>
+        <w:ind w:left="1080"/>
+        <w:rPr>
+          <w:rFonts w:eastAsia="MS Mincho"/>
+          <w:i/>
+          <w:iCs/>
+          <w:sz w:val="26"/>
+          <w:szCs w:val="26"/>
+          <w:u w:val="single"/>
+          <w:lang w:val="vi-VN" w:eastAsia="ja-JP"/>
+        </w:rPr>
+      </w:pPr>
+      <w:r>
+        <w:rPr>
+          <w:rFonts w:eastAsia="MS Mincho"/>
+          <w:sz w:val="26"/>
+          <w:szCs w:val="26"/>
+          <w:lang w:val="vi-VN" w:eastAsia="ja-JP"/>
+        </w:rPr>
+        <w:t>Tác vụ CONTROL (</w:t>
+      </w:r>
+      <w:proofErr w:type="spellStart"/>
+      <w:r>
+        <w:rPr>
+          <w:rFonts w:eastAsia="MS Mincho"/>
+          <w:sz w:val="26"/>
+          <w:szCs w:val="26"/>
+          <w:lang w:val="vi-VN" w:eastAsia="ja-JP"/>
+        </w:rPr>
+        <w:t>Core</w:t>
+      </w:r>
+      <w:proofErr w:type="spellEnd"/>
+      <w:r>
+        <w:rPr>
+          <w:rFonts w:eastAsia="MS Mincho"/>
+          <w:sz w:val="26"/>
+          <w:szCs w:val="26"/>
+          <w:lang w:val="vi-VN" w:eastAsia="ja-JP"/>
+        </w:rPr>
+        <w:t xml:space="preserve"> 1, </w:t>
+      </w:r>
+      <w:proofErr w:type="spellStart"/>
+      <w:r>
+        <w:rPr>
+          <w:rFonts w:eastAsia="MS Mincho"/>
+          <w:sz w:val="26"/>
+          <w:szCs w:val="26"/>
+          <w:lang w:val="vi-VN" w:eastAsia="ja-JP"/>
+        </w:rPr>
+        <w:t>Priority</w:t>
+      </w:r>
+      <w:proofErr w:type="spellEnd"/>
+      <w:r>
+        <w:rPr>
+          <w:rFonts w:eastAsia="MS Mincho"/>
+          <w:sz w:val="26"/>
+          <w:szCs w:val="26"/>
+          <w:lang w:val="vi-VN" w:eastAsia="ja-JP"/>
+        </w:rPr>
+        <w:t xml:space="preserve"> 4, Chu kỳ 20 </w:t>
+      </w:r>
+      <w:proofErr w:type="spellStart"/>
+      <w:r>
+        <w:rPr>
+          <w:rFonts w:eastAsia="MS Mincho"/>
+          <w:sz w:val="26"/>
+          <w:szCs w:val="26"/>
+          <w:lang w:val="vi-VN" w:eastAsia="ja-JP"/>
+        </w:rPr>
+        <w:t>ms</w:t>
+      </w:r>
+      <w:proofErr w:type="spellEnd"/>
+      <w:r>
+        <w:rPr>
+          <w:rFonts w:eastAsia="MS Mincho"/>
+          <w:sz w:val="26"/>
+          <w:szCs w:val="26"/>
+          <w:lang w:val="vi-VN" w:eastAsia="ja-JP"/>
+        </w:rPr>
+        <w:t>): Tác vụ có mức ưu tiên cao nhất, nhận lệnh từ QUEUE_CMD để tính toán máy trạng thái (FSM)</w:t>
+      </w:r>
+      <w:r>
+        <w:rPr>
+          <w:rFonts w:eastAsia="MS Mincho"/>
+          <w:sz w:val="26"/>
+          <w:szCs w:val="26"/>
+          <w:lang w:val="vi-VN" w:eastAsia="ja-JP"/>
+        </w:rPr>
+        <w:t xml:space="preserve">, </w:t>
+      </w:r>
+      <w:r>
+        <w:rPr>
+          <w:rFonts w:eastAsia="MS Mincho"/>
+          <w:sz w:val="26"/>
+          <w:szCs w:val="26"/>
+          <w:lang w:val="vi-VN" w:eastAsia="ja-JP"/>
+        </w:rPr>
+        <w:t>trực tiếp xuất tín hiệu PWM/</w:t>
+      </w:r>
+      <w:proofErr w:type="spellStart"/>
+      <w:r>
+        <w:rPr>
+          <w:rFonts w:eastAsia="MS Mincho"/>
+          <w:sz w:val="26"/>
+          <w:szCs w:val="26"/>
+          <w:lang w:val="vi-VN" w:eastAsia="ja-JP"/>
+        </w:rPr>
+        <w:t>Digital</w:t>
+      </w:r>
+      <w:proofErr w:type="spellEnd"/>
+      <w:r>
+        <w:rPr>
+          <w:rFonts w:eastAsia="MS Mincho"/>
+          <w:sz w:val="26"/>
+          <w:szCs w:val="26"/>
+          <w:lang w:val="vi-VN" w:eastAsia="ja-JP"/>
+        </w:rPr>
+        <w:t xml:space="preserve"> điều khiển 6 động cơ</w:t>
+      </w:r>
+      <w:r>
+        <w:rPr>
+          <w:rFonts w:eastAsia="MS Mincho"/>
+          <w:sz w:val="26"/>
+          <w:szCs w:val="26"/>
+          <w:lang w:val="vi-VN" w:eastAsia="ja-JP"/>
+        </w:rPr>
+        <w:t xml:space="preserve"> và gửi trạng thái vận hành vào QUEUE_DRIVESTATUS</w:t>
+      </w:r>
+      <w:r>
+        <w:rPr>
+          <w:rFonts w:eastAsia="MS Mincho"/>
+          <w:sz w:val="26"/>
+          <w:szCs w:val="26"/>
+          <w:lang w:val="vi-VN" w:eastAsia="ja-JP"/>
+        </w:rPr>
+        <w:t>.</w:t>
+      </w:r>
+    </w:p>
+    <w:p>
+      <w:pPr>
+        <w:pStyle w:val="ListParagraph"/>
+        <w:numPr>
+          <w:ilvl w:val="1"/>
+          <w:numId w:val="8"/>
+        </w:numPr>
+        <w:spacing w:line="276" w:lineRule="auto"/>
+        <w:ind w:left="1080"/>
+        <w:rPr>
+          <w:rFonts w:eastAsia="MS Mincho"/>
+          <w:i/>
+          <w:iCs/>
+          <w:sz w:val="26"/>
+          <w:szCs w:val="26"/>
+          <w:u w:val="single"/>
+          <w:lang w:val="vi-VN" w:eastAsia="ja-JP"/>
+        </w:rPr>
+      </w:pPr>
+      <w:r>
+        <w:rPr>
+          <w:rFonts w:eastAsia="MS Mincho"/>
+          <w:sz w:val="26"/>
+          <w:szCs w:val="26"/>
+          <w:lang w:val="vi-VN" w:eastAsia="ja-JP"/>
+        </w:rPr>
+        <w:t>Tác vụ INPUT (</w:t>
+      </w:r>
+      <w:proofErr w:type="spellStart"/>
+      <w:r>
+        <w:rPr>
+          <w:rFonts w:eastAsia="MS Mincho"/>
+          <w:sz w:val="26"/>
+          <w:szCs w:val="26"/>
+          <w:lang w:val="vi-VN" w:eastAsia="ja-JP"/>
+        </w:rPr>
+        <w:t>Core</w:t>
+      </w:r>
+      <w:proofErr w:type="spellEnd"/>
+      <w:r>
+        <w:rPr>
+          <w:rFonts w:eastAsia="MS Mincho"/>
+          <w:sz w:val="26"/>
+          <w:szCs w:val="26"/>
+          <w:lang w:val="vi-VN" w:eastAsia="ja-JP"/>
+        </w:rPr>
+        <w:t xml:space="preserve"> 0, </w:t>
+      </w:r>
+      <w:proofErr w:type="spellStart"/>
+      <w:r>
+        <w:rPr>
+          <w:rFonts w:eastAsia="MS Mincho"/>
+          <w:sz w:val="26"/>
+          <w:szCs w:val="26"/>
+          <w:lang w:val="vi-VN" w:eastAsia="ja-JP"/>
+        </w:rPr>
+        <w:t>Priority</w:t>
+      </w:r>
+      <w:proofErr w:type="spellEnd"/>
+      <w:r>
+        <w:rPr>
+          <w:rFonts w:eastAsia="MS Mincho"/>
+          <w:sz w:val="26"/>
+          <w:szCs w:val="26"/>
+          <w:lang w:val="vi-VN" w:eastAsia="ja-JP"/>
+        </w:rPr>
+        <w:t xml:space="preserve"> 2, Chu kỳ 50 </w:t>
+      </w:r>
+      <w:proofErr w:type="spellStart"/>
+      <w:r>
+        <w:rPr>
+          <w:rFonts w:eastAsia="MS Mincho"/>
+          <w:sz w:val="26"/>
+          <w:szCs w:val="26"/>
+          <w:lang w:val="vi-VN" w:eastAsia="ja-JP"/>
+        </w:rPr>
+        <w:t>ms</w:t>
+      </w:r>
+      <w:proofErr w:type="spellEnd"/>
+      <w:r>
+        <w:rPr>
+          <w:rFonts w:eastAsia="MS Mincho"/>
+          <w:sz w:val="26"/>
+          <w:szCs w:val="26"/>
+          <w:lang w:val="vi-VN" w:eastAsia="ja-JP"/>
+        </w:rPr>
+        <w:t xml:space="preserve">): Đọc dữ liệu từ </w:t>
+      </w:r>
+      <w:r>
+        <w:rPr>
+          <w:rFonts w:eastAsia="MS Mincho"/>
+          <w:sz w:val="26"/>
+          <w:szCs w:val="26"/>
+          <w:lang w:val="vi-VN" w:eastAsia="ja-JP"/>
+        </w:rPr>
+        <w:t xml:space="preserve">QUEUE_DRIVESTATUS, </w:t>
+      </w:r>
+      <w:r>
+        <w:rPr>
+          <w:rFonts w:eastAsia="MS Mincho"/>
+          <w:sz w:val="26"/>
+          <w:szCs w:val="26"/>
+          <w:lang w:val="vi-VN" w:eastAsia="ja-JP"/>
+        </w:rPr>
+        <w:t xml:space="preserve">cảm biến </w:t>
+      </w:r>
+      <w:proofErr w:type="spellStart"/>
+      <w:r>
+        <w:rPr>
+          <w:rFonts w:eastAsia="MS Mincho"/>
+          <w:sz w:val="26"/>
+          <w:szCs w:val="26"/>
+          <w:lang w:val="vi-VN" w:eastAsia="ja-JP"/>
+        </w:rPr>
+        <w:t>Hall</w:t>
+      </w:r>
+      <w:proofErr w:type="spellEnd"/>
+      <w:r>
+        <w:rPr>
+          <w:rFonts w:eastAsia="MS Mincho"/>
+          <w:sz w:val="26"/>
+          <w:szCs w:val="26"/>
+          <w:lang w:val="vi-VN" w:eastAsia="ja-JP"/>
+        </w:rPr>
+        <w:t xml:space="preserve"> (đếm xung)</w:t>
+      </w:r>
+      <w:r>
+        <w:rPr>
+          <w:rFonts w:eastAsia="MS Mincho"/>
+          <w:sz w:val="26"/>
+          <w:szCs w:val="26"/>
+          <w:lang w:val="vi-VN" w:eastAsia="ja-JP"/>
+        </w:rPr>
+        <w:t>,</w:t>
+      </w:r>
+      <w:r>
+        <w:rPr>
+          <w:rFonts w:eastAsia="MS Mincho"/>
+          <w:sz w:val="26"/>
+          <w:szCs w:val="26"/>
+          <w:lang w:val="vi-VN" w:eastAsia="ja-JP"/>
+        </w:rPr>
+        <w:t xml:space="preserve">  ADC (đo điện áp)</w:t>
+      </w:r>
+      <w:r>
+        <w:rPr>
+          <w:rFonts w:eastAsia="MS Mincho"/>
+          <w:sz w:val="26"/>
+          <w:szCs w:val="26"/>
+          <w:lang w:val="vi-VN" w:eastAsia="ja-JP"/>
+        </w:rPr>
+        <w:t xml:space="preserve"> và </w:t>
+      </w:r>
+      <w:r>
+        <w:rPr>
+          <w:rFonts w:eastAsia="MS Mincho"/>
+          <w:sz w:val="26"/>
+          <w:szCs w:val="26"/>
+          <w:lang w:val="vi-VN" w:eastAsia="ja-JP"/>
+        </w:rPr>
+        <w:t xml:space="preserve">xử lý lọc nhiễu trước khi gửi </w:t>
+      </w:r>
+      <w:r>
+        <w:rPr>
+          <w:rFonts w:eastAsia="MS Mincho"/>
+          <w:sz w:val="26"/>
+          <w:szCs w:val="26"/>
+          <w:lang w:val="vi-VN" w:eastAsia="ja-JP"/>
+        </w:rPr>
+        <w:t>dữ liệu</w:t>
+      </w:r>
+      <w:r>
+        <w:rPr>
+          <w:rFonts w:eastAsia="MS Mincho"/>
+          <w:sz w:val="26"/>
+          <w:szCs w:val="26"/>
+          <w:lang w:val="vi-VN" w:eastAsia="ja-JP"/>
+        </w:rPr>
+        <w:t xml:space="preserve"> giám sát</w:t>
+      </w:r>
+      <w:r>
+        <w:rPr>
+          <w:rFonts w:eastAsia="MS Mincho"/>
+          <w:sz w:val="26"/>
+          <w:szCs w:val="26"/>
+          <w:lang w:val="vi-VN" w:eastAsia="ja-JP"/>
+        </w:rPr>
+        <w:t xml:space="preserve"> vào QUEUE_REPORT</w:t>
+      </w:r>
+      <w:r>
+        <w:rPr>
+          <w:rFonts w:eastAsia="MS Mincho"/>
+          <w:sz w:val="26"/>
+          <w:szCs w:val="26"/>
+          <w:lang w:val="vi-VN" w:eastAsia="ja-JP"/>
+        </w:rPr>
+        <w:t>.</w:t>
+      </w:r>
+    </w:p>
+    <w:p>
+      <w:pPr>
+        <w:pStyle w:val="ListParagraph"/>
+        <w:numPr>
+          <w:ilvl w:val="1"/>
+          <w:numId w:val="8"/>
+        </w:numPr>
+        <w:spacing w:line="276" w:lineRule="auto"/>
+        <w:ind w:left="1080"/>
+        <w:rPr>
+          <w:rFonts w:eastAsia="MS Mincho"/>
+          <w:i/>
+          <w:iCs/>
+          <w:sz w:val="26"/>
+          <w:szCs w:val="26"/>
+          <w:u w:val="single"/>
+          <w:lang w:val="vi-VN" w:eastAsia="ja-JP"/>
+        </w:rPr>
+      </w:pPr>
+      <w:r>
+        <w:rPr>
+          <w:rFonts w:eastAsia="MS Mincho"/>
+          <w:sz w:val="26"/>
+          <w:szCs w:val="26"/>
+          <w:lang w:val="vi-VN" w:eastAsia="ja-JP"/>
+        </w:rPr>
+        <w:t>Tác vụ REPORT (</w:t>
+      </w:r>
+      <w:proofErr w:type="spellStart"/>
+      <w:r>
+        <w:rPr>
+          <w:rFonts w:eastAsia="MS Mincho"/>
+          <w:sz w:val="26"/>
+          <w:szCs w:val="26"/>
+          <w:lang w:val="vi-VN" w:eastAsia="ja-JP"/>
+        </w:rPr>
+        <w:t>Core</w:t>
+      </w:r>
+      <w:proofErr w:type="spellEnd"/>
+      <w:r>
+        <w:rPr>
+          <w:rFonts w:eastAsia="MS Mincho"/>
+          <w:sz w:val="26"/>
+          <w:szCs w:val="26"/>
+          <w:lang w:val="vi-VN" w:eastAsia="ja-JP"/>
+        </w:rPr>
+        <w:t xml:space="preserve"> 0, </w:t>
+      </w:r>
+      <w:proofErr w:type="spellStart"/>
+      <w:r>
+        <w:rPr>
+          <w:rFonts w:eastAsia="MS Mincho"/>
+          <w:sz w:val="26"/>
+          <w:szCs w:val="26"/>
+          <w:lang w:val="vi-VN" w:eastAsia="ja-JP"/>
+        </w:rPr>
+        <w:t>Priority</w:t>
+      </w:r>
+      <w:proofErr w:type="spellEnd"/>
+      <w:r>
+        <w:rPr>
+          <w:rFonts w:eastAsia="MS Mincho"/>
+          <w:sz w:val="26"/>
+          <w:szCs w:val="26"/>
+          <w:lang w:val="vi-VN" w:eastAsia="ja-JP"/>
+        </w:rPr>
+        <w:t xml:space="preserve"> 1, Chu kỳ 100 </w:t>
+      </w:r>
+      <w:proofErr w:type="spellStart"/>
+      <w:r>
+        <w:rPr>
+          <w:rFonts w:eastAsia="MS Mincho"/>
+          <w:sz w:val="26"/>
+          <w:szCs w:val="26"/>
+          <w:lang w:val="vi-VN" w:eastAsia="ja-JP"/>
+        </w:rPr>
+        <w:t>ms</w:t>
+      </w:r>
+      <w:proofErr w:type="spellEnd"/>
+      <w:r>
+        <w:rPr>
+          <w:rFonts w:eastAsia="MS Mincho"/>
+          <w:sz w:val="26"/>
+          <w:szCs w:val="26"/>
+          <w:lang w:val="vi-VN" w:eastAsia="ja-JP"/>
+        </w:rPr>
+        <w:t>):</w:t>
+      </w:r>
+      <w:r>
+        <w:rPr>
+          <w:rFonts w:eastAsia="MS Mincho"/>
+          <w:sz w:val="26"/>
+          <w:szCs w:val="26"/>
+          <w:lang w:val="vi-VN" w:eastAsia="ja-JP"/>
+        </w:rPr>
+        <w:t xml:space="preserve"> Quản lý kết nối mạng, nhận dữ liệu từ QUEUE_REPORT, đóng gói dữ liệu giám sát thành chuỗi JSON truyền tải qua </w:t>
+      </w:r>
+      <w:proofErr w:type="spellStart"/>
+      <w:r>
+        <w:rPr>
+          <w:rFonts w:eastAsia="MS Mincho"/>
+          <w:sz w:val="26"/>
+          <w:szCs w:val="26"/>
+          <w:lang w:val="vi-VN" w:eastAsia="ja-JP"/>
+        </w:rPr>
+        <w:t>Webserver</w:t>
+      </w:r>
+      <w:proofErr w:type="spellEnd"/>
+      <w:r>
+        <w:rPr>
+          <w:rFonts w:eastAsia="MS Mincho"/>
+          <w:sz w:val="26"/>
+          <w:szCs w:val="26"/>
+          <w:lang w:val="vi-VN" w:eastAsia="ja-JP"/>
+        </w:rPr>
+        <w:t xml:space="preserve"> và tay cầm ESP-</w:t>
+      </w:r>
+      <w:proofErr w:type="spellStart"/>
+      <w:r>
+        <w:rPr>
+          <w:rFonts w:eastAsia="MS Mincho"/>
+          <w:sz w:val="26"/>
+          <w:szCs w:val="26"/>
+          <w:lang w:val="vi-VN" w:eastAsia="ja-JP"/>
+        </w:rPr>
+        <w:t>Now</w:t>
+      </w:r>
+      <w:proofErr w:type="spellEnd"/>
+      <w:r>
+        <w:rPr>
+          <w:rFonts w:eastAsia="MS Mincho"/>
+          <w:sz w:val="26"/>
+          <w:szCs w:val="26"/>
+          <w:lang w:val="vi-VN" w:eastAsia="ja-JP"/>
+        </w:rPr>
+        <w:t>.</w:t>
       </w:r>
     </w:p>
     <w:p>
@@ -1654,10 +2237,11 @@
           <w:u w:val="single"/>
           <w:lang w:val="vi-VN" w:eastAsia="ja-JP"/>
         </w:rPr>
+        <w:lastRenderedPageBreak/>
         <w:drawing>
-          <wp:inline distT="0" distB="0" distL="0" distR="0" wp14:anchorId="561A85B6" wp14:editId="6B69F252">
-            <wp:extent cx="6527800" cy="3672205"/>
-            <wp:effectExtent l="0" t="0" r="6350" b="4445"/>
+          <wp:inline distT="0" distB="0" distL="0" distR="0" wp14:anchorId="561A85B6" wp14:editId="133DA7B7">
+            <wp:extent cx="6527800" cy="3671887"/>
+            <wp:effectExtent l="0" t="0" r="6350" b="5080"/>
             <wp:docPr id="1369166474" name="Picture 3"/>
             <wp:cNvGraphicFramePr>
               <a:graphicFrameLocks xmlns:a="http://schemas.openxmlformats.org/drawingml/2006/main" noChangeAspect="1"/>
@@ -1666,7 +2250,7 @@
               <a:graphicData uri="http://schemas.openxmlformats.org/drawingml/2006/picture">
                 <pic:pic xmlns:pic="http://schemas.openxmlformats.org/drawingml/2006/picture">
                   <pic:nvPicPr>
-                    <pic:cNvPr id="1369166474" name="Picture 1369166474"/>
+                    <pic:cNvPr id="1369166474" name="Picture 3"/>
                     <pic:cNvPicPr/>
                   </pic:nvPicPr>
                   <pic:blipFill>
@@ -1684,7 +2268,7 @@
                   <pic:spPr>
                     <a:xfrm>
                       <a:off x="0" y="0"/>
-                      <a:ext cx="6527800" cy="3672205"/>
+                      <a:ext cx="6527800" cy="3671887"/>
                     </a:xfrm>
                     <a:prstGeom prst="rect">
                       <a:avLst/>
@@ -1700,11 +2284,14 @@
     <w:p>
       <w:pPr>
         <w:pStyle w:val="Tnhnh"/>
-      </w:pPr>
-      <w:r>
         <w:rPr>
           <w:rFonts w:hint="eastAsia"/>
         </w:rPr>
+      </w:pPr>
+      <w:r>
+        <w:rPr>
+          <w:rFonts w:hint="eastAsia"/>
+        </w:rPr>
         <w:t>Hình 2: Gi</w:t>
       </w:r>
       <w:r>
@@ -1750,16 +2337,17 @@
         <w:rPr>
           <w:rFonts w:hint="eastAsia"/>
         </w:rPr>
-        <w:t xml:space="preserve">ng các </w:t>
-      </w:r>
-      <w:proofErr w:type="spellStart"/>
+        <w:t>ng các t</w:t>
+      </w:r>
       <w:r>
         <w:rPr>
           <w:rFonts w:hint="eastAsia"/>
         </w:rPr>
-        <w:t>task</w:t>
-      </w:r>
-      <w:proofErr w:type="spellEnd"/>
+        <w:t>ác v</w:t>
+      </w:r>
+      <w:r>
+        <w:t>ụ</w:t>
+      </w:r>
     </w:p>
     <w:p>
       <w:pPr>
@@ -1775,11 +2363,10 @@
           <w:rFonts w:hint="eastAsia"/>
           <w:noProof/>
         </w:rPr>
-        <w:lastRenderedPageBreak/>
         <w:drawing>
-          <wp:inline distT="0" distB="0" distL="0" distR="0" wp14:anchorId="117560D0" wp14:editId="7DB0318D">
-            <wp:extent cx="6527800" cy="3672205"/>
-            <wp:effectExtent l="0" t="0" r="6350" b="4445"/>
+          <wp:inline distT="0" distB="0" distL="0" distR="0" wp14:anchorId="117560D0" wp14:editId="2B7ECB3C">
+            <wp:extent cx="6527800" cy="3671887"/>
+            <wp:effectExtent l="0" t="0" r="6350" b="5080"/>
             <wp:docPr id="1885046662" name="Picture 4"/>
             <wp:cNvGraphicFramePr>
               <a:graphicFrameLocks xmlns:a="http://schemas.openxmlformats.org/drawingml/2006/main" noChangeAspect="1"/>
@@ -1788,7 +2375,7 @@
               <a:graphicData uri="http://schemas.openxmlformats.org/drawingml/2006/picture">
                 <pic:pic xmlns:pic="http://schemas.openxmlformats.org/drawingml/2006/picture">
                   <pic:nvPicPr>
-                    <pic:cNvPr id="1885046662" name="Picture 1885046662"/>
+                    <pic:cNvPr id="1885046662" name="Picture 4"/>
                     <pic:cNvPicPr/>
                   </pic:nvPicPr>
                   <pic:blipFill>
@@ -1806,7 +2393,7 @@
                   <pic:spPr>
                     <a:xfrm>
                       <a:off x="0" y="0"/>
-                      <a:ext cx="6527800" cy="3672205"/>
+                      <a:ext cx="6527800" cy="3671887"/>
                     </a:xfrm>
                     <a:prstGeom prst="rect">
                       <a:avLst/>
@@ -1977,8 +2564,9 @@
           <w:u w:val="single"/>
           <w:lang w:val="vi-VN" w:eastAsia="ja-JP"/>
         </w:rPr>
+        <w:lastRenderedPageBreak/>
         <w:drawing>
-          <wp:inline distT="0" distB="0" distL="0" distR="0" wp14:anchorId="0BF2200C" wp14:editId="7343736E">
+          <wp:inline distT="0" distB="0" distL="0" distR="0" wp14:anchorId="0BF2200C" wp14:editId="5B5E63A5">
             <wp:extent cx="6527800" cy="3672205"/>
             <wp:effectExtent l="0" t="0" r="6350" b="4445"/>
             <wp:docPr id="2058122838" name="Picture 6"/>
@@ -2103,9 +2691,8 @@
           <w:rFonts w:hint="eastAsia"/>
           <w:noProof/>
         </w:rPr>
-        <w:lastRenderedPageBreak/>
         <w:drawing>
-          <wp:inline distT="0" distB="0" distL="0" distR="0" wp14:anchorId="5003588E" wp14:editId="06CCA0DA">
+          <wp:inline distT="0" distB="0" distL="0" distR="0" wp14:anchorId="5003588E" wp14:editId="4FBE876E">
             <wp:extent cx="6527800" cy="3672205"/>
             <wp:effectExtent l="0" t="0" r="6350" b="4445"/>
             <wp:docPr id="301877688" name="Picture 7"/>
@@ -2360,8 +2947,9 @@
           <w:u w:val="single"/>
           <w:lang w:val="vi-VN" w:eastAsia="ja-JP"/>
         </w:rPr>
+        <w:lastRenderedPageBreak/>
         <w:drawing>
-          <wp:inline distT="0" distB="0" distL="0" distR="0" wp14:anchorId="3B10EFE1" wp14:editId="7736A7B4">
+          <wp:inline distT="0" distB="0" distL="0" distR="0" wp14:anchorId="3B10EFE1" wp14:editId="08B2D5BE">
             <wp:extent cx="6527800" cy="3672205"/>
             <wp:effectExtent l="0" t="0" r="6350" b="4445"/>
             <wp:docPr id="309875107" name="Picture 8"/>
@@ -2450,9 +3038,8 @@
           <w:rFonts w:hint="eastAsia"/>
           <w:noProof/>
         </w:rPr>
-        <w:lastRenderedPageBreak/>
         <w:drawing>
-          <wp:inline distT="0" distB="0" distL="0" distR="0" wp14:anchorId="14B94659" wp14:editId="4F83328A">
+          <wp:inline distT="0" distB="0" distL="0" distR="0" wp14:anchorId="14B94659" wp14:editId="0A0BFB42">
             <wp:extent cx="6527800" cy="3672205"/>
             <wp:effectExtent l="0" t="0" r="6350" b="4445"/>
             <wp:docPr id="31365427" name="Picture 9"/>
@@ -2591,8 +3178,9 @@
           <w:szCs w:val="26"/>
           <w:lang w:val="vi-VN" w:eastAsia="ja-JP"/>
         </w:rPr>
+        <w:lastRenderedPageBreak/>
         <w:drawing>
-          <wp:inline distT="0" distB="0" distL="0" distR="0" wp14:anchorId="711B249B" wp14:editId="0592102D">
+          <wp:inline distT="0" distB="0" distL="0" distR="0" wp14:anchorId="711B249B" wp14:editId="6E212EC4">
             <wp:extent cx="6527800" cy="3672205"/>
             <wp:effectExtent l="0" t="0" r="6350" b="4445"/>
             <wp:docPr id="413068675" name="Picture 10"/>
@@ -2806,9 +3394,8 @@
           <w:noProof/>
           <w:lang w:eastAsia="ja-JP"/>
         </w:rPr>
-        <w:lastRenderedPageBreak/>
         <w:drawing>
-          <wp:inline distT="0" distB="0" distL="0" distR="0" wp14:anchorId="2B15B9B8" wp14:editId="3488F7AA">
+          <wp:inline distT="0" distB="0" distL="0" distR="0" wp14:anchorId="2B15B9B8" wp14:editId="67A2DDBB">
             <wp:extent cx="6527800" cy="3672205"/>
             <wp:effectExtent l="0" t="0" r="6350" b="4445"/>
             <wp:docPr id="1498136198" name="Picture 11"/>
@@ -2894,6 +3481,7 @@
         <w:ind w:left="274"/>
       </w:pPr>
       <w:r>
+        <w:lastRenderedPageBreak/>
         <w:t>4.4. Các nội dung thực hiện &amp; Kết quả:</w:t>
       </w:r>
     </w:p>
@@ -4817,7 +5405,7 @@
         <w:ind w:left="900" w:hanging="360"/>
         <w:jc w:val="both"/>
         <w:rPr>
-          <w:rFonts w:eastAsia="MS Mincho" w:hint="eastAsia"/>
+          <w:rFonts w:eastAsia="MS Mincho"/>
           <w:b/>
           <w:sz w:val="26"/>
           <w:szCs w:val="26"/>
@@ -5066,7 +5654,6 @@
           <w:rFonts w:eastAsia="MS Mincho"/>
           <w:lang w:eastAsia="ja-JP"/>
         </w:rPr>
-        <w:lastRenderedPageBreak/>
         <w:t xml:space="preserve">Giới hạn về giao diện hiển thị: Đề tài chỉ tập trung thiết kế giao diện trên </w:t>
       </w:r>
       <w:proofErr w:type="spellStart"/>
@@ -5780,6 +6367,7 @@
           <w:b/>
           <w:w w:val="95"/>
         </w:rPr>
+        <w:lastRenderedPageBreak/>
         <w:t>SVTH:</w:t>
       </w:r>
       <w:r>
@@ -6850,7 +7438,7 @@
   <w:abstractNum w:abstractNumId="6" w15:restartNumberingAfterBreak="0">
     <w:nsid w:val="459F3A79"/>
     <w:multiLevelType w:val="hybridMultilevel"/>
-    <w:tmpl w:val="AF90CE5E"/>
+    <w:tmpl w:val="12103942"/>
     <w:lvl w:ilvl="0" w:tplc="456EEAD0">
       <w:start w:val="1"/>
       <w:numFmt w:val="bullet"/>
@@ -6863,16 +7451,16 @@
         <w:rFonts w:ascii="Symbol" w:hAnsi="Symbol" w:hint="default"/>
       </w:rPr>
     </w:lvl>
-    <w:lvl w:ilvl="1" w:tplc="04090003" w:tentative="1">
+    <w:lvl w:ilvl="1" w:tplc="28CC64BC">
       <w:start w:val="1"/>
       <w:numFmt w:val="bullet"/>
-      <w:lvlText w:val="o"/>
+      <w:lvlText w:val=""/>
       <w:lvlJc w:val="left"/>
       <w:pPr>
         <w:ind w:left="1440" w:hanging="360"/>
       </w:pPr>
       <w:rPr>
-        <w:rFonts w:ascii="Courier New" w:hAnsi="Courier New" w:cs="Courier New" w:hint="default"/>
+        <w:rFonts w:ascii="Symbol" w:hAnsi="Symbol" w:hint="default"/>
       </w:rPr>
     </w:lvl>
     <w:lvl w:ilvl="2" w:tplc="04090005" w:tentative="1">
@@ -7076,7 +7664,7 @@
   <w:abstractNum w:abstractNumId="8" w15:restartNumberingAfterBreak="0">
     <w:nsid w:val="500810D3"/>
     <w:multiLevelType w:val="hybridMultilevel"/>
-    <w:tmpl w:val="8BC22D9A"/>
+    <w:tmpl w:val="5D94706E"/>
     <w:lvl w:ilvl="0" w:tplc="456EEAD0">
       <w:start w:val="1"/>
       <w:numFmt w:val="bullet"/>
@@ -7089,16 +7677,16 @@
         <w:rFonts w:ascii="Symbol" w:hAnsi="Symbol" w:hint="default"/>
       </w:rPr>
     </w:lvl>
-    <w:lvl w:ilvl="1" w:tplc="04090003" w:tentative="1">
+    <w:lvl w:ilvl="1" w:tplc="0A7CB006">
       <w:start w:val="1"/>
       <w:numFmt w:val="bullet"/>
-      <w:lvlText w:val="o"/>
+      <w:lvlText w:val="+"/>
       <w:lvlJc w:val="left"/>
       <w:pPr>
-        <w:ind w:left="1440" w:hanging="360"/>
+        <w:ind w:left="2160" w:hanging="360"/>
       </w:pPr>
       <w:rPr>
-        <w:rFonts w:ascii="Courier New" w:hAnsi="Courier New" w:cs="Courier New" w:hint="default"/>
+        <w:rFonts w:ascii="Courier New" w:hAnsi="Courier New" w:hint="default"/>
       </w:rPr>
     </w:lvl>
     <w:lvl w:ilvl="2" w:tplc="04090005" w:tentative="1">

--- a/Khanh_Form_Bao cao tom tat LVTN_VN .docx
+++ b/Khanh_Form_Bao cao tom tat LVTN_VN .docx
@@ -211,24 +211,14 @@
       </w:r>
       <w:r>
         <w:rPr>
+          <w:rFonts w:eastAsia="MS Mincho" w:hint="eastAsia"/>
           <w:spacing w:val="-2"/>
+          <w:lang w:eastAsia="ja-JP"/>
         </w:rPr>
         <w:t xml:space="preserve"> </w:t>
       </w:r>
       <w:r>
-        <w:t>LUẬN</w:t>
-      </w:r>
-      <w:r>
-        <w:rPr>
-          <w:spacing w:val="-3"/>
-        </w:rPr>
-        <w:t xml:space="preserve"> </w:t>
-      </w:r>
-      <w:r>
-        <w:t>VĂN</w:t>
-      </w:r>
-      <w:r>
-        <w:t>/ĐỒ ÁN</w:t>
+        <w:t>ĐỒ ÁN</w:t>
       </w:r>
       <w:r>
         <w:rPr>
@@ -686,7 +676,7 @@
           <w:tab w:val="left" w:pos="1980"/>
           <w:tab w:val="left" w:leader="dot" w:pos="10080"/>
         </w:tabs>
-        <w:spacing w:before="240"/>
+        <w:spacing w:line="360" w:lineRule="auto"/>
         <w:ind w:left="270"/>
         <w:rPr>
           <w:rFonts w:eastAsia="MS Mincho"/>
@@ -708,7 +698,7 @@
           <w:tab w:val="left" w:pos="1980"/>
           <w:tab w:val="left" w:leader="dot" w:pos="10080"/>
         </w:tabs>
-        <w:spacing w:before="240"/>
+        <w:spacing w:line="360" w:lineRule="auto"/>
         <w:rPr>
           <w:rFonts w:eastAsia="MS Mincho"/>
           <w:lang w:eastAsia="ja-JP"/>
@@ -729,7 +719,7 @@
           <w:tab w:val="left" w:pos="1980"/>
           <w:tab w:val="left" w:leader="dot" w:pos="10080"/>
         </w:tabs>
-        <w:spacing w:before="240"/>
+        <w:spacing w:line="360" w:lineRule="auto"/>
         <w:ind w:left="720"/>
         <w:rPr>
           <w:rFonts w:eastAsia="MS Mincho"/>
@@ -783,7 +773,7 @@
           <w:tab w:val="left" w:pos="1980"/>
           <w:tab w:val="left" w:leader="dot" w:pos="10080"/>
         </w:tabs>
-        <w:spacing w:before="240"/>
+        <w:spacing w:line="360" w:lineRule="auto"/>
         <w:rPr>
           <w:rFonts w:eastAsia="MS Mincho"/>
           <w:lang w:eastAsia="ja-JP"/>
@@ -808,7 +798,7 @@
           <w:tab w:val="left" w:pos="1980"/>
           <w:tab w:val="left" w:leader="dot" w:pos="10080"/>
         </w:tabs>
-        <w:spacing w:before="240"/>
+        <w:spacing w:line="360" w:lineRule="auto"/>
         <w:rPr>
           <w:rFonts w:eastAsia="MS Mincho"/>
           <w:lang w:eastAsia="ja-JP"/>
@@ -840,8 +830,8 @@
           <w:tab w:val="left" w:pos="1980"/>
           <w:tab w:val="left" w:leader="dot" w:pos="10080"/>
         </w:tabs>
-        <w:spacing w:before="240"/>
-        <w:ind w:left="1890" w:hanging="90"/>
+        <w:spacing w:line="360" w:lineRule="auto"/>
+        <w:ind w:left="1886" w:hanging="86"/>
         <w:rPr>
           <w:rFonts w:eastAsia="MS Mincho"/>
           <w:lang w:eastAsia="ja-JP"/>
@@ -868,7 +858,28 @@
           <w:rFonts w:eastAsia="MS Mincho"/>
           <w:lang w:val="vi-VN" w:eastAsia="ja-JP"/>
         </w:rPr>
-        <w:t xml:space="preserve"> khiển tốc độ và hướng, có thể lựa chọn điều khiển qua 1 trong 3 phương thức sau: Tay cầm RC, Giao diện điều khiển </w:t>
+        <w:t xml:space="preserve"> khiển tốc độ và hướng, có thể lựa chọn điều khiển qua 1 trong 3 </w:t>
+      </w:r>
+      <w:r>
+        <w:rPr>
+          <w:rFonts w:eastAsia="MS Mincho"/>
+          <w:lang w:val="vi-VN" w:eastAsia="ja-JP"/>
+        </w:rPr>
+        <w:t>nguồ</w:t>
+      </w:r>
+      <w:r>
+        <w:rPr>
+          <w:rFonts w:eastAsia="MS Mincho" w:hint="eastAsia"/>
+          <w:lang w:val="vi-VN" w:eastAsia="ja-JP"/>
+        </w:rPr>
+        <w:t>n</w:t>
+      </w:r>
+      <w:r>
+        <w:rPr>
+          <w:rFonts w:eastAsia="MS Mincho"/>
+          <w:lang w:val="vi-VN" w:eastAsia="ja-JP"/>
+        </w:rPr>
+        <w:t xml:space="preserve"> sau: Tay cầm RC, Giao diện điều khiển </w:t>
       </w:r>
       <w:proofErr w:type="spellStart"/>
       <w:r>
@@ -898,7 +909,7 @@
           <w:tab w:val="left" w:pos="1980"/>
           <w:tab w:val="left" w:leader="dot" w:pos="10080"/>
         </w:tabs>
-        <w:spacing w:before="240"/>
+        <w:spacing w:line="360" w:lineRule="auto"/>
         <w:ind w:left="1980" w:hanging="180"/>
         <w:rPr>
           <w:rFonts w:eastAsia="MS Mincho"/>
@@ -931,49 +942,28 @@
     </w:p>
     <w:p>
       <w:pPr>
-        <w:pStyle w:val="BodyText"/>
+        <w:pStyle w:val="ListParagraph"/>
         <w:numPr>
           <w:ilvl w:val="1"/>
           <w:numId w:val="7"/>
         </w:numPr>
-        <w:tabs>
-          <w:tab w:val="left" w:pos="1980"/>
-          <w:tab w:val="left" w:leader="dot" w:pos="10080"/>
-        </w:tabs>
-        <w:spacing w:before="240"/>
+        <w:spacing w:line="360" w:lineRule="auto"/>
         <w:ind w:left="1980" w:hanging="180"/>
         <w:rPr>
           <w:rFonts w:eastAsia="MS Mincho"/>
-          <w:lang w:eastAsia="ja-JP"/>
-        </w:rPr>
-      </w:pPr>
-      <w:r>
-        <w:rPr>
-          <w:rFonts w:eastAsia="MS Mincho"/>
-          <w:lang w:eastAsia="ja-JP"/>
-        </w:rPr>
-        <w:t>C</w:t>
-      </w:r>
-      <w:r>
-        <w:rPr>
-          <w:rFonts w:eastAsia="MS Mincho"/>
-          <w:lang w:val="vi-VN" w:eastAsia="ja-JP"/>
-        </w:rPr>
-        <w:t xml:space="preserve">ơ chế </w:t>
-      </w:r>
-      <w:r>
-        <w:rPr>
-          <w:rFonts w:eastAsia="MS Mincho" w:hint="eastAsia"/>
-          <w:lang w:val="vi-VN" w:eastAsia="ja-JP"/>
-        </w:rPr>
-        <w:t>an toàn</w:t>
-      </w:r>
-      <w:r>
-        <w:rPr>
-          <w:rFonts w:eastAsia="MS Mincho"/>
-          <w:lang w:val="vi-VN" w:eastAsia="ja-JP"/>
-        </w:rPr>
-        <w:t>: xe sẽ dừng lại khi mất kết nối tín hiệu điều khiển hiện tại.</w:t>
+          <w:sz w:val="26"/>
+          <w:szCs w:val="26"/>
+          <w:lang w:eastAsia="ja-JP"/>
+        </w:rPr>
+      </w:pPr>
+      <w:r>
+        <w:rPr>
+          <w:rFonts w:eastAsia="MS Mincho"/>
+          <w:sz w:val="26"/>
+          <w:szCs w:val="26"/>
+          <w:lang w:eastAsia="ja-JP"/>
+        </w:rPr>
+        <w:t>Cơ chế an toàn cho xe sẽ dừng lại và thông báo người dùng khi mất kết nối tín hiệu điều khiển hiện tại.</w:t>
       </w:r>
     </w:p>
     <w:p>
@@ -987,178 +977,7 @@
           <w:tab w:val="left" w:pos="1980"/>
           <w:tab w:val="left" w:leader="dot" w:pos="10080"/>
         </w:tabs>
-        <w:spacing w:before="240"/>
-        <w:rPr>
-          <w:rFonts w:eastAsia="MS Mincho"/>
-          <w:lang w:eastAsia="ja-JP"/>
-        </w:rPr>
-      </w:pPr>
-      <w:r>
-        <w:rPr>
-          <w:rFonts w:eastAsia="MS Mincho"/>
-          <w:lang w:eastAsia="ja-JP"/>
-        </w:rPr>
-        <w:t>Yêu cầu về công nghệ:</w:t>
-      </w:r>
-    </w:p>
-    <w:p>
-      <w:pPr>
-        <w:pStyle w:val="BodyText"/>
-        <w:numPr>
-          <w:ilvl w:val="1"/>
-          <w:numId w:val="7"/>
-        </w:numPr>
-        <w:tabs>
-          <w:tab w:val="left" w:pos="1980"/>
-          <w:tab w:val="left" w:leader="dot" w:pos="10080"/>
-        </w:tabs>
-        <w:spacing w:before="240"/>
-        <w:rPr>
-          <w:rFonts w:eastAsia="MS Mincho"/>
-          <w:lang w:eastAsia="ja-JP"/>
-        </w:rPr>
-      </w:pPr>
-      <w:r>
-        <w:rPr>
-          <w:rFonts w:eastAsia="MS Mincho"/>
-          <w:lang w:eastAsia="ja-JP"/>
-        </w:rPr>
-        <w:t>S</w:t>
-      </w:r>
-      <w:r>
-        <w:rPr>
-          <w:rFonts w:eastAsia="MS Mincho"/>
-          <w:lang w:val="vi-VN" w:eastAsia="ja-JP"/>
-        </w:rPr>
-        <w:t xml:space="preserve">ử dụng 2 </w:t>
-      </w:r>
-      <w:proofErr w:type="spellStart"/>
-      <w:r>
-        <w:rPr>
-          <w:rFonts w:eastAsia="MS Mincho"/>
-          <w:lang w:val="vi-VN" w:eastAsia="ja-JP"/>
-        </w:rPr>
-        <w:t>core</w:t>
-      </w:r>
-      <w:proofErr w:type="spellEnd"/>
-      <w:r>
-        <w:rPr>
-          <w:rFonts w:eastAsia="MS Mincho"/>
-          <w:lang w:val="vi-VN" w:eastAsia="ja-JP"/>
-        </w:rPr>
-        <w:t xml:space="preserve"> xử lý trên ESP32.</w:t>
-      </w:r>
-    </w:p>
-    <w:p>
-      <w:pPr>
-        <w:pStyle w:val="BodyText"/>
-        <w:numPr>
-          <w:ilvl w:val="1"/>
-          <w:numId w:val="7"/>
-        </w:numPr>
-        <w:tabs>
-          <w:tab w:val="left" w:pos="1980"/>
-          <w:tab w:val="left" w:leader="dot" w:pos="10080"/>
-        </w:tabs>
-        <w:spacing w:before="240"/>
-        <w:rPr>
-          <w:rFonts w:eastAsia="MS Mincho"/>
-          <w:lang w:eastAsia="ja-JP"/>
-        </w:rPr>
-      </w:pPr>
-      <w:r>
-        <w:rPr>
-          <w:rFonts w:eastAsia="MS Mincho"/>
-          <w:lang w:eastAsia="ja-JP"/>
-        </w:rPr>
-        <w:t>RTOS quản lý các tác vụ và giao tiếp gi</w:t>
-      </w:r>
-      <w:proofErr w:type="spellStart"/>
-      <w:r>
-        <w:rPr>
-          <w:rFonts w:eastAsia="MS Mincho"/>
-          <w:lang w:val="vi-VN" w:eastAsia="ja-JP"/>
-        </w:rPr>
-        <w:t>ữa</w:t>
-      </w:r>
-      <w:proofErr w:type="spellEnd"/>
-      <w:r>
-        <w:rPr>
-          <w:rFonts w:eastAsia="MS Mincho"/>
-          <w:lang w:val="vi-VN" w:eastAsia="ja-JP"/>
-        </w:rPr>
-        <w:t xml:space="preserve"> các </w:t>
-      </w:r>
-      <w:proofErr w:type="spellStart"/>
-      <w:r>
-        <w:rPr>
-          <w:rFonts w:eastAsia="MS Mincho"/>
-          <w:lang w:val="vi-VN" w:eastAsia="ja-JP"/>
-        </w:rPr>
-        <w:t>core</w:t>
-      </w:r>
-      <w:proofErr w:type="spellEnd"/>
-      <w:r>
-        <w:rPr>
-          <w:rFonts w:eastAsia="MS Mincho"/>
-          <w:lang w:val="vi-VN" w:eastAsia="ja-JP"/>
-        </w:rPr>
-        <w:t xml:space="preserve"> xử lý trên ESP32.</w:t>
-      </w:r>
-    </w:p>
-    <w:p>
-      <w:pPr>
-        <w:pStyle w:val="BodyText"/>
-        <w:numPr>
-          <w:ilvl w:val="1"/>
-          <w:numId w:val="7"/>
-        </w:numPr>
-        <w:tabs>
-          <w:tab w:val="left" w:pos="1980"/>
-          <w:tab w:val="left" w:leader="dot" w:pos="10080"/>
-        </w:tabs>
-        <w:spacing w:before="240"/>
-        <w:rPr>
-          <w:rFonts w:eastAsia="MS Mincho"/>
-          <w:lang w:eastAsia="ja-JP"/>
-        </w:rPr>
-      </w:pPr>
-      <w:r>
-        <w:rPr>
-          <w:rFonts w:eastAsia="MS Mincho"/>
-          <w:lang w:eastAsia="ja-JP"/>
-        </w:rPr>
-        <w:t>OOP xây d</w:t>
-      </w:r>
-      <w:proofErr w:type="spellStart"/>
-      <w:r>
-        <w:rPr>
-          <w:rFonts w:eastAsia="MS Mincho"/>
-          <w:lang w:val="vi-VN" w:eastAsia="ja-JP"/>
-        </w:rPr>
-        <w:t>ựng</w:t>
-      </w:r>
-      <w:proofErr w:type="spellEnd"/>
-      <w:r>
-        <w:rPr>
-          <w:rFonts w:eastAsia="MS Mincho"/>
-          <w:lang w:val="vi-VN" w:eastAsia="ja-JP"/>
-        </w:rPr>
-        <w:t xml:space="preserve"> cấu trúc phân lớp để quản lý các dữ liệu điều khiển.</w:t>
-      </w:r>
-    </w:p>
-    <w:p>
-      <w:pPr>
-        <w:pStyle w:val="BodyText"/>
-        <w:numPr>
-          <w:ilvl w:val="0"/>
-          <w:numId w:val="7"/>
-        </w:numPr>
-        <w:tabs>
-          <w:tab w:val="left" w:pos="1980"/>
-          <w:tab w:val="left" w:leader="dot" w:pos="10080"/>
-        </w:tabs>
-        <w:spacing w:before="240"/>
+        <w:spacing w:line="360" w:lineRule="auto"/>
         <w:rPr>
           <w:rFonts w:eastAsia="MS Mincho"/>
           <w:lang w:eastAsia="ja-JP"/>
@@ -1233,7 +1052,7 @@
         <w:tabs>
           <w:tab w:val="left" w:leader="dot" w:pos="10080"/>
         </w:tabs>
-        <w:spacing w:before="240"/>
+        <w:spacing w:line="360" w:lineRule="auto"/>
         <w:ind w:left="270"/>
         <w:rPr>
           <w:rFonts w:eastAsia="MS Mincho"/>
@@ -1250,75 +1069,56 @@
         <w:tabs>
           <w:tab w:val="left" w:leader="dot" w:pos="10080"/>
         </w:tabs>
-        <w:spacing w:before="240"/>
-        <w:rPr>
-          <w:rFonts w:eastAsia="MS Mincho"/>
-          <w:lang w:eastAsia="ja-JP"/>
-        </w:rPr>
-      </w:pPr>
-      <w:r>
-        <w:rPr>
-          <w:rFonts w:eastAsia="MS Mincho"/>
-          <w:u w:val="single"/>
-          <w:lang w:eastAsia="ja-JP"/>
-        </w:rPr>
-        <w:t>Vấn đề 1</w:t>
-      </w:r>
-      <w:r>
-        <w:rPr>
-          <w:rFonts w:eastAsia="MS Mincho"/>
-          <w:lang w:eastAsia="ja-JP"/>
-        </w:rPr>
-        <w:t xml:space="preserve">: Thiết kế chương trình điều khiển từ xa </w:t>
-      </w:r>
-      <w:r>
-        <w:rPr>
-          <w:rFonts w:eastAsia="MS Mincho"/>
-          <w:lang w:eastAsia="ja-JP"/>
-        </w:rPr>
-        <w:t>s</w:t>
-      </w:r>
-      <w:r>
-        <w:rPr>
-          <w:rFonts w:eastAsia="MS Mincho"/>
-          <w:lang w:val="vi-VN" w:eastAsia="ja-JP"/>
-        </w:rPr>
-        <w:t>ử dụng 1 trong</w:t>
-      </w:r>
-      <w:r>
-        <w:rPr>
-          <w:rFonts w:eastAsia="MS Mincho"/>
-          <w:lang w:eastAsia="ja-JP"/>
-        </w:rPr>
-        <w:t xml:space="preserve"> 3 nguồn điều khiển (</w:t>
+        <w:spacing w:line="360" w:lineRule="auto"/>
+        <w:ind w:left="720" w:firstLine="720"/>
+        <w:rPr>
+          <w:rFonts w:eastAsia="MS Mincho"/>
+          <w:lang w:eastAsia="ja-JP"/>
+        </w:rPr>
+      </w:pPr>
+      <w:proofErr w:type="spellStart"/>
+      <w:r>
+        <w:rPr>
+          <w:rFonts w:eastAsia="MS Mincho"/>
+          <w:lang w:eastAsia="ja-JP"/>
+        </w:rPr>
+        <w:t>Robot</w:t>
+      </w:r>
+      <w:proofErr w:type="spellEnd"/>
+      <w:r>
+        <w:rPr>
+          <w:rFonts w:eastAsia="MS Mincho"/>
+          <w:lang w:eastAsia="ja-JP"/>
+        </w:rPr>
+        <w:t xml:space="preserve"> </w:t>
       </w:r>
       <w:r>
         <w:rPr>
           <w:rFonts w:eastAsia="MS Mincho" w:hint="eastAsia"/>
           <w:lang w:eastAsia="ja-JP"/>
         </w:rPr>
-        <w:t>Tay c</w:t>
-      </w:r>
-      <w:r>
-        <w:rPr>
-          <w:rFonts w:eastAsia="MS Mincho"/>
-          <w:lang w:eastAsia="ja-JP"/>
-        </w:rPr>
-        <w:t>ầ</w:t>
+        <w:t>đ</w:t>
+      </w:r>
+      <w:r>
+        <w:rPr>
+          <w:rFonts w:eastAsia="MS Mincho"/>
+          <w:lang w:eastAsia="ja-JP"/>
+        </w:rPr>
+        <w:t>ị</w:t>
       </w:r>
       <w:r>
         <w:rPr>
           <w:rFonts w:eastAsia="MS Mincho" w:hint="eastAsia"/>
           <w:lang w:eastAsia="ja-JP"/>
         </w:rPr>
-        <w:t xml:space="preserve">m </w:t>
-      </w:r>
-      <w:r>
-        <w:rPr>
-          <w:rFonts w:eastAsia="MS Mincho"/>
-          <w:lang w:eastAsia="ja-JP"/>
-        </w:rPr>
-        <w:t xml:space="preserve">RC, </w:t>
+        <w:t>a hình 6x6</w:t>
+      </w:r>
+      <w:r>
+        <w:rPr>
+          <w:rFonts w:eastAsia="MS Mincho"/>
+          <w:lang w:eastAsia="ja-JP"/>
+        </w:rPr>
+        <w:t xml:space="preserve"> gồm ba phân hệ phối hợp khép kín: Giao tiếp, Điều khiển và Động lực. Vi điều khiển trung tâm (ESP32) tiếp nhận lệnh lái từ người dùng qua tay cầm RC, </w:t>
       </w:r>
       <w:proofErr w:type="spellStart"/>
       <w:r>
@@ -1326,7 +1126,7 @@
           <w:rFonts w:eastAsia="MS Mincho"/>
           <w:lang w:eastAsia="ja-JP"/>
         </w:rPr>
-        <w:t>WebServer</w:t>
+        <w:t>Web</w:t>
       </w:r>
       <w:proofErr w:type="spellEnd"/>
       <w:r>
@@ -1334,67 +1134,202 @@
           <w:rFonts w:eastAsia="MS Mincho"/>
           <w:lang w:eastAsia="ja-JP"/>
         </w:rPr>
-        <w:t>,</w:t>
+        <w:t xml:space="preserve"> hoặc ESP-NOW để xử lý </w:t>
       </w:r>
       <w:r>
         <w:rPr>
           <w:rFonts w:eastAsia="MS Mincho" w:hint="eastAsia"/>
           <w:lang w:eastAsia="ja-JP"/>
         </w:rPr>
-        <w:t xml:space="preserve"> Tay c</w:t>
-      </w:r>
-      <w:r>
-        <w:rPr>
-          <w:rFonts w:eastAsia="MS Mincho"/>
-          <w:lang w:eastAsia="ja-JP"/>
-        </w:rPr>
-        <w:t>ầ</w:t>
+        <w:t>phân quy</w:t>
+      </w:r>
+      <w:r>
+        <w:rPr>
+          <w:rFonts w:eastAsia="MS Mincho"/>
+          <w:lang w:eastAsia="ja-JP"/>
+        </w:rPr>
+        <w:t>ề</w:t>
       </w:r>
       <w:r>
         <w:rPr>
           <w:rFonts w:eastAsia="MS Mincho" w:hint="eastAsia"/>
           <w:lang w:eastAsia="ja-JP"/>
         </w:rPr>
-        <w:t xml:space="preserve">m </w:t>
-      </w:r>
-      <w:r>
-        <w:rPr>
-          <w:rFonts w:eastAsia="MS Mincho"/>
-          <w:lang w:eastAsia="ja-JP"/>
-        </w:rPr>
-        <w:t>ESP-NOW).</w:t>
+        <w:t>n</w:t>
+      </w:r>
+      <w:r>
+        <w:rPr>
+          <w:rFonts w:eastAsia="MS Mincho"/>
+          <w:lang w:eastAsia="ja-JP"/>
+        </w:rPr>
+        <w:t xml:space="preserve"> và máy trạng thái. Từ kết quả đó, ESP32 xuất tín hiệu điều khiển (PWM, phanh, đảo chiều) tới các </w:t>
+      </w:r>
+      <w:proofErr w:type="spellStart"/>
+      <w:r>
+        <w:rPr>
+          <w:rFonts w:eastAsia="MS Mincho"/>
+          <w:lang w:eastAsia="ja-JP"/>
+        </w:rPr>
+        <w:t>Motor</w:t>
+      </w:r>
+      <w:proofErr w:type="spellEnd"/>
+      <w:r>
+        <w:rPr>
+          <w:rFonts w:eastAsia="MS Mincho"/>
+          <w:lang w:eastAsia="ja-JP"/>
+        </w:rPr>
+        <w:t xml:space="preserve"> </w:t>
+      </w:r>
+      <w:proofErr w:type="spellStart"/>
+      <w:r>
+        <w:rPr>
+          <w:rFonts w:eastAsia="MS Mincho"/>
+          <w:lang w:eastAsia="ja-JP"/>
+        </w:rPr>
+        <w:t>Driver</w:t>
+      </w:r>
+      <w:proofErr w:type="spellEnd"/>
+      <w:r>
+        <w:rPr>
+          <w:rFonts w:eastAsia="MS Mincho"/>
+          <w:lang w:eastAsia="ja-JP"/>
+        </w:rPr>
+        <w:t xml:space="preserve"> để vận hành 6 động cơ, đồng thời liên tục đọc tín hiệu hồi tiếp từ cảm biến </w:t>
+      </w:r>
+      <w:proofErr w:type="spellStart"/>
+      <w:r>
+        <w:rPr>
+          <w:rFonts w:eastAsia="MS Mincho"/>
+          <w:lang w:eastAsia="ja-JP"/>
+        </w:rPr>
+        <w:t>Hall</w:t>
+      </w:r>
+      <w:proofErr w:type="spellEnd"/>
+      <w:r>
+        <w:rPr>
+          <w:rFonts w:eastAsia="MS Mincho"/>
+          <w:lang w:eastAsia="ja-JP"/>
+        </w:rPr>
+        <w:t xml:space="preserve"> để giám sát vận tốc</w:t>
+      </w:r>
+      <w:r>
+        <w:rPr>
+          <w:rFonts w:eastAsia="MS Mincho" w:hint="eastAsia"/>
+          <w:lang w:eastAsia="ja-JP"/>
+        </w:rPr>
+        <w:t>, đ</w:t>
+      </w:r>
+      <w:r>
+        <w:rPr>
+          <w:rFonts w:eastAsia="MS Mincho"/>
+          <w:lang w:eastAsia="ja-JP"/>
+        </w:rPr>
+        <w:t>ọ</w:t>
+      </w:r>
+      <w:r>
+        <w:rPr>
+          <w:rFonts w:eastAsia="MS Mincho" w:hint="eastAsia"/>
+          <w:lang w:eastAsia="ja-JP"/>
+        </w:rPr>
+        <w:t>c tín hi</w:t>
+      </w:r>
+      <w:r>
+        <w:rPr>
+          <w:rFonts w:eastAsia="MS Mincho"/>
+          <w:lang w:eastAsia="ja-JP"/>
+        </w:rPr>
+        <w:t>ệ</w:t>
+      </w:r>
+      <w:r>
+        <w:rPr>
+          <w:rFonts w:eastAsia="MS Mincho" w:hint="eastAsia"/>
+          <w:lang w:eastAsia="ja-JP"/>
+        </w:rPr>
+        <w:t>u đi</w:t>
+      </w:r>
+      <w:r>
+        <w:rPr>
+          <w:rFonts w:eastAsia="MS Mincho"/>
+          <w:lang w:eastAsia="ja-JP"/>
+        </w:rPr>
+        <w:t>ệ</w:t>
+      </w:r>
+      <w:r>
+        <w:rPr>
+          <w:rFonts w:eastAsia="MS Mincho" w:hint="eastAsia"/>
+          <w:lang w:eastAsia="ja-JP"/>
+        </w:rPr>
+        <w:t>n áp ngu</w:t>
+      </w:r>
+      <w:r>
+        <w:rPr>
+          <w:rFonts w:eastAsia="MS Mincho"/>
+          <w:lang w:eastAsia="ja-JP"/>
+        </w:rPr>
+        <w:t>ồ</w:t>
+      </w:r>
+      <w:r>
+        <w:rPr>
+          <w:rFonts w:eastAsia="MS Mincho" w:hint="eastAsia"/>
+          <w:lang w:eastAsia="ja-JP"/>
+        </w:rPr>
+        <w:t>n Pin đ</w:t>
+      </w:r>
+      <w:r>
+        <w:rPr>
+          <w:rFonts w:eastAsia="MS Mincho"/>
+          <w:lang w:eastAsia="ja-JP"/>
+        </w:rPr>
+        <w:t>ể</w:t>
+      </w:r>
+      <w:r>
+        <w:rPr>
+          <w:rFonts w:eastAsia="MS Mincho" w:hint="eastAsia"/>
+          <w:lang w:eastAsia="ja-JP"/>
+        </w:rPr>
+        <w:t xml:space="preserve"> qu</w:t>
+      </w:r>
+      <w:r>
+        <w:rPr>
+          <w:rFonts w:eastAsia="MS Mincho"/>
+          <w:lang w:eastAsia="ja-JP"/>
+        </w:rPr>
+        <w:t>ả</w:t>
+      </w:r>
+      <w:r>
+        <w:rPr>
+          <w:rFonts w:eastAsia="MS Mincho" w:hint="eastAsia"/>
+          <w:lang w:eastAsia="ja-JP"/>
+        </w:rPr>
+        <w:t>n lý ngu</w:t>
+      </w:r>
+      <w:r>
+        <w:rPr>
+          <w:rFonts w:eastAsia="MS Mincho"/>
+          <w:lang w:eastAsia="ja-JP"/>
+        </w:rPr>
+        <w:t>ồ</w:t>
+      </w:r>
+      <w:r>
+        <w:rPr>
+          <w:rFonts w:eastAsia="MS Mincho" w:hint="eastAsia"/>
+          <w:lang w:eastAsia="ja-JP"/>
+        </w:rPr>
+        <w:t>n Pin</w:t>
+      </w:r>
+      <w:r>
+        <w:rPr>
+          <w:rFonts w:eastAsia="MS Mincho"/>
+          <w:lang w:eastAsia="ja-JP"/>
+        </w:rPr>
+        <w:t xml:space="preserve"> và đảm bảo an toàn cho toàn hệ thống.</w:t>
       </w:r>
     </w:p>
     <w:p>
       <w:pPr>
-        <w:spacing w:line="276" w:lineRule="auto"/>
-        <w:rPr>
-          <w:rFonts w:eastAsia="MS Mincho" w:hint="eastAsia"/>
-          <w:i/>
-          <w:iCs/>
-          <w:sz w:val="26"/>
-          <w:szCs w:val="26"/>
-          <w:u w:val="single"/>
-          <w:lang w:val="vi-VN" w:eastAsia="ja-JP"/>
-        </w:rPr>
-      </w:pPr>
-      <w:r>
-        <w:rPr>
-          <w:i/>
-          <w:iCs/>
-          <w:sz w:val="26"/>
-          <w:szCs w:val="26"/>
-          <w:u w:val="single"/>
-          <w:lang w:val="vi-VN"/>
-        </w:rPr>
-        <w:t>Ý tưởng/Phương pháp giải quyết vấn đề:</w:t>
-      </w:r>
-    </w:p>
-    <w:p>
-      <w:pPr>
         <w:pStyle w:val="ListParagraph"/>
         <w:spacing w:line="276" w:lineRule="auto"/>
-        <w:ind w:left="720"/>
+        <w:ind w:left="720" w:hanging="720"/>
         <w:jc w:val="both"/>
         <w:rPr>
           <w:rFonts w:eastAsia="MS Mincho"/>
@@ -1419,9 +1354,9 @@
         </w:rPr>
         <w:lastRenderedPageBreak/>
         <w:drawing>
-          <wp:inline distT="0" distB="0" distL="0" distR="0" wp14:anchorId="43E06EF3" wp14:editId="3CF02F4F">
-            <wp:extent cx="6527800" cy="3672205"/>
-            <wp:effectExtent l="0" t="0" r="6350" b="4445"/>
+          <wp:inline distT="0" distB="0" distL="0" distR="0" wp14:anchorId="461B20E8" wp14:editId="299668FE">
+            <wp:extent cx="6527165" cy="3671530"/>
+            <wp:effectExtent l="0" t="0" r="6985" b="5715"/>
             <wp:docPr id="162141014" name="Picture 2"/>
             <wp:cNvGraphicFramePr>
               <a:graphicFrameLocks xmlns:a="http://schemas.openxmlformats.org/drawingml/2006/main" noChangeAspect="1"/>
@@ -1430,7 +1365,7 @@
               <a:graphicData uri="http://schemas.openxmlformats.org/drawingml/2006/picture">
                 <pic:pic xmlns:pic="http://schemas.openxmlformats.org/drawingml/2006/picture">
                   <pic:nvPicPr>
-                    <pic:cNvPr id="162141014" name="Picture 162141014"/>
+                    <pic:cNvPr id="162141014" name="Picture 2"/>
                     <pic:cNvPicPr/>
                   </pic:nvPicPr>
                   <pic:blipFill>
@@ -1448,7 +1383,7 @@
                   <pic:spPr>
                     <a:xfrm>
                       <a:off x="0" y="0"/>
-                      <a:ext cx="6527800" cy="3672205"/>
+                      <a:ext cx="6528846" cy="3672475"/>
                     </a:xfrm>
                     <a:prstGeom prst="rect">
                       <a:avLst/>
@@ -1501,8 +1436,102 @@
     </w:p>
     <w:p>
       <w:pPr>
-        <w:pStyle w:val="Tnhnh"/>
-      </w:pPr>
+        <w:pStyle w:val="BodyText"/>
+        <w:tabs>
+          <w:tab w:val="left" w:leader="dot" w:pos="10080"/>
+        </w:tabs>
+        <w:spacing w:before="240"/>
+        <w:rPr>
+          <w:rFonts w:eastAsia="MS Mincho"/>
+          <w:lang w:eastAsia="ja-JP"/>
+        </w:rPr>
+      </w:pPr>
+      <w:r>
+        <w:rPr>
+          <w:rFonts w:eastAsia="MS Mincho"/>
+          <w:u w:val="single"/>
+          <w:lang w:eastAsia="ja-JP"/>
+        </w:rPr>
+        <w:t>Vấn đề 1</w:t>
+      </w:r>
+      <w:r>
+        <w:rPr>
+          <w:rFonts w:eastAsia="MS Mincho"/>
+          <w:lang w:eastAsia="ja-JP"/>
+        </w:rPr>
+        <w:t xml:space="preserve">: </w:t>
+      </w:r>
+      <w:r>
+        <w:rPr>
+          <w:rFonts w:eastAsia="MS Mincho"/>
+          <w:lang w:eastAsia="ja-JP"/>
+        </w:rPr>
+        <w:t xml:space="preserve">Đảm bảo tính thời gian thực, chu kì điều khiển 20 </w:t>
+      </w:r>
+      <w:proofErr w:type="spellStart"/>
+      <w:r>
+        <w:rPr>
+          <w:rFonts w:eastAsia="MS Mincho"/>
+          <w:lang w:eastAsia="ja-JP"/>
+        </w:rPr>
+        <w:t>ms</w:t>
+      </w:r>
+      <w:proofErr w:type="spellEnd"/>
+      <w:r>
+        <w:rPr>
+          <w:rFonts w:eastAsia="MS Mincho"/>
+          <w:lang w:eastAsia="ja-JP"/>
+        </w:rPr>
+        <w:t xml:space="preserve"> (50 </w:t>
+      </w:r>
+      <w:proofErr w:type="spellStart"/>
+      <w:r>
+        <w:rPr>
+          <w:rFonts w:eastAsia="MS Mincho"/>
+          <w:lang w:eastAsia="ja-JP"/>
+        </w:rPr>
+        <w:t>Hz</w:t>
+      </w:r>
+      <w:proofErr w:type="spellEnd"/>
+      <w:r>
+        <w:rPr>
+          <w:rFonts w:eastAsia="MS Mincho"/>
+          <w:lang w:eastAsia="ja-JP"/>
+        </w:rPr>
+        <w:t>) duy trì chính xác, không bị trễ hay gián đoạn bởi các tác vụ</w:t>
+      </w:r>
+      <w:r>
+        <w:rPr>
+          <w:rFonts w:eastAsia="MS Mincho"/>
+          <w:lang w:eastAsia="ja-JP"/>
+        </w:rPr>
+        <w:t>.</w:t>
+      </w:r>
+    </w:p>
+    <w:p>
+      <w:pPr>
+        <w:spacing w:line="276" w:lineRule="auto"/>
+        <w:rPr>
+          <w:rFonts w:eastAsia="MS Mincho"/>
+          <w:i/>
+          <w:iCs/>
+          <w:sz w:val="26"/>
+          <w:szCs w:val="26"/>
+          <w:u w:val="single"/>
+          <w:lang w:val="vi-VN" w:eastAsia="ja-JP"/>
+        </w:rPr>
+      </w:pPr>
+      <w:r>
+        <w:rPr>
+          <w:i/>
+          <w:iCs/>
+          <w:sz w:val="26"/>
+          <w:szCs w:val="26"/>
+          <w:u w:val="single"/>
+          <w:lang w:val="vi-VN"/>
+        </w:rPr>
+        <w:t>Ý tưởng/Phương pháp giải quyết vấn đề:</w:t>
+      </w:r>
     </w:p>
     <w:p>
       <w:pPr>
@@ -1587,36 +1616,43 @@
           <w:szCs w:val="26"/>
           <w:lang w:val="vi-VN" w:eastAsia="ja-JP"/>
         </w:rPr>
-        <w:t xml:space="preserve"> xử lý của ESP32 để xử lý 4 tác vụ độc lập, giao tiếp nhau qua cơ chế Hàng đợi:</w:t>
-      </w:r>
-    </w:p>
-    <w:p>
-      <w:pPr>
-        <w:pStyle w:val="ListParagraph"/>
-        <w:numPr>
-          <w:ilvl w:val="1"/>
-          <w:numId w:val="8"/>
-        </w:numPr>
-        <w:spacing w:line="276" w:lineRule="auto"/>
-        <w:ind w:left="1080"/>
-        <w:rPr>
-          <w:rFonts w:eastAsia="MS Mincho"/>
-          <w:i/>
-          <w:iCs/>
-          <w:sz w:val="26"/>
-          <w:szCs w:val="26"/>
-          <w:u w:val="single"/>
-          <w:lang w:val="vi-VN" w:eastAsia="ja-JP"/>
-        </w:rPr>
-      </w:pPr>
-      <w:r>
-        <w:rPr>
-          <w:rFonts w:eastAsia="MS Mincho"/>
-          <w:sz w:val="26"/>
-          <w:szCs w:val="26"/>
-          <w:lang w:val="vi-VN" w:eastAsia="ja-JP"/>
-        </w:rPr>
-        <w:t>Tác vụ COMMAND (</w:t>
+        <w:t xml:space="preserve"> xử lý của ESP32 để xử lý 4 tác vụ độc lập, giao tiếp nhau qua cơ chế </w:t>
+      </w:r>
+      <w:r>
+        <w:rPr>
+          <w:rFonts w:eastAsia="MS Mincho" w:hint="eastAsia"/>
+          <w:sz w:val="26"/>
+          <w:szCs w:val="26"/>
+          <w:lang w:val="vi-VN" w:eastAsia="ja-JP"/>
+        </w:rPr>
+        <w:t>h</w:t>
+      </w:r>
+      <w:r>
+        <w:rPr>
+          <w:rFonts w:eastAsia="MS Mincho"/>
+          <w:sz w:val="26"/>
+          <w:szCs w:val="26"/>
+          <w:lang w:val="vi-VN" w:eastAsia="ja-JP"/>
+        </w:rPr>
+        <w:t>àng đợi</w:t>
+      </w:r>
+      <w:r>
+        <w:rPr>
+          <w:rFonts w:eastAsia="MS Mincho" w:hint="eastAsia"/>
+          <w:sz w:val="26"/>
+          <w:szCs w:val="26"/>
+          <w:lang w:val="vi-VN" w:eastAsia="ja-JP"/>
+        </w:rPr>
+        <w:t>.</w:t>
+      </w:r>
+      <w:r>
+        <w:rPr>
+          <w:rFonts w:eastAsia="MS Mincho" w:hint="eastAsia"/>
+          <w:sz w:val="26"/>
+          <w:szCs w:val="26"/>
+          <w:lang w:val="vi-VN" w:eastAsia="ja-JP"/>
+        </w:rPr>
+        <w:t xml:space="preserve"> </w:t>
       </w:r>
       <w:proofErr w:type="spellStart"/>
       <w:r>
@@ -1626,16 +1662,7 @@
           <w:szCs w:val="26"/>
           <w:lang w:val="vi-VN" w:eastAsia="ja-JP"/>
         </w:rPr>
-        <w:t>C</w:t>
-      </w:r>
-      <w:r>
-        <w:rPr>
-          <w:rFonts w:eastAsia="MS Mincho"/>
-          <w:sz w:val="26"/>
-          <w:szCs w:val="26"/>
-          <w:lang w:val="vi-VN" w:eastAsia="ja-JP"/>
-        </w:rPr>
-        <w:t>ore</w:t>
+        <w:t>Core</w:t>
       </w:r>
       <w:proofErr w:type="spellEnd"/>
       <w:r>
@@ -1645,7 +1672,16 @@
           <w:szCs w:val="26"/>
           <w:lang w:val="vi-VN" w:eastAsia="ja-JP"/>
         </w:rPr>
-        <w:t xml:space="preserve"> 1, </w:t>
+        <w:t xml:space="preserve"> 1 (Xử lý Động lực học &amp; Cơ khí): Chịu trách nhiệm thực thi các tác vụ đòi hỏi thời gian thực khắt khe (chu kỳ khép kín đúng 20ms).</w:t>
+      </w:r>
+      <w:r>
+        <w:rPr>
+          <w:rFonts w:eastAsia="MS Mincho" w:hint="eastAsia"/>
+          <w:sz w:val="26"/>
+          <w:szCs w:val="26"/>
+          <w:lang w:val="vi-VN" w:eastAsia="ja-JP"/>
+        </w:rPr>
+        <w:t xml:space="preserve"> </w:t>
       </w:r>
       <w:proofErr w:type="spellStart"/>
       <w:r>
@@ -1655,7 +1691,7 @@
           <w:szCs w:val="26"/>
           <w:lang w:val="vi-VN" w:eastAsia="ja-JP"/>
         </w:rPr>
-        <w:t>Priority</w:t>
+        <w:t>Core</w:t>
       </w:r>
       <w:proofErr w:type="spellEnd"/>
       <w:r>
@@ -1665,7 +1701,7 @@
           <w:szCs w:val="26"/>
           <w:lang w:val="vi-VN" w:eastAsia="ja-JP"/>
         </w:rPr>
-        <w:t xml:space="preserve"> 3, Chu kỳ 20 </w:t>
+        <w:t xml:space="preserve"> 0 (Xử lý Mạng &amp; Đo lường): Chịu trách nhiệm các tác vụ tốn nhiều thời gian xử lý (chuỗi JSON, gửi nhận </w:t>
       </w:r>
       <w:proofErr w:type="spellStart"/>
       <w:r>
@@ -1675,7 +1711,7 @@
           <w:szCs w:val="26"/>
           <w:lang w:val="vi-VN" w:eastAsia="ja-JP"/>
         </w:rPr>
-        <w:t>ms</w:t>
+        <w:t>WiFi</w:t>
       </w:r>
       <w:proofErr w:type="spellEnd"/>
       <w:r>
@@ -1685,529 +1721,7 @@
           <w:szCs w:val="26"/>
           <w:lang w:val="vi-VN" w:eastAsia="ja-JP"/>
         </w:rPr>
-        <w:t xml:space="preserve">): Thực hiện thu nhận tín hiệu từ các phương thức điều khiển (RC, </w:t>
-      </w:r>
-      <w:proofErr w:type="spellStart"/>
-      <w:r>
-        <w:rPr>
-          <w:rFonts w:eastAsia="MS Mincho"/>
-          <w:sz w:val="26"/>
-          <w:szCs w:val="26"/>
-          <w:lang w:val="vi-VN" w:eastAsia="ja-JP"/>
-        </w:rPr>
-        <w:t>Webserver</w:t>
-      </w:r>
-      <w:proofErr w:type="spellEnd"/>
-      <w:r>
-        <w:rPr>
-          <w:rFonts w:eastAsia="MS Mincho"/>
-          <w:sz w:val="26"/>
-          <w:szCs w:val="26"/>
-          <w:lang w:val="vi-VN" w:eastAsia="ja-JP"/>
-        </w:rPr>
-        <w:t xml:space="preserve">, ESP-NOW), xử lý </w:t>
-      </w:r>
-      <w:proofErr w:type="spellStart"/>
-      <w:r>
-        <w:rPr>
-          <w:rFonts w:eastAsia="MS Mincho"/>
-          <w:sz w:val="26"/>
-          <w:szCs w:val="26"/>
-          <w:lang w:val="vi-VN" w:eastAsia="ja-JP"/>
-        </w:rPr>
-        <w:t>logic</w:t>
-      </w:r>
-      <w:proofErr w:type="spellEnd"/>
-      <w:r>
-        <w:rPr>
-          <w:rFonts w:eastAsia="MS Mincho"/>
-          <w:sz w:val="26"/>
-          <w:szCs w:val="26"/>
-          <w:lang w:val="vi-VN" w:eastAsia="ja-JP"/>
-        </w:rPr>
-        <w:t xml:space="preserve"> phân quyền và đóng gói lệnh điều khiển gửi vào QUEUE_CMD.</w:t>
-      </w:r>
-    </w:p>
-    <w:p>
-      <w:pPr>
-        <w:pStyle w:val="ListParagraph"/>
-        <w:numPr>
-          <w:ilvl w:val="1"/>
-          <w:numId w:val="8"/>
-        </w:numPr>
-        <w:spacing w:line="276" w:lineRule="auto"/>
-        <w:ind w:left="1080"/>
-        <w:rPr>
-          <w:rFonts w:eastAsia="MS Mincho"/>
-          <w:i/>
-          <w:iCs/>
-          <w:sz w:val="26"/>
-          <w:szCs w:val="26"/>
-          <w:u w:val="single"/>
-          <w:lang w:val="vi-VN" w:eastAsia="ja-JP"/>
-        </w:rPr>
-      </w:pPr>
-      <w:r>
-        <w:rPr>
-          <w:rFonts w:eastAsia="MS Mincho"/>
-          <w:sz w:val="26"/>
-          <w:szCs w:val="26"/>
-          <w:lang w:val="vi-VN" w:eastAsia="ja-JP"/>
-        </w:rPr>
-        <w:t>Tác vụ CONTROL (</w:t>
-      </w:r>
-      <w:proofErr w:type="spellStart"/>
-      <w:r>
-        <w:rPr>
-          <w:rFonts w:eastAsia="MS Mincho"/>
-          <w:sz w:val="26"/>
-          <w:szCs w:val="26"/>
-          <w:lang w:val="vi-VN" w:eastAsia="ja-JP"/>
-        </w:rPr>
-        <w:t>Core</w:t>
-      </w:r>
-      <w:proofErr w:type="spellEnd"/>
-      <w:r>
-        <w:rPr>
-          <w:rFonts w:eastAsia="MS Mincho"/>
-          <w:sz w:val="26"/>
-          <w:szCs w:val="26"/>
-          <w:lang w:val="vi-VN" w:eastAsia="ja-JP"/>
-        </w:rPr>
-        <w:t xml:space="preserve"> 1, </w:t>
-      </w:r>
-      <w:proofErr w:type="spellStart"/>
-      <w:r>
-        <w:rPr>
-          <w:rFonts w:eastAsia="MS Mincho"/>
-          <w:sz w:val="26"/>
-          <w:szCs w:val="26"/>
-          <w:lang w:val="vi-VN" w:eastAsia="ja-JP"/>
-        </w:rPr>
-        <w:t>Priority</w:t>
-      </w:r>
-      <w:proofErr w:type="spellEnd"/>
-      <w:r>
-        <w:rPr>
-          <w:rFonts w:eastAsia="MS Mincho"/>
-          <w:sz w:val="26"/>
-          <w:szCs w:val="26"/>
-          <w:lang w:val="vi-VN" w:eastAsia="ja-JP"/>
-        </w:rPr>
-        <w:t xml:space="preserve"> 4, Chu kỳ 20 </w:t>
-      </w:r>
-      <w:proofErr w:type="spellStart"/>
-      <w:r>
-        <w:rPr>
-          <w:rFonts w:eastAsia="MS Mincho"/>
-          <w:sz w:val="26"/>
-          <w:szCs w:val="26"/>
-          <w:lang w:val="vi-VN" w:eastAsia="ja-JP"/>
-        </w:rPr>
-        <w:t>ms</w:t>
-      </w:r>
-      <w:proofErr w:type="spellEnd"/>
-      <w:r>
-        <w:rPr>
-          <w:rFonts w:eastAsia="MS Mincho"/>
-          <w:sz w:val="26"/>
-          <w:szCs w:val="26"/>
-          <w:lang w:val="vi-VN" w:eastAsia="ja-JP"/>
-        </w:rPr>
-        <w:t>): Tác vụ có mức ưu tiên cao nhất, nhận lệnh từ QUEUE_CMD để tính toán máy trạng thái (FSM)</w:t>
-      </w:r>
-      <w:r>
-        <w:rPr>
-          <w:rFonts w:eastAsia="MS Mincho"/>
-          <w:sz w:val="26"/>
-          <w:szCs w:val="26"/>
-          <w:lang w:val="vi-VN" w:eastAsia="ja-JP"/>
-        </w:rPr>
-        <w:t xml:space="preserve">, </w:t>
-      </w:r>
-      <w:r>
-        <w:rPr>
-          <w:rFonts w:eastAsia="MS Mincho"/>
-          <w:sz w:val="26"/>
-          <w:szCs w:val="26"/>
-          <w:lang w:val="vi-VN" w:eastAsia="ja-JP"/>
-        </w:rPr>
-        <w:t>trực tiếp xuất tín hiệu PWM/</w:t>
-      </w:r>
-      <w:proofErr w:type="spellStart"/>
-      <w:r>
-        <w:rPr>
-          <w:rFonts w:eastAsia="MS Mincho"/>
-          <w:sz w:val="26"/>
-          <w:szCs w:val="26"/>
-          <w:lang w:val="vi-VN" w:eastAsia="ja-JP"/>
-        </w:rPr>
-        <w:t>Digital</w:t>
-      </w:r>
-      <w:proofErr w:type="spellEnd"/>
-      <w:r>
-        <w:rPr>
-          <w:rFonts w:eastAsia="MS Mincho"/>
-          <w:sz w:val="26"/>
-          <w:szCs w:val="26"/>
-          <w:lang w:val="vi-VN" w:eastAsia="ja-JP"/>
-        </w:rPr>
-        <w:t xml:space="preserve"> điều khiển 6 động cơ</w:t>
-      </w:r>
-      <w:r>
-        <w:rPr>
-          <w:rFonts w:eastAsia="MS Mincho"/>
-          <w:sz w:val="26"/>
-          <w:szCs w:val="26"/>
-          <w:lang w:val="vi-VN" w:eastAsia="ja-JP"/>
-        </w:rPr>
-        <w:t xml:space="preserve"> và gửi trạng thái vận hành vào QUEUE_DRIVESTATUS</w:t>
-      </w:r>
-      <w:r>
-        <w:rPr>
-          <w:rFonts w:eastAsia="MS Mincho"/>
-          <w:sz w:val="26"/>
-          <w:szCs w:val="26"/>
-          <w:lang w:val="vi-VN" w:eastAsia="ja-JP"/>
-        </w:rPr>
-        <w:t>.</w:t>
-      </w:r>
-    </w:p>
-    <w:p>
-      <w:pPr>
-        <w:pStyle w:val="ListParagraph"/>
-        <w:numPr>
-          <w:ilvl w:val="1"/>
-          <w:numId w:val="8"/>
-        </w:numPr>
-        <w:spacing w:line="276" w:lineRule="auto"/>
-        <w:ind w:left="1080"/>
-        <w:rPr>
-          <w:rFonts w:eastAsia="MS Mincho"/>
-          <w:i/>
-          <w:iCs/>
-          <w:sz w:val="26"/>
-          <w:szCs w:val="26"/>
-          <w:u w:val="single"/>
-          <w:lang w:val="vi-VN" w:eastAsia="ja-JP"/>
-        </w:rPr>
-      </w:pPr>
-      <w:r>
-        <w:rPr>
-          <w:rFonts w:eastAsia="MS Mincho"/>
-          <w:sz w:val="26"/>
-          <w:szCs w:val="26"/>
-          <w:lang w:val="vi-VN" w:eastAsia="ja-JP"/>
-        </w:rPr>
-        <w:t>Tác vụ INPUT (</w:t>
-      </w:r>
-      <w:proofErr w:type="spellStart"/>
-      <w:r>
-        <w:rPr>
-          <w:rFonts w:eastAsia="MS Mincho"/>
-          <w:sz w:val="26"/>
-          <w:szCs w:val="26"/>
-          <w:lang w:val="vi-VN" w:eastAsia="ja-JP"/>
-        </w:rPr>
-        <w:t>Core</w:t>
-      </w:r>
-      <w:proofErr w:type="spellEnd"/>
-      <w:r>
-        <w:rPr>
-          <w:rFonts w:eastAsia="MS Mincho"/>
-          <w:sz w:val="26"/>
-          <w:szCs w:val="26"/>
-          <w:lang w:val="vi-VN" w:eastAsia="ja-JP"/>
-        </w:rPr>
-        <w:t xml:space="preserve"> 0, </w:t>
-      </w:r>
-      <w:proofErr w:type="spellStart"/>
-      <w:r>
-        <w:rPr>
-          <w:rFonts w:eastAsia="MS Mincho"/>
-          <w:sz w:val="26"/>
-          <w:szCs w:val="26"/>
-          <w:lang w:val="vi-VN" w:eastAsia="ja-JP"/>
-        </w:rPr>
-        <w:t>Priority</w:t>
-      </w:r>
-      <w:proofErr w:type="spellEnd"/>
-      <w:r>
-        <w:rPr>
-          <w:rFonts w:eastAsia="MS Mincho"/>
-          <w:sz w:val="26"/>
-          <w:szCs w:val="26"/>
-          <w:lang w:val="vi-VN" w:eastAsia="ja-JP"/>
-        </w:rPr>
-        <w:t xml:space="preserve"> 2, Chu kỳ 50 </w:t>
-      </w:r>
-      <w:proofErr w:type="spellStart"/>
-      <w:r>
-        <w:rPr>
-          <w:rFonts w:eastAsia="MS Mincho"/>
-          <w:sz w:val="26"/>
-          <w:szCs w:val="26"/>
-          <w:lang w:val="vi-VN" w:eastAsia="ja-JP"/>
-        </w:rPr>
-        <w:t>ms</w:t>
-      </w:r>
-      <w:proofErr w:type="spellEnd"/>
-      <w:r>
-        <w:rPr>
-          <w:rFonts w:eastAsia="MS Mincho"/>
-          <w:sz w:val="26"/>
-          <w:szCs w:val="26"/>
-          <w:lang w:val="vi-VN" w:eastAsia="ja-JP"/>
-        </w:rPr>
-        <w:t xml:space="preserve">): Đọc dữ liệu từ </w:t>
-      </w:r>
-      <w:r>
-        <w:rPr>
-          <w:rFonts w:eastAsia="MS Mincho"/>
-          <w:sz w:val="26"/>
-          <w:szCs w:val="26"/>
-          <w:lang w:val="vi-VN" w:eastAsia="ja-JP"/>
-        </w:rPr>
-        <w:t xml:space="preserve">QUEUE_DRIVESTATUS, </w:t>
-      </w:r>
-      <w:r>
-        <w:rPr>
-          <w:rFonts w:eastAsia="MS Mincho"/>
-          <w:sz w:val="26"/>
-          <w:szCs w:val="26"/>
-          <w:lang w:val="vi-VN" w:eastAsia="ja-JP"/>
-        </w:rPr>
-        <w:t xml:space="preserve">cảm biến </w:t>
-      </w:r>
-      <w:proofErr w:type="spellStart"/>
-      <w:r>
-        <w:rPr>
-          <w:rFonts w:eastAsia="MS Mincho"/>
-          <w:sz w:val="26"/>
-          <w:szCs w:val="26"/>
-          <w:lang w:val="vi-VN" w:eastAsia="ja-JP"/>
-        </w:rPr>
-        <w:t>Hall</w:t>
-      </w:r>
-      <w:proofErr w:type="spellEnd"/>
-      <w:r>
-        <w:rPr>
-          <w:rFonts w:eastAsia="MS Mincho"/>
-          <w:sz w:val="26"/>
-          <w:szCs w:val="26"/>
-          <w:lang w:val="vi-VN" w:eastAsia="ja-JP"/>
-        </w:rPr>
-        <w:t xml:space="preserve"> (đếm xung)</w:t>
-      </w:r>
-      <w:r>
-        <w:rPr>
-          <w:rFonts w:eastAsia="MS Mincho"/>
-          <w:sz w:val="26"/>
-          <w:szCs w:val="26"/>
-          <w:lang w:val="vi-VN" w:eastAsia="ja-JP"/>
-        </w:rPr>
-        <w:t>,</w:t>
-      </w:r>
-      <w:r>
-        <w:rPr>
-          <w:rFonts w:eastAsia="MS Mincho"/>
-          <w:sz w:val="26"/>
-          <w:szCs w:val="26"/>
-          <w:lang w:val="vi-VN" w:eastAsia="ja-JP"/>
-        </w:rPr>
-        <w:t xml:space="preserve">  ADC (đo điện áp)</w:t>
-      </w:r>
-      <w:r>
-        <w:rPr>
-          <w:rFonts w:eastAsia="MS Mincho"/>
-          <w:sz w:val="26"/>
-          <w:szCs w:val="26"/>
-          <w:lang w:val="vi-VN" w:eastAsia="ja-JP"/>
-        </w:rPr>
-        <w:t xml:space="preserve"> và </w:t>
-      </w:r>
-      <w:r>
-        <w:rPr>
-          <w:rFonts w:eastAsia="MS Mincho"/>
-          <w:sz w:val="26"/>
-          <w:szCs w:val="26"/>
-          <w:lang w:val="vi-VN" w:eastAsia="ja-JP"/>
-        </w:rPr>
-        <w:t xml:space="preserve">xử lý lọc nhiễu trước khi gửi </w:t>
-      </w:r>
-      <w:r>
-        <w:rPr>
-          <w:rFonts w:eastAsia="MS Mincho"/>
-          <w:sz w:val="26"/>
-          <w:szCs w:val="26"/>
-          <w:lang w:val="vi-VN" w:eastAsia="ja-JP"/>
-        </w:rPr>
-        <w:t>dữ liệu</w:t>
-      </w:r>
-      <w:r>
-        <w:rPr>
-          <w:rFonts w:eastAsia="MS Mincho"/>
-          <w:sz w:val="26"/>
-          <w:szCs w:val="26"/>
-          <w:lang w:val="vi-VN" w:eastAsia="ja-JP"/>
-        </w:rPr>
-        <w:t xml:space="preserve"> giám sát</w:t>
-      </w:r>
-      <w:r>
-        <w:rPr>
-          <w:rFonts w:eastAsia="MS Mincho"/>
-          <w:sz w:val="26"/>
-          <w:szCs w:val="26"/>
-          <w:lang w:val="vi-VN" w:eastAsia="ja-JP"/>
-        </w:rPr>
-        <w:t xml:space="preserve"> vào QUEUE_REPORT</w:t>
-      </w:r>
-      <w:r>
-        <w:rPr>
-          <w:rFonts w:eastAsia="MS Mincho"/>
-          <w:sz w:val="26"/>
-          <w:szCs w:val="26"/>
-          <w:lang w:val="vi-VN" w:eastAsia="ja-JP"/>
-        </w:rPr>
-        <w:t>.</w:t>
-      </w:r>
-    </w:p>
-    <w:p>
-      <w:pPr>
-        <w:pStyle w:val="ListParagraph"/>
-        <w:numPr>
-          <w:ilvl w:val="1"/>
-          <w:numId w:val="8"/>
-        </w:numPr>
-        <w:spacing w:line="276" w:lineRule="auto"/>
-        <w:ind w:left="1080"/>
-        <w:rPr>
-          <w:rFonts w:eastAsia="MS Mincho"/>
-          <w:i/>
-          <w:iCs/>
-          <w:sz w:val="26"/>
-          <w:szCs w:val="26"/>
-          <w:u w:val="single"/>
-          <w:lang w:val="vi-VN" w:eastAsia="ja-JP"/>
-        </w:rPr>
-      </w:pPr>
-      <w:r>
-        <w:rPr>
-          <w:rFonts w:eastAsia="MS Mincho"/>
-          <w:sz w:val="26"/>
-          <w:szCs w:val="26"/>
-          <w:lang w:val="vi-VN" w:eastAsia="ja-JP"/>
-        </w:rPr>
-        <w:t>Tác vụ REPORT (</w:t>
-      </w:r>
-      <w:proofErr w:type="spellStart"/>
-      <w:r>
-        <w:rPr>
-          <w:rFonts w:eastAsia="MS Mincho"/>
-          <w:sz w:val="26"/>
-          <w:szCs w:val="26"/>
-          <w:lang w:val="vi-VN" w:eastAsia="ja-JP"/>
-        </w:rPr>
-        <w:t>Core</w:t>
-      </w:r>
-      <w:proofErr w:type="spellEnd"/>
-      <w:r>
-        <w:rPr>
-          <w:rFonts w:eastAsia="MS Mincho"/>
-          <w:sz w:val="26"/>
-          <w:szCs w:val="26"/>
-          <w:lang w:val="vi-VN" w:eastAsia="ja-JP"/>
-        </w:rPr>
-        <w:t xml:space="preserve"> 0, </w:t>
-      </w:r>
-      <w:proofErr w:type="spellStart"/>
-      <w:r>
-        <w:rPr>
-          <w:rFonts w:eastAsia="MS Mincho"/>
-          <w:sz w:val="26"/>
-          <w:szCs w:val="26"/>
-          <w:lang w:val="vi-VN" w:eastAsia="ja-JP"/>
-        </w:rPr>
-        <w:t>Priority</w:t>
-      </w:r>
-      <w:proofErr w:type="spellEnd"/>
-      <w:r>
-        <w:rPr>
-          <w:rFonts w:eastAsia="MS Mincho"/>
-          <w:sz w:val="26"/>
-          <w:szCs w:val="26"/>
-          <w:lang w:val="vi-VN" w:eastAsia="ja-JP"/>
-        </w:rPr>
-        <w:t xml:space="preserve"> 1, Chu kỳ 100 </w:t>
-      </w:r>
-      <w:proofErr w:type="spellStart"/>
-      <w:r>
-        <w:rPr>
-          <w:rFonts w:eastAsia="MS Mincho"/>
-          <w:sz w:val="26"/>
-          <w:szCs w:val="26"/>
-          <w:lang w:val="vi-VN" w:eastAsia="ja-JP"/>
-        </w:rPr>
-        <w:t>ms</w:t>
-      </w:r>
-      <w:proofErr w:type="spellEnd"/>
-      <w:r>
-        <w:rPr>
-          <w:rFonts w:eastAsia="MS Mincho"/>
-          <w:sz w:val="26"/>
-          <w:szCs w:val="26"/>
-          <w:lang w:val="vi-VN" w:eastAsia="ja-JP"/>
-        </w:rPr>
-        <w:t>):</w:t>
-      </w:r>
-      <w:r>
-        <w:rPr>
-          <w:rFonts w:eastAsia="MS Mincho"/>
-          <w:sz w:val="26"/>
-          <w:szCs w:val="26"/>
-          <w:lang w:val="vi-VN" w:eastAsia="ja-JP"/>
-        </w:rPr>
-        <w:t xml:space="preserve"> Quản lý kết nối mạng, nhận dữ liệu từ QUEUE_REPORT, đóng gói dữ liệu giám sát thành chuỗi JSON truyền tải qua </w:t>
-      </w:r>
-      <w:proofErr w:type="spellStart"/>
-      <w:r>
-        <w:rPr>
-          <w:rFonts w:eastAsia="MS Mincho"/>
-          <w:sz w:val="26"/>
-          <w:szCs w:val="26"/>
-          <w:lang w:val="vi-VN" w:eastAsia="ja-JP"/>
-        </w:rPr>
-        <w:t>Webserver</w:t>
-      </w:r>
-      <w:proofErr w:type="spellEnd"/>
-      <w:r>
-        <w:rPr>
-          <w:rFonts w:eastAsia="MS Mincho"/>
-          <w:sz w:val="26"/>
-          <w:szCs w:val="26"/>
-          <w:lang w:val="vi-VN" w:eastAsia="ja-JP"/>
-        </w:rPr>
-        <w:t xml:space="preserve"> và tay cầm ESP-</w:t>
-      </w:r>
-      <w:proofErr w:type="spellStart"/>
-      <w:r>
-        <w:rPr>
-          <w:rFonts w:eastAsia="MS Mincho"/>
-          <w:sz w:val="26"/>
-          <w:szCs w:val="26"/>
-          <w:lang w:val="vi-VN" w:eastAsia="ja-JP"/>
-        </w:rPr>
-        <w:t>Now</w:t>
-      </w:r>
-      <w:proofErr w:type="spellEnd"/>
-      <w:r>
-        <w:rPr>
-          <w:rFonts w:eastAsia="MS Mincho"/>
-          <w:sz w:val="26"/>
-          <w:szCs w:val="26"/>
-          <w:lang w:val="vi-VN" w:eastAsia="ja-JP"/>
-        </w:rPr>
-        <w:t>.</w:t>
+        <w:t>) nhưng không đòi hỏi thời gian đáp ứng tức thời.</w:t>
       </w:r>
     </w:p>
     <w:p>
@@ -2237,11 +1751,10 @@
           <w:u w:val="single"/>
           <w:lang w:val="vi-VN" w:eastAsia="ja-JP"/>
         </w:rPr>
-        <w:lastRenderedPageBreak/>
         <w:drawing>
-          <wp:inline distT="0" distB="0" distL="0" distR="0" wp14:anchorId="561A85B6" wp14:editId="133DA7B7">
-            <wp:extent cx="6527800" cy="3671887"/>
-            <wp:effectExtent l="0" t="0" r="6350" b="5080"/>
+          <wp:inline distT="0" distB="0" distL="0" distR="0" wp14:anchorId="561A85B6" wp14:editId="7A8A601E">
+            <wp:extent cx="5811923" cy="3269207"/>
+            <wp:effectExtent l="0" t="0" r="0" b="7620"/>
             <wp:docPr id="1369166474" name="Picture 3"/>
             <wp:cNvGraphicFramePr>
               <a:graphicFrameLocks xmlns:a="http://schemas.openxmlformats.org/drawingml/2006/main" noChangeAspect="1"/>
@@ -2268,7 +1781,7 @@
                   <pic:spPr>
                     <a:xfrm>
                       <a:off x="0" y="0"/>
-                      <a:ext cx="6527800" cy="3671887"/>
+                      <a:ext cx="5811923" cy="3269207"/>
                     </a:xfrm>
                     <a:prstGeom prst="rect">
                       <a:avLst/>
@@ -2284,9 +1797,6 @@
     <w:p>
       <w:pPr>
         <w:pStyle w:val="Tnhnh"/>
-        <w:rPr>
-          <w:rFonts w:hint="eastAsia"/>
-        </w:rPr>
       </w:pPr>
       <w:r>
         <w:rPr>
@@ -2351,12 +1861,591 @@
     </w:p>
     <w:p>
       <w:pPr>
-        <w:pStyle w:val="Tnhnh"/>
-      </w:pPr>
+        <w:pStyle w:val="ListParagraph"/>
+        <w:numPr>
+          <w:ilvl w:val="0"/>
+          <w:numId w:val="8"/>
+        </w:numPr>
+        <w:spacing w:line="276" w:lineRule="auto"/>
+        <w:rPr>
+          <w:rFonts w:eastAsia="MS Mincho"/>
+          <w:i/>
+          <w:iCs/>
+          <w:sz w:val="26"/>
+          <w:szCs w:val="26"/>
+          <w:u w:val="single"/>
+          <w:lang w:val="vi-VN" w:eastAsia="ja-JP"/>
+        </w:rPr>
+      </w:pPr>
+      <w:r>
+        <w:rPr>
+          <w:rFonts w:eastAsia="MS Mincho"/>
+          <w:sz w:val="26"/>
+          <w:szCs w:val="26"/>
+          <w:lang w:val="vi-VN" w:eastAsia="ja-JP"/>
+        </w:rPr>
+        <w:lastRenderedPageBreak/>
+        <w:t>T</w:t>
+      </w:r>
+      <w:r>
+        <w:rPr>
+          <w:rFonts w:eastAsia="MS Mincho"/>
+          <w:sz w:val="26"/>
+          <w:szCs w:val="26"/>
+          <w:lang w:eastAsia="ja-JP"/>
+        </w:rPr>
+        <w:t>ổ ch</w:t>
+      </w:r>
+      <w:r>
+        <w:rPr>
+          <w:rFonts w:eastAsia="MS Mincho"/>
+          <w:sz w:val="26"/>
+          <w:szCs w:val="26"/>
+          <w:lang w:val="vi-VN" w:eastAsia="ja-JP"/>
+        </w:rPr>
+        <w:t xml:space="preserve">ức các </w:t>
+      </w:r>
+      <w:proofErr w:type="spellStart"/>
+      <w:r>
+        <w:rPr>
+          <w:rFonts w:eastAsia="MS Mincho"/>
+          <w:sz w:val="26"/>
+          <w:szCs w:val="26"/>
+          <w:lang w:val="vi-VN" w:eastAsia="ja-JP"/>
+        </w:rPr>
+        <w:t>task</w:t>
+      </w:r>
+      <w:proofErr w:type="spellEnd"/>
+      <w:r>
+        <w:rPr>
+          <w:rFonts w:eastAsia="MS Mincho"/>
+          <w:sz w:val="26"/>
+          <w:szCs w:val="26"/>
+          <w:lang w:val="vi-VN" w:eastAsia="ja-JP"/>
+        </w:rPr>
+        <w:t xml:space="preserve"> vụ và Ngắt phần cứng: </w:t>
+      </w:r>
     </w:p>
     <w:p>
       <w:pPr>
+        <w:pStyle w:val="ListParagraph"/>
+        <w:numPr>
+          <w:ilvl w:val="1"/>
+          <w:numId w:val="8"/>
+        </w:numPr>
+        <w:spacing w:line="276" w:lineRule="auto"/>
+        <w:ind w:left="1080"/>
+        <w:rPr>
+          <w:rFonts w:eastAsia="MS Mincho"/>
+          <w:sz w:val="26"/>
+          <w:szCs w:val="26"/>
+          <w:lang w:val="vi-VN" w:eastAsia="ja-JP"/>
+        </w:rPr>
+      </w:pPr>
+      <w:proofErr w:type="spellStart"/>
+      <w:r>
+        <w:rPr>
+          <w:rFonts w:eastAsia="MS Mincho"/>
+          <w:sz w:val="26"/>
+          <w:szCs w:val="26"/>
+          <w:lang w:val="vi-VN" w:eastAsia="ja-JP"/>
+        </w:rPr>
+        <w:t>Task</w:t>
+      </w:r>
+      <w:proofErr w:type="spellEnd"/>
+      <w:r>
+        <w:rPr>
+          <w:rFonts w:eastAsia="MS Mincho"/>
+          <w:sz w:val="26"/>
+          <w:szCs w:val="26"/>
+          <w:lang w:val="vi-VN" w:eastAsia="ja-JP"/>
+        </w:rPr>
+        <w:t xml:space="preserve"> CONTROL (</w:t>
+      </w:r>
+      <w:proofErr w:type="spellStart"/>
+      <w:r>
+        <w:rPr>
+          <w:rFonts w:eastAsia="MS Mincho" w:hint="eastAsia"/>
+          <w:sz w:val="26"/>
+          <w:szCs w:val="26"/>
+          <w:lang w:val="vi-VN" w:eastAsia="ja-JP"/>
+        </w:rPr>
+        <w:t>Core</w:t>
+      </w:r>
+      <w:proofErr w:type="spellEnd"/>
+      <w:r>
+        <w:rPr>
+          <w:rFonts w:eastAsia="MS Mincho" w:hint="eastAsia"/>
+          <w:sz w:val="26"/>
+          <w:szCs w:val="26"/>
+          <w:lang w:val="vi-VN" w:eastAsia="ja-JP"/>
+        </w:rPr>
+        <w:t xml:space="preserve"> </w:t>
+      </w:r>
+      <w:r>
+        <w:rPr>
+          <w:rFonts w:eastAsia="MS Mincho"/>
+          <w:sz w:val="26"/>
+          <w:szCs w:val="26"/>
+          <w:lang w:val="vi-VN" w:eastAsia="ja-JP"/>
+        </w:rPr>
+        <w:t>1 | Ưu tiên: 4 | Chu kỳ: 20ms):</w:t>
+      </w:r>
+      <w:r>
+        <w:rPr>
+          <w:rFonts w:eastAsia="MS Mincho" w:hint="eastAsia"/>
+          <w:sz w:val="26"/>
+          <w:szCs w:val="26"/>
+          <w:lang w:val="vi-VN" w:eastAsia="ja-JP"/>
+        </w:rPr>
+        <w:t xml:space="preserve"> </w:t>
+      </w:r>
+      <w:r>
+        <w:rPr>
+          <w:rFonts w:eastAsia="MS Mincho"/>
+          <w:sz w:val="26"/>
+          <w:szCs w:val="26"/>
+          <w:lang w:val="vi-VN" w:eastAsia="ja-JP"/>
+        </w:rPr>
+        <w:t>nhận lệnh từ QUEUE_CMD, chạy thuật toán Máy trạng thái (FSM) và xuất xung PWM trực tiếp ra 6 bánh xe.</w:t>
+      </w:r>
+    </w:p>
+    <w:p>
+      <w:pPr>
+        <w:pStyle w:val="ListParagraph"/>
+        <w:numPr>
+          <w:ilvl w:val="1"/>
+          <w:numId w:val="8"/>
+        </w:numPr>
+        <w:spacing w:line="276" w:lineRule="auto"/>
+        <w:ind w:left="1080"/>
+        <w:rPr>
+          <w:rFonts w:eastAsia="MS Mincho"/>
+          <w:sz w:val="26"/>
+          <w:szCs w:val="26"/>
+          <w:lang w:val="vi-VN" w:eastAsia="ja-JP"/>
+        </w:rPr>
+      </w:pPr>
+      <w:proofErr w:type="spellStart"/>
+      <w:r>
+        <w:rPr>
+          <w:rFonts w:eastAsia="MS Mincho"/>
+          <w:sz w:val="26"/>
+          <w:szCs w:val="26"/>
+          <w:lang w:val="vi-VN" w:eastAsia="ja-JP"/>
+        </w:rPr>
+        <w:t>Task</w:t>
+      </w:r>
+      <w:proofErr w:type="spellEnd"/>
+      <w:r>
+        <w:rPr>
+          <w:rFonts w:eastAsia="MS Mincho"/>
+          <w:sz w:val="26"/>
+          <w:szCs w:val="26"/>
+          <w:lang w:val="vi-VN" w:eastAsia="ja-JP"/>
+        </w:rPr>
+        <w:t xml:space="preserve"> COMMAND (</w:t>
+      </w:r>
+      <w:proofErr w:type="spellStart"/>
+      <w:r>
+        <w:rPr>
+          <w:rFonts w:eastAsia="MS Mincho" w:hint="eastAsia"/>
+          <w:sz w:val="26"/>
+          <w:szCs w:val="26"/>
+          <w:lang w:val="vi-VN" w:eastAsia="ja-JP"/>
+        </w:rPr>
+        <w:t>Core</w:t>
+      </w:r>
+      <w:proofErr w:type="spellEnd"/>
+      <w:r>
+        <w:rPr>
+          <w:rFonts w:eastAsia="MS Mincho"/>
+          <w:sz w:val="26"/>
+          <w:szCs w:val="26"/>
+          <w:lang w:val="vi-VN" w:eastAsia="ja-JP"/>
+        </w:rPr>
+        <w:t xml:space="preserve"> 1 | Ưu tiên: 3</w:t>
+      </w:r>
+      <w:r>
+        <w:rPr>
+          <w:rFonts w:eastAsia="MS Mincho" w:hint="eastAsia"/>
+          <w:sz w:val="26"/>
+          <w:szCs w:val="26"/>
+          <w:lang w:val="vi-VN" w:eastAsia="ja-JP"/>
+        </w:rPr>
+        <w:t xml:space="preserve"> </w:t>
+      </w:r>
+      <w:r>
+        <w:rPr>
+          <w:rFonts w:eastAsia="MS Mincho"/>
+          <w:sz w:val="26"/>
+          <w:szCs w:val="26"/>
+          <w:lang w:val="vi-VN" w:eastAsia="ja-JP"/>
+        </w:rPr>
+        <w:t>| Chu kỳ: 20ms)</w:t>
+      </w:r>
+      <w:r>
+        <w:rPr>
+          <w:rFonts w:eastAsia="MS Mincho" w:hint="eastAsia"/>
+          <w:sz w:val="26"/>
+          <w:szCs w:val="26"/>
+          <w:lang w:val="vi-VN" w:eastAsia="ja-JP"/>
+        </w:rPr>
+        <w:t xml:space="preserve">: </w:t>
+      </w:r>
+      <w:r>
+        <w:rPr>
+          <w:rFonts w:eastAsia="MS Mincho"/>
+          <w:sz w:val="26"/>
+          <w:szCs w:val="26"/>
+          <w:lang w:val="vi-VN" w:eastAsia="ja-JP"/>
+        </w:rPr>
+        <w:t xml:space="preserve">thu thập tín hiệu từ 3 nguồn (Tay cầm RC, </w:t>
+      </w:r>
+      <w:proofErr w:type="spellStart"/>
+      <w:r>
+        <w:rPr>
+          <w:rFonts w:eastAsia="MS Mincho"/>
+          <w:sz w:val="26"/>
+          <w:szCs w:val="26"/>
+          <w:lang w:val="vi-VN" w:eastAsia="ja-JP"/>
+        </w:rPr>
+        <w:t>Web</w:t>
+      </w:r>
+      <w:proofErr w:type="spellEnd"/>
+      <w:r>
+        <w:rPr>
+          <w:rFonts w:eastAsia="MS Mincho"/>
+          <w:sz w:val="26"/>
+          <w:szCs w:val="26"/>
+          <w:lang w:val="vi-VN" w:eastAsia="ja-JP"/>
+        </w:rPr>
+        <w:t xml:space="preserve">, ESP-NOW), xử lý thuật toán phân quyền ưu tiên, sau đó đẩy lệnh lái đã chuẩn hóa vào QUEUE_CMD cho </w:t>
+      </w:r>
+      <w:proofErr w:type="spellStart"/>
+      <w:r>
+        <w:rPr>
+          <w:rFonts w:eastAsia="MS Mincho"/>
+          <w:sz w:val="26"/>
+          <w:szCs w:val="26"/>
+          <w:lang w:val="vi-VN" w:eastAsia="ja-JP"/>
+        </w:rPr>
+        <w:t>Task</w:t>
+      </w:r>
+      <w:proofErr w:type="spellEnd"/>
+      <w:r>
+        <w:rPr>
+          <w:rFonts w:eastAsia="MS Mincho"/>
+          <w:sz w:val="26"/>
+          <w:szCs w:val="26"/>
+          <w:lang w:val="vi-VN" w:eastAsia="ja-JP"/>
+        </w:rPr>
+        <w:t xml:space="preserve"> </w:t>
+      </w:r>
+      <w:proofErr w:type="spellStart"/>
+      <w:r>
+        <w:rPr>
+          <w:rFonts w:eastAsia="MS Mincho"/>
+          <w:sz w:val="26"/>
+          <w:szCs w:val="26"/>
+          <w:lang w:val="vi-VN" w:eastAsia="ja-JP"/>
+        </w:rPr>
+        <w:t>Control</w:t>
+      </w:r>
+      <w:proofErr w:type="spellEnd"/>
+      <w:r>
+        <w:rPr>
+          <w:rFonts w:eastAsia="MS Mincho"/>
+          <w:sz w:val="26"/>
+          <w:szCs w:val="26"/>
+          <w:lang w:val="vi-VN" w:eastAsia="ja-JP"/>
+        </w:rPr>
+        <w:t>.</w:t>
+      </w:r>
+    </w:p>
+    <w:p>
+      <w:pPr>
+        <w:pStyle w:val="ListParagraph"/>
+        <w:numPr>
+          <w:ilvl w:val="1"/>
+          <w:numId w:val="8"/>
+        </w:numPr>
+        <w:spacing w:line="276" w:lineRule="auto"/>
+        <w:ind w:left="1080"/>
+        <w:rPr>
+          <w:rFonts w:eastAsia="MS Mincho"/>
+          <w:sz w:val="26"/>
+          <w:szCs w:val="26"/>
+          <w:lang w:val="vi-VN" w:eastAsia="ja-JP"/>
+        </w:rPr>
+      </w:pPr>
+      <w:proofErr w:type="spellStart"/>
+      <w:r>
+        <w:rPr>
+          <w:rFonts w:eastAsia="MS Mincho"/>
+          <w:sz w:val="26"/>
+          <w:szCs w:val="26"/>
+          <w:lang w:val="vi-VN" w:eastAsia="ja-JP"/>
+        </w:rPr>
+        <w:t>Task</w:t>
+      </w:r>
+      <w:proofErr w:type="spellEnd"/>
+      <w:r>
+        <w:rPr>
+          <w:rFonts w:eastAsia="MS Mincho"/>
+          <w:sz w:val="26"/>
+          <w:szCs w:val="26"/>
+          <w:lang w:val="vi-VN" w:eastAsia="ja-JP"/>
+        </w:rPr>
+        <w:t xml:space="preserve"> INPUT (</w:t>
+      </w:r>
+      <w:proofErr w:type="spellStart"/>
+      <w:r>
+        <w:rPr>
+          <w:rFonts w:eastAsia="MS Mincho" w:hint="eastAsia"/>
+          <w:sz w:val="26"/>
+          <w:szCs w:val="26"/>
+          <w:lang w:val="vi-VN" w:eastAsia="ja-JP"/>
+        </w:rPr>
+        <w:t>Core</w:t>
+      </w:r>
+      <w:proofErr w:type="spellEnd"/>
+      <w:r>
+        <w:rPr>
+          <w:rFonts w:eastAsia="MS Mincho"/>
+          <w:sz w:val="26"/>
+          <w:szCs w:val="26"/>
+          <w:lang w:val="vi-VN" w:eastAsia="ja-JP"/>
+        </w:rPr>
+        <w:t xml:space="preserve"> 0 | Ưu tiên: 2 | Chu kỳ: 50ms)</w:t>
+      </w:r>
+      <w:r>
+        <w:rPr>
+          <w:rFonts w:eastAsia="MS Mincho" w:hint="eastAsia"/>
+          <w:sz w:val="26"/>
+          <w:szCs w:val="26"/>
+          <w:lang w:val="vi-VN" w:eastAsia="ja-JP"/>
+        </w:rPr>
+        <w:t xml:space="preserve">: </w:t>
+      </w:r>
+      <w:r>
+        <w:rPr>
+          <w:rFonts w:eastAsia="MS Mincho"/>
+          <w:sz w:val="26"/>
+          <w:szCs w:val="26"/>
+          <w:lang w:val="vi-VN" w:eastAsia="ja-JP"/>
+        </w:rPr>
+        <w:t xml:space="preserve">Nhận trạng thái hiện tại từ QUEUE_DRIVE_STATUS, kết hợp với việc lấy dữ liệu đếm xung từ cảm biến </w:t>
+      </w:r>
+      <w:proofErr w:type="spellStart"/>
+      <w:r>
+        <w:rPr>
+          <w:rFonts w:eastAsia="MS Mincho"/>
+          <w:sz w:val="26"/>
+          <w:szCs w:val="26"/>
+          <w:lang w:val="vi-VN" w:eastAsia="ja-JP"/>
+        </w:rPr>
+        <w:t>Hall</w:t>
+      </w:r>
+      <w:proofErr w:type="spellEnd"/>
+      <w:r>
+        <w:rPr>
+          <w:rFonts w:eastAsia="MS Mincho"/>
+          <w:sz w:val="26"/>
+          <w:szCs w:val="26"/>
+          <w:lang w:val="vi-VN" w:eastAsia="ja-JP"/>
+        </w:rPr>
+        <w:t xml:space="preserve"> và điện áp Pin để tính toán ra tốc độ RPM, sau đó đẩy vào QUEUE_REPORT.</w:t>
+      </w:r>
+    </w:p>
+    <w:p>
+      <w:pPr>
+        <w:pStyle w:val="ListParagraph"/>
+        <w:numPr>
+          <w:ilvl w:val="1"/>
+          <w:numId w:val="8"/>
+        </w:numPr>
+        <w:spacing w:line="276" w:lineRule="auto"/>
+        <w:ind w:left="1080"/>
+        <w:rPr>
+          <w:rFonts w:eastAsia="MS Mincho"/>
+          <w:sz w:val="26"/>
+          <w:szCs w:val="26"/>
+          <w:lang w:val="vi-VN" w:eastAsia="ja-JP"/>
+        </w:rPr>
+      </w:pPr>
+      <w:proofErr w:type="spellStart"/>
+      <w:r>
+        <w:rPr>
+          <w:rFonts w:eastAsia="MS Mincho"/>
+          <w:sz w:val="26"/>
+          <w:szCs w:val="26"/>
+          <w:lang w:val="vi-VN" w:eastAsia="ja-JP"/>
+        </w:rPr>
+        <w:t>Task</w:t>
+      </w:r>
+      <w:proofErr w:type="spellEnd"/>
+      <w:r>
+        <w:rPr>
+          <w:rFonts w:eastAsia="MS Mincho"/>
+          <w:sz w:val="26"/>
+          <w:szCs w:val="26"/>
+          <w:lang w:val="vi-VN" w:eastAsia="ja-JP"/>
+        </w:rPr>
+        <w:t xml:space="preserve"> REPORT (</w:t>
+      </w:r>
+      <w:proofErr w:type="spellStart"/>
+      <w:r>
+        <w:rPr>
+          <w:rFonts w:eastAsia="MS Mincho" w:hint="eastAsia"/>
+          <w:sz w:val="26"/>
+          <w:szCs w:val="26"/>
+          <w:lang w:val="vi-VN" w:eastAsia="ja-JP"/>
+        </w:rPr>
+        <w:t>Core</w:t>
+      </w:r>
+      <w:proofErr w:type="spellEnd"/>
+      <w:r>
+        <w:rPr>
+          <w:rFonts w:eastAsia="MS Mincho"/>
+          <w:sz w:val="26"/>
+          <w:szCs w:val="26"/>
+          <w:lang w:val="vi-VN" w:eastAsia="ja-JP"/>
+        </w:rPr>
+        <w:t xml:space="preserve"> 0 | Ưu tiên: 1  | Chu kỳ: 100ms)</w:t>
+      </w:r>
+      <w:r>
+        <w:rPr>
+          <w:rFonts w:eastAsia="MS Mincho" w:hint="eastAsia"/>
+          <w:sz w:val="26"/>
+          <w:szCs w:val="26"/>
+          <w:lang w:val="vi-VN" w:eastAsia="ja-JP"/>
+        </w:rPr>
+        <w:t xml:space="preserve">: </w:t>
+      </w:r>
+      <w:r>
+        <w:rPr>
+          <w:rFonts w:eastAsia="MS Mincho"/>
+          <w:sz w:val="26"/>
+          <w:szCs w:val="26"/>
+          <w:lang w:val="vi-VN" w:eastAsia="ja-JP"/>
+        </w:rPr>
+        <w:t xml:space="preserve">Đóng gói toàn bộ dữ liệu thành chuỗi JSON và phát sóng qua mạng </w:t>
+      </w:r>
+      <w:proofErr w:type="spellStart"/>
+      <w:r>
+        <w:rPr>
+          <w:rFonts w:eastAsia="MS Mincho"/>
+          <w:sz w:val="26"/>
+          <w:szCs w:val="26"/>
+          <w:lang w:val="vi-VN" w:eastAsia="ja-JP"/>
+        </w:rPr>
+        <w:t>WiFi</w:t>
+      </w:r>
+      <w:proofErr w:type="spellEnd"/>
+      <w:r>
+        <w:rPr>
+          <w:rFonts w:eastAsia="MS Mincho"/>
+          <w:sz w:val="26"/>
+          <w:szCs w:val="26"/>
+          <w:lang w:val="vi-VN" w:eastAsia="ja-JP"/>
+        </w:rPr>
+        <w:t xml:space="preserve">/ESP-NOW. </w:t>
+      </w:r>
+    </w:p>
+    <w:p>
+      <w:pPr>
+        <w:pStyle w:val="ListParagraph"/>
+        <w:numPr>
+          <w:ilvl w:val="1"/>
+          <w:numId w:val="8"/>
+        </w:numPr>
+        <w:spacing w:line="276" w:lineRule="auto"/>
+        <w:ind w:left="1080"/>
+        <w:rPr>
+          <w:rFonts w:eastAsia="MS Mincho"/>
+          <w:sz w:val="26"/>
+          <w:szCs w:val="26"/>
+          <w:lang w:val="vi-VN" w:eastAsia="ja-JP"/>
+        </w:rPr>
+      </w:pPr>
+      <w:r>
+        <w:rPr>
+          <w:rFonts w:eastAsia="MS Mincho"/>
+          <w:sz w:val="26"/>
+          <w:szCs w:val="26"/>
+          <w:lang w:val="vi-VN" w:eastAsia="ja-JP"/>
+        </w:rPr>
+        <w:t xml:space="preserve">Ngắt phần cứng (ISR): Được cấp quyền ưu tiên tuyệt đối để xử lý tín hiệu ngoại vi siêu tốc (đo xung RC, đếm xung </w:t>
+      </w:r>
+      <w:proofErr w:type="spellStart"/>
+      <w:r>
+        <w:rPr>
+          <w:rFonts w:eastAsia="MS Mincho"/>
+          <w:sz w:val="26"/>
+          <w:szCs w:val="26"/>
+          <w:lang w:val="vi-VN" w:eastAsia="ja-JP"/>
+        </w:rPr>
+        <w:t>Hall</w:t>
+      </w:r>
+      <w:proofErr w:type="spellEnd"/>
+      <w:r>
+        <w:rPr>
+          <w:rFonts w:eastAsia="MS Mincho"/>
+          <w:sz w:val="26"/>
+          <w:szCs w:val="26"/>
+          <w:lang w:val="vi-VN" w:eastAsia="ja-JP"/>
+        </w:rPr>
+        <w:t>), đảm bảo không bỏ lỡ dữ liệu</w:t>
+      </w:r>
+      <w:r>
+        <w:rPr>
+          <w:rFonts w:eastAsia="MS Mincho" w:hint="eastAsia"/>
+          <w:sz w:val="26"/>
+          <w:szCs w:val="26"/>
+          <w:lang w:val="vi-VN" w:eastAsia="ja-JP"/>
+        </w:rPr>
+        <w:t>, c</w:t>
+      </w:r>
+      <w:r>
+        <w:rPr>
+          <w:rFonts w:eastAsia="MS Mincho"/>
+          <w:sz w:val="26"/>
+          <w:szCs w:val="26"/>
+          <w:lang w:val="vi-VN" w:eastAsia="ja-JP"/>
+        </w:rPr>
+        <w:t xml:space="preserve">ác thao tác cực nhanh như: Bắt sườn lên/sườn xuống của sóng RC để đo độ rộng xung (1000-2000us), hay đếm số lượng xung vuông (N++) từ cảm biến </w:t>
+      </w:r>
+      <w:proofErr w:type="spellStart"/>
+      <w:r>
+        <w:rPr>
+          <w:rFonts w:eastAsia="MS Mincho"/>
+          <w:sz w:val="26"/>
+          <w:szCs w:val="26"/>
+          <w:lang w:val="vi-VN" w:eastAsia="ja-JP"/>
+        </w:rPr>
+        <w:t>Hall</w:t>
+      </w:r>
+      <w:proofErr w:type="spellEnd"/>
+      <w:r>
+        <w:rPr>
+          <w:rFonts w:eastAsia="MS Mincho"/>
+          <w:sz w:val="26"/>
+          <w:szCs w:val="26"/>
+          <w:lang w:val="vi-VN" w:eastAsia="ja-JP"/>
+        </w:rPr>
+        <w:t xml:space="preserve"> đều được đưa vào hàm Ngắt.</w:t>
+      </w:r>
+    </w:p>
+    <w:p>
+      <w:pPr>
         <w:pStyle w:val="Tnhnh"/>
+      </w:pPr>
+    </w:p>
+    <w:p>
+      <w:pPr>
+        <w:pStyle w:val="Tnhnh"/>
+        <w:ind w:hanging="540"/>
       </w:pPr>
       <w:r>
         <w:rPr>
@@ -2364,9 +2453,9 @@
           <w:noProof/>
         </w:rPr>
         <w:drawing>
-          <wp:inline distT="0" distB="0" distL="0" distR="0" wp14:anchorId="117560D0" wp14:editId="2B7ECB3C">
-            <wp:extent cx="6527800" cy="3671887"/>
-            <wp:effectExtent l="0" t="0" r="6350" b="5080"/>
+          <wp:inline distT="0" distB="0" distL="0" distR="0" wp14:anchorId="117560D0" wp14:editId="717D9A03">
+            <wp:extent cx="6527799" cy="3671887"/>
+            <wp:effectExtent l="0" t="0" r="6985" b="5080"/>
             <wp:docPr id="1885046662" name="Picture 4"/>
             <wp:cNvGraphicFramePr>
               <a:graphicFrameLocks xmlns:a="http://schemas.openxmlformats.org/drawingml/2006/main" noChangeAspect="1"/>
@@ -2393,7 +2482,7 @@
                   <pic:spPr>
                     <a:xfrm>
                       <a:off x="0" y="0"/>
-                      <a:ext cx="6527800" cy="3671887"/>
+                      <a:ext cx="6527799" cy="3671887"/>
                     </a:xfrm>
                     <a:prstGeom prst="rect">
                       <a:avLst/>
@@ -2452,14 +2541,15 @@
         </w:rPr>
         <w:t xml:space="preserve">ng các </w:t>
       </w:r>
-      <w:proofErr w:type="spellStart"/>
       <w:r>
         <w:rPr>
           <w:rFonts w:hint="eastAsia"/>
         </w:rPr>
-        <w:t>task</w:t>
-      </w:r>
-      <w:proofErr w:type="spellEnd"/>
+        <w:t>tác v</w:t>
+      </w:r>
+      <w:r>
+        <w:t>ụ</w:t>
+      </w:r>
     </w:p>
     <w:p>
       <w:pPr>
@@ -2469,7 +2559,6 @@
           <w:numId w:val="8"/>
         </w:numPr>
         <w:spacing w:line="276" w:lineRule="auto"/>
-        <w:jc w:val="both"/>
         <w:rPr>
           <w:rFonts w:eastAsia="MS Mincho"/>
           <w:i/>
@@ -2482,12 +2571,57 @@
       </w:pPr>
       <w:r>
         <w:rPr>
-          <w:rFonts w:eastAsia="MS Mincho"/>
-          <w:sz w:val="26"/>
-          <w:szCs w:val="26"/>
-          <w:lang w:val="vi-VN" w:eastAsia="ja-JP"/>
-        </w:rPr>
-        <w:t>T</w:t>
+          <w:rFonts w:eastAsia="MS Mincho" w:hint="eastAsia"/>
+          <w:sz w:val="26"/>
+          <w:szCs w:val="26"/>
+          <w:lang w:val="vi-VN" w:eastAsia="ja-JP"/>
+        </w:rPr>
+        <w:t>K</w:t>
+      </w:r>
+      <w:r>
+        <w:rPr>
+          <w:rFonts w:eastAsia="MS Mincho" w:hint="eastAsia"/>
+          <w:sz w:val="26"/>
+          <w:szCs w:val="26"/>
+          <w:lang w:val="vi-VN" w:eastAsia="ja-JP"/>
+        </w:rPr>
+        <w:t>i</w:t>
+      </w:r>
+      <w:r>
+        <w:rPr>
+          <w:rFonts w:eastAsia="MS Mincho"/>
+          <w:sz w:val="26"/>
+          <w:szCs w:val="26"/>
+          <w:lang w:val="vi-VN" w:eastAsia="ja-JP"/>
+        </w:rPr>
+        <w:t>ể</w:t>
+      </w:r>
+      <w:r>
+        <w:rPr>
+          <w:rFonts w:eastAsia="MS Mincho" w:hint="eastAsia"/>
+          <w:sz w:val="26"/>
+          <w:szCs w:val="26"/>
+          <w:lang w:val="vi-VN" w:eastAsia="ja-JP"/>
+        </w:rPr>
+        <w:t>m tra</w:t>
+      </w:r>
+      <w:r>
+        <w:rPr>
+          <w:rFonts w:eastAsia="MS Mincho" w:hint="eastAsia"/>
+          <w:sz w:val="26"/>
+          <w:szCs w:val="26"/>
+          <w:lang w:val="vi-VN" w:eastAsia="ja-JP"/>
+        </w:rPr>
+        <w:t xml:space="preserve">: </w:t>
+      </w:r>
+      <w:r>
+        <w:rPr>
+          <w:rFonts w:eastAsia="MS Mincho"/>
+          <w:sz w:val="26"/>
+          <w:szCs w:val="26"/>
+          <w:lang w:val="vi-VN" w:eastAsia="ja-JP"/>
+        </w:rPr>
+        <w:t xml:space="preserve">Phương pháp đo lường </w:t>
       </w:r>
       <w:proofErr w:type="spellStart"/>
       <w:r>
@@ -2495,9 +2629,9 @@
           <w:rFonts w:eastAsia="MS Mincho"/>
           <w:sz w:val="26"/>
           <w:szCs w:val="26"/>
-          <w:lang w:eastAsia="ja-JP"/>
-        </w:rPr>
-        <w:t>hiết</w:t>
+          <w:lang w:val="vi-VN" w:eastAsia="ja-JP"/>
+        </w:rPr>
+        <w:t>Software</w:t>
       </w:r>
       <w:proofErr w:type="spellEnd"/>
       <w:r>
@@ -2505,44 +2639,96 @@
           <w:rFonts w:eastAsia="MS Mincho"/>
           <w:sz w:val="26"/>
           <w:szCs w:val="26"/>
-          <w:lang w:eastAsia="ja-JP"/>
-        </w:rPr>
-        <w:t xml:space="preserve"> kế </w:t>
-      </w:r>
-      <w:r>
-        <w:rPr>
-          <w:rFonts w:eastAsia="MS Mincho"/>
-          <w:sz w:val="26"/>
-          <w:szCs w:val="26"/>
-          <w:lang w:eastAsia="ja-JP"/>
-        </w:rPr>
-        <w:t>giải thuật x</w:t>
-      </w:r>
-      <w:r>
-        <w:rPr>
-          <w:rFonts w:eastAsia="MS Mincho"/>
-          <w:sz w:val="26"/>
-          <w:szCs w:val="26"/>
-          <w:lang w:val="vi-VN" w:eastAsia="ja-JP"/>
-        </w:rPr>
-        <w:t xml:space="preserve">ử lý </w:t>
-      </w:r>
-      <w:r>
-        <w:rPr>
-          <w:rFonts w:eastAsia="MS Mincho"/>
-          <w:sz w:val="26"/>
-          <w:szCs w:val="26"/>
-          <w:lang w:eastAsia="ja-JP"/>
-        </w:rPr>
-        <w:t>các nguồn điều khiển</w:t>
+          <w:lang w:val="vi-VN" w:eastAsia="ja-JP"/>
+        </w:rPr>
+        <w:t xml:space="preserve"> </w:t>
+      </w:r>
+      <w:proofErr w:type="spellStart"/>
+      <w:r>
+        <w:rPr>
+          <w:rFonts w:eastAsia="MS Mincho"/>
+          <w:sz w:val="26"/>
+          <w:szCs w:val="26"/>
+          <w:lang w:val="vi-VN" w:eastAsia="ja-JP"/>
+        </w:rPr>
+        <w:t>Tracing</w:t>
+      </w:r>
+      <w:proofErr w:type="spellEnd"/>
+      <w:r>
+        <w:rPr>
+          <w:rFonts w:eastAsia="MS Mincho"/>
+          <w:sz w:val="26"/>
+          <w:szCs w:val="26"/>
+          <w:lang w:val="vi-VN" w:eastAsia="ja-JP"/>
+        </w:rPr>
+        <w:t xml:space="preserve"> khẳng định hệ thống đáp ứng tuyệt đối thời gian thực khi tác vụ cơ khí (</w:t>
+      </w:r>
+      <w:proofErr w:type="spellStart"/>
+      <w:r>
+        <w:rPr>
+          <w:rFonts w:eastAsia="MS Mincho"/>
+          <w:sz w:val="26"/>
+          <w:szCs w:val="26"/>
+          <w:lang w:val="vi-VN" w:eastAsia="ja-JP"/>
+        </w:rPr>
+        <w:t>Core</w:t>
+      </w:r>
+      <w:proofErr w:type="spellEnd"/>
+      <w:r>
+        <w:rPr>
+          <w:rFonts w:eastAsia="MS Mincho"/>
+          <w:sz w:val="26"/>
+          <w:szCs w:val="26"/>
+          <w:lang w:val="vi-VN" w:eastAsia="ja-JP"/>
+        </w:rPr>
+        <w:t xml:space="preserve"> 1) chỉ tốn dưới 100 µs (chiếm 0.5% chu kỳ 20ms), cách ly hoàn toàn độ trễ của tác vụ mạng nặng (~12ms) sang </w:t>
+      </w:r>
+      <w:proofErr w:type="spellStart"/>
+      <w:r>
+        <w:rPr>
+          <w:rFonts w:eastAsia="MS Mincho"/>
+          <w:sz w:val="26"/>
+          <w:szCs w:val="26"/>
+          <w:lang w:val="vi-VN" w:eastAsia="ja-JP"/>
+        </w:rPr>
+        <w:t>Core</w:t>
+      </w:r>
+      <w:proofErr w:type="spellEnd"/>
+      <w:r>
+        <w:rPr>
+          <w:rFonts w:eastAsia="MS Mincho"/>
+          <w:sz w:val="26"/>
+          <w:szCs w:val="26"/>
+          <w:lang w:val="vi-VN" w:eastAsia="ja-JP"/>
+        </w:rPr>
+        <w:t xml:space="preserve"> 0, đồng thời đảm bảo giao tiếp liên tác vụ qua Hàng đợi luôn thông suốt và không xảy ra hiện tượng </w:t>
+      </w:r>
+      <w:proofErr w:type="spellStart"/>
+      <w:r>
+        <w:rPr>
+          <w:rFonts w:eastAsia="MS Mincho"/>
+          <w:sz w:val="26"/>
+          <w:szCs w:val="26"/>
+          <w:lang w:val="vi-VN" w:eastAsia="ja-JP"/>
+        </w:rPr>
+        <w:t>Deadlock</w:t>
+      </w:r>
+      <w:proofErr w:type="spellEnd"/>
+      <w:r>
+        <w:rPr>
+          <w:rFonts w:eastAsia="MS Mincho"/>
+          <w:sz w:val="26"/>
+          <w:szCs w:val="26"/>
+          <w:lang w:val="vi-VN" w:eastAsia="ja-JP"/>
+        </w:rPr>
+        <w:t>.</w:t>
       </w:r>
     </w:p>
     <w:p>
       <w:pPr>
-        <w:pStyle w:val="ListParagraph"/>
         <w:spacing w:line="276" w:lineRule="auto"/>
-        <w:ind w:left="720"/>
-        <w:jc w:val="both"/>
+        <w:ind w:left="360"/>
+        <w:jc w:val="center"/>
         <w:rPr>
           <w:rFonts w:eastAsia="MS Mincho"/>
           <w:i/>
@@ -2566,10 +2752,10 @@
         </w:rPr>
         <w:lastRenderedPageBreak/>
         <w:drawing>
-          <wp:inline distT="0" distB="0" distL="0" distR="0" wp14:anchorId="0BF2200C" wp14:editId="5B5E63A5">
-            <wp:extent cx="6527800" cy="3672205"/>
-            <wp:effectExtent l="0" t="0" r="6350" b="4445"/>
-            <wp:docPr id="2058122838" name="Picture 6"/>
+          <wp:inline distT="0" distB="0" distL="0" distR="0" wp14:anchorId="096B4474" wp14:editId="0CE96969">
+            <wp:extent cx="5783580" cy="3253545"/>
+            <wp:effectExtent l="0" t="0" r="7620" b="4445"/>
+            <wp:docPr id="41643326" name="Picture 2"/>
             <wp:cNvGraphicFramePr>
               <a:graphicFrameLocks xmlns:a="http://schemas.openxmlformats.org/drawingml/2006/main" noChangeAspect="1"/>
             </wp:cNvGraphicFramePr>
@@ -2577,7 +2763,7 @@
               <a:graphicData uri="http://schemas.openxmlformats.org/drawingml/2006/picture">
                 <pic:pic xmlns:pic="http://schemas.openxmlformats.org/drawingml/2006/picture">
                   <pic:nvPicPr>
-                    <pic:cNvPr id="2058122838" name="Picture 2058122838"/>
+                    <pic:cNvPr id="41643326" name="Picture 41643326"/>
                     <pic:cNvPicPr/>
                   </pic:nvPicPr>
                   <pic:blipFill>
@@ -2595,7 +2781,7 @@
                   <pic:spPr>
                     <a:xfrm>
                       <a:off x="0" y="0"/>
-                      <a:ext cx="6527800" cy="3672205"/>
+                      <a:ext cx="5788805" cy="3256484"/>
                     </a:xfrm>
                     <a:prstGeom prst="rect">
                       <a:avLst/>
@@ -2613,89 +2799,162 @@
         <w:pStyle w:val="Tnhnh"/>
       </w:pPr>
       <w:r>
-        <w:rPr>
-          <w:rFonts w:hint="eastAsia"/>
-        </w:rPr>
-        <w:t>Hình 4: S</w:t>
-      </w:r>
-      <w:r>
-        <w:t>ơ</w:t>
-      </w:r>
-      <w:r>
-        <w:rPr>
-          <w:rFonts w:hint="eastAsia"/>
-        </w:rPr>
-        <w:t xml:space="preserve"> đ</w:t>
-      </w:r>
-      <w:r>
-        <w:t>ồ</w:t>
-      </w:r>
-      <w:r>
-        <w:rPr>
-          <w:rFonts w:hint="eastAsia"/>
-        </w:rPr>
-        <w:t xml:space="preserve"> chuy</w:t>
-      </w:r>
-      <w:r>
-        <w:t>ể</w:t>
-      </w:r>
-      <w:r>
-        <w:rPr>
-          <w:rFonts w:hint="eastAsia"/>
-        </w:rPr>
-        <w:t>n tr</w:t>
-      </w:r>
-      <w:r>
-        <w:t>ạ</w:t>
-      </w:r>
-      <w:r>
-        <w:rPr>
-          <w:rFonts w:hint="eastAsia"/>
-        </w:rPr>
-        <w:t xml:space="preserve">ng thái </w:t>
-      </w:r>
-      <w:r>
-        <w:t>nguồ</w:t>
-      </w:r>
-      <w:r>
-        <w:rPr>
-          <w:rFonts w:hint="eastAsia"/>
-        </w:rPr>
-        <w:t>n đi</w:t>
-      </w:r>
-      <w:r>
-        <w:t>ề</w:t>
-      </w:r>
-      <w:r>
-        <w:rPr>
-          <w:rFonts w:hint="eastAsia"/>
-        </w:rPr>
-        <w:t>u khi</w:t>
-      </w:r>
-      <w:r>
-        <w:t>ể</w:t>
-      </w:r>
-      <w:r>
-        <w:rPr>
-          <w:rFonts w:hint="eastAsia"/>
-        </w:rPr>
-        <w:t>n</w:t>
+        <w:t xml:space="preserve">Hình 4: Kiểm tra thời gian chương trình </w:t>
       </w:r>
     </w:p>
     <w:p>
       <w:pPr>
-        <w:pStyle w:val="Tnhnh"/>
-      </w:pPr>
-      <w:r>
-        <w:rPr>
-          <w:rFonts w:hint="eastAsia"/>
+        <w:pStyle w:val="BodyText"/>
+        <w:tabs>
+          <w:tab w:val="left" w:leader="dot" w:pos="10080"/>
+        </w:tabs>
+        <w:spacing w:before="240"/>
+        <w:rPr>
+          <w:rFonts w:eastAsia="MS Mincho"/>
+          <w:lang w:eastAsia="ja-JP"/>
+        </w:rPr>
+      </w:pPr>
+      <w:r>
+        <w:rPr>
+          <w:rFonts w:eastAsia="MS Mincho"/>
+          <w:u w:val="single"/>
+          <w:lang w:eastAsia="ja-JP"/>
+        </w:rPr>
+        <w:t>Vấn đề 2:</w:t>
+      </w:r>
+      <w:r>
+        <w:rPr>
+          <w:rFonts w:eastAsia="MS Mincho" w:hint="eastAsia"/>
+          <w:lang w:eastAsia="ja-JP"/>
+        </w:rPr>
+        <w:t xml:space="preserve"> </w:t>
+      </w:r>
+      <w:r>
+        <w:rPr>
+          <w:rFonts w:eastAsia="MS Mincho"/>
+          <w:lang w:eastAsia="ja-JP"/>
+        </w:rPr>
+        <w:t>Giám sát cấu hình điều khiển, tốc độ 6 bánh xe, trạng thái vận hành</w:t>
+      </w:r>
+      <w:r>
+        <w:rPr>
+          <w:rFonts w:eastAsia="MS Mincho" w:hint="eastAsia"/>
+          <w:lang w:eastAsia="ja-JP"/>
+        </w:rPr>
+        <w:t>.</w:t>
+      </w:r>
+    </w:p>
+    <w:p>
+      <w:pPr>
+        <w:spacing w:line="276" w:lineRule="auto"/>
+        <w:jc w:val="both"/>
+        <w:rPr>
+          <w:rFonts w:eastAsia="MS Mincho"/>
+          <w:i/>
+          <w:iCs/>
+          <w:sz w:val="26"/>
+          <w:szCs w:val="26"/>
+          <w:u w:val="single"/>
+          <w:lang w:val="vi-VN" w:eastAsia="ja-JP"/>
+        </w:rPr>
+      </w:pPr>
+      <w:r>
+        <w:rPr>
+          <w:i/>
+          <w:iCs/>
+          <w:sz w:val="26"/>
+          <w:szCs w:val="26"/>
+          <w:u w:val="single"/>
+          <w:lang w:val="vi-VN"/>
+        </w:rPr>
+        <w:t>Ý tưởng/Phương pháp giải quyết vấn đề:</w:t>
+      </w:r>
+    </w:p>
+    <w:p>
+      <w:pPr>
+        <w:pStyle w:val="BodyText"/>
+        <w:numPr>
+          <w:ilvl w:val="0"/>
+          <w:numId w:val="8"/>
+        </w:numPr>
+        <w:tabs>
+          <w:tab w:val="left" w:leader="dot" w:pos="10080"/>
+        </w:tabs>
+        <w:spacing w:before="240"/>
+        <w:rPr>
+          <w:rFonts w:eastAsia="MS Mincho"/>
+          <w:lang w:eastAsia="ja-JP"/>
+        </w:rPr>
+      </w:pPr>
+      <w:r>
+        <w:rPr>
+          <w:rFonts w:eastAsia="MS Mincho"/>
+          <w:lang w:val="vi-VN" w:eastAsia="ja-JP"/>
+        </w:rPr>
+        <w:t xml:space="preserve">Phương pháp </w:t>
+      </w:r>
+      <w:r>
+        <w:rPr>
+          <w:rFonts w:eastAsia="MS Mincho" w:hint="eastAsia"/>
+          <w:lang w:val="vi-VN" w:eastAsia="ja-JP"/>
+        </w:rPr>
+        <w:t xml:space="preserve">đo </w:t>
+      </w:r>
+      <w:r>
+        <w:rPr>
+          <w:rFonts w:eastAsia="MS Mincho"/>
+          <w:lang w:val="vi-VN" w:eastAsia="ja-JP"/>
+        </w:rPr>
+        <w:t xml:space="preserve">tốc độ các </w:t>
+      </w:r>
+      <w:proofErr w:type="spellStart"/>
+      <w:r>
+        <w:rPr>
+          <w:rFonts w:eastAsia="MS Mincho"/>
+          <w:lang w:val="vi-VN" w:eastAsia="ja-JP"/>
+        </w:rPr>
+        <w:t>motor</w:t>
+      </w:r>
+      <w:proofErr w:type="spellEnd"/>
+      <w:r>
+        <w:rPr>
+          <w:rFonts w:eastAsia="MS Mincho"/>
+          <w:lang w:val="vi-VN" w:eastAsia="ja-JP"/>
+        </w:rPr>
+        <w:t xml:space="preserve"> bánh xe bằng cách kết hợp đếm xung và đo thời gian</w:t>
+      </w:r>
+      <w:r>
+        <w:rPr>
+          <w:rFonts w:eastAsia="MS Mincho"/>
+          <w:lang w:val="vi-VN" w:eastAsia="ja-JP"/>
+        </w:rPr>
+        <w:t>.</w:t>
+      </w:r>
+    </w:p>
+    <w:p>
+      <w:pPr>
+        <w:pStyle w:val="BodyText"/>
+        <w:tabs>
+          <w:tab w:val="left" w:leader="dot" w:pos="10080"/>
+        </w:tabs>
+        <w:spacing w:before="240"/>
+        <w:ind w:left="720"/>
+        <w:rPr>
+          <w:rFonts w:eastAsia="MS Mincho"/>
+          <w:lang w:eastAsia="ja-JP"/>
+        </w:rPr>
+      </w:pPr>
+      <w:r>
+        <w:rPr>
+          <w:rFonts w:eastAsia="MS Mincho"/>
           <w:noProof/>
+          <w:lang w:eastAsia="ja-JP"/>
         </w:rPr>
         <w:drawing>
-          <wp:inline distT="0" distB="0" distL="0" distR="0" wp14:anchorId="5003588E" wp14:editId="4FBE876E">
-            <wp:extent cx="6527800" cy="3672205"/>
-            <wp:effectExtent l="0" t="0" r="6350" b="4445"/>
-            <wp:docPr id="301877688" name="Picture 7"/>
+          <wp:inline distT="0" distB="0" distL="0" distR="0" wp14:anchorId="0A374B84" wp14:editId="54FEE6F6">
+            <wp:extent cx="5141156" cy="2891900"/>
+            <wp:effectExtent l="0" t="0" r="2540" b="3810"/>
+            <wp:docPr id="525529756" name="Picture 1"/>
             <wp:cNvGraphicFramePr>
               <a:graphicFrameLocks xmlns:a="http://schemas.openxmlformats.org/drawingml/2006/main" noChangeAspect="1"/>
             </wp:cNvGraphicFramePr>
@@ -2703,7 +2962,7 @@
               <a:graphicData uri="http://schemas.openxmlformats.org/drawingml/2006/picture">
                 <pic:pic xmlns:pic="http://schemas.openxmlformats.org/drawingml/2006/picture">
                   <pic:nvPicPr>
-                    <pic:cNvPr id="301877688" name="Picture 301877688"/>
+                    <pic:cNvPr id="525529756" name="Picture 1"/>
                     <pic:cNvPicPr/>
                   </pic:nvPicPr>
                   <pic:blipFill>
@@ -2721,7 +2980,7 @@
                   <pic:spPr>
                     <a:xfrm>
                       <a:off x="0" y="0"/>
-                      <a:ext cx="6527800" cy="3672205"/>
+                      <a:ext cx="5141156" cy="2891900"/>
                     </a:xfrm>
                     <a:prstGeom prst="rect">
                       <a:avLst/>
@@ -2739,220 +2998,92 @@
         <w:pStyle w:val="Tnhnh"/>
       </w:pPr>
       <w:r>
+        <w:t xml:space="preserve">Hình </w:t>
+      </w:r>
+      <w:r>
         <w:rPr>
           <w:rFonts w:hint="eastAsia"/>
         </w:rPr>
-        <w:t>Hình 5: L</w:t>
-      </w:r>
-      <w:r>
-        <w:t>ư</w:t>
-      </w:r>
-      <w:r>
-        <w:rPr>
-          <w:rFonts w:hint="eastAsia"/>
-        </w:rPr>
-        <w:t>u đ</w:t>
-      </w:r>
-      <w:r>
-        <w:t>ồ</w:t>
-      </w:r>
-      <w:r>
-        <w:rPr>
-          <w:rFonts w:hint="eastAsia"/>
-        </w:rPr>
-        <w:t xml:space="preserve"> gi</w:t>
-      </w:r>
-      <w:r>
-        <w:t>ả</w:t>
-      </w:r>
-      <w:r>
-        <w:rPr>
-          <w:rFonts w:hint="eastAsia"/>
-        </w:rPr>
-        <w:t>i thu</w:t>
-      </w:r>
-      <w:r>
-        <w:t>ậ</w:t>
-      </w:r>
-      <w:r>
-        <w:rPr>
-          <w:rFonts w:hint="eastAsia"/>
-        </w:rPr>
-        <w:t>t x</w:t>
-      </w:r>
-      <w:r>
-        <w:t>ử</w:t>
-      </w:r>
-      <w:r>
-        <w:rPr>
-          <w:rFonts w:hint="eastAsia"/>
-        </w:rPr>
-        <w:t xml:space="preserve"> lý </w:t>
-      </w:r>
-      <w:r>
-        <w:t>nguồn</w:t>
-      </w:r>
-      <w:r>
-        <w:rPr>
-          <w:rFonts w:hint="eastAsia"/>
-        </w:rPr>
-        <w:t xml:space="preserve"> đi</w:t>
-      </w:r>
-      <w:r>
-        <w:t>ề</w:t>
-      </w:r>
-      <w:r>
-        <w:rPr>
-          <w:rFonts w:hint="eastAsia"/>
-        </w:rPr>
-        <w:t>u khi</w:t>
-      </w:r>
-      <w:r>
-        <w:t>ể</w:t>
-      </w:r>
-      <w:r>
-        <w:rPr>
-          <w:rFonts w:hint="eastAsia"/>
-        </w:rPr>
-        <w:t>n</w:t>
+        <w:t>5</w:t>
+      </w:r>
+      <w:r>
+        <w:t>: Phương pháp đo tốc độ</w:t>
       </w:r>
     </w:p>
     <w:p>
       <w:pPr>
-        <w:pStyle w:val="ListParagraph"/>
+        <w:pStyle w:val="BodyText"/>
         <w:numPr>
           <w:ilvl w:val="0"/>
           <w:numId w:val="8"/>
         </w:numPr>
-        <w:spacing w:line="276" w:lineRule="auto"/>
-        <w:jc w:val="both"/>
-        <w:rPr>
-          <w:rFonts w:eastAsia="MS Mincho"/>
-          <w:i/>
-          <w:iCs/>
-          <w:sz w:val="26"/>
-          <w:szCs w:val="26"/>
-          <w:u w:val="single"/>
-          <w:lang w:val="vi-VN" w:eastAsia="ja-JP"/>
-        </w:rPr>
-      </w:pPr>
-      <w:r>
-        <w:rPr>
-          <w:rFonts w:eastAsia="MS Mincho" w:hint="eastAsia"/>
-          <w:sz w:val="26"/>
-          <w:szCs w:val="26"/>
-          <w:lang w:val="vi-VN" w:eastAsia="ja-JP"/>
-        </w:rPr>
-        <w:t>T</w:t>
-      </w:r>
+        <w:tabs>
+          <w:tab w:val="left" w:leader="dot" w:pos="10080"/>
+        </w:tabs>
+        <w:spacing w:before="240"/>
+        <w:rPr>
+          <w:rFonts w:eastAsia="MS Mincho"/>
+          <w:lang w:eastAsia="ja-JP"/>
+        </w:rPr>
+      </w:pPr>
       <w:proofErr w:type="spellStart"/>
       <w:r>
         <w:rPr>
           <w:rFonts w:eastAsia="MS Mincho"/>
-          <w:sz w:val="26"/>
-          <w:szCs w:val="26"/>
-          <w:lang w:eastAsia="ja-JP"/>
-        </w:rPr>
-        <w:t>hiết</w:t>
+          <w:lang w:eastAsia="ja-JP"/>
+        </w:rPr>
+        <w:t>Ph</w:t>
       </w:r>
       <w:proofErr w:type="spellEnd"/>
       <w:r>
         <w:rPr>
           <w:rFonts w:eastAsia="MS Mincho"/>
-          <w:sz w:val="26"/>
-          <w:szCs w:val="26"/>
-          <w:lang w:eastAsia="ja-JP"/>
-        </w:rPr>
-        <w:t xml:space="preserve"> kế </w:t>
-      </w:r>
-      <w:r>
-        <w:rPr>
-          <w:rFonts w:eastAsia="MS Mincho" w:hint="eastAsia"/>
-          <w:sz w:val="26"/>
-          <w:szCs w:val="26"/>
-          <w:lang w:eastAsia="ja-JP"/>
-        </w:rPr>
-        <w:t>gi</w:t>
-      </w:r>
-      <w:r>
-        <w:rPr>
-          <w:rFonts w:eastAsia="MS Mincho"/>
-          <w:sz w:val="26"/>
-          <w:szCs w:val="26"/>
-          <w:lang w:eastAsia="ja-JP"/>
-        </w:rPr>
-        <w:t>ả</w:t>
-      </w:r>
-      <w:r>
-        <w:rPr>
-          <w:rFonts w:eastAsia="MS Mincho" w:hint="eastAsia"/>
-          <w:sz w:val="26"/>
-          <w:szCs w:val="26"/>
-          <w:lang w:eastAsia="ja-JP"/>
-        </w:rPr>
-        <w:t>i thu</w:t>
-      </w:r>
-      <w:r>
-        <w:rPr>
-          <w:rFonts w:eastAsia="MS Mincho"/>
-          <w:sz w:val="26"/>
-          <w:szCs w:val="26"/>
-          <w:lang w:eastAsia="ja-JP"/>
-        </w:rPr>
-        <w:t>ậ</w:t>
-      </w:r>
-      <w:r>
-        <w:rPr>
-          <w:rFonts w:eastAsia="MS Mincho" w:hint="eastAsia"/>
-          <w:sz w:val="26"/>
-          <w:szCs w:val="26"/>
-          <w:lang w:eastAsia="ja-JP"/>
-        </w:rPr>
-        <w:t>t</w:t>
-      </w:r>
-      <w:r>
-        <w:rPr>
-          <w:rFonts w:eastAsia="MS Mincho"/>
-          <w:sz w:val="26"/>
-          <w:szCs w:val="26"/>
-          <w:lang w:eastAsia="ja-JP"/>
-        </w:rPr>
-        <w:t xml:space="preserve"> điều khiển</w:t>
+          <w:lang w:val="vi-VN" w:eastAsia="ja-JP"/>
+        </w:rPr>
+        <w:t xml:space="preserve">ương pháp đo điện áp nguồn Pin bằng cách sử dụng chức năng đọc ADC của ESP32 kết hợp mạch cầu phân áp và tụ lọc </w:t>
+      </w:r>
+      <w:proofErr w:type="spellStart"/>
+      <w:r>
+        <w:rPr>
+          <w:rFonts w:eastAsia="MS Mincho"/>
+          <w:lang w:val="vi-VN" w:eastAsia="ja-JP"/>
+        </w:rPr>
+        <w:t>phẳng</w:t>
+      </w:r>
+      <w:proofErr w:type="spellEnd"/>
+      <w:r>
+        <w:rPr>
+          <w:rFonts w:eastAsia="MS Mincho"/>
+          <w:lang w:val="vi-VN" w:eastAsia="ja-JP"/>
+        </w:rPr>
+        <w:t xml:space="preserve"> tín hiệu.</w:t>
       </w:r>
     </w:p>
     <w:p>
       <w:pPr>
-        <w:pStyle w:val="ListParagraph"/>
-        <w:spacing w:line="276" w:lineRule="auto"/>
+        <w:pStyle w:val="BodyText"/>
+        <w:tabs>
+          <w:tab w:val="left" w:leader="dot" w:pos="10080"/>
+        </w:tabs>
+        <w:spacing w:before="240"/>
         <w:ind w:left="720"/>
-        <w:jc w:val="both"/>
-        <w:rPr>
-          <w:rFonts w:eastAsia="MS Mincho"/>
-          <w:i/>
-          <w:iCs/>
-          <w:sz w:val="26"/>
-          <w:szCs w:val="26"/>
-          <w:u w:val="single"/>
-          <w:lang w:val="vi-VN" w:eastAsia="ja-JP"/>
-        </w:rPr>
-      </w:pPr>
-      <w:r>
-        <w:rPr>
-          <w:rFonts w:eastAsia="MS Mincho"/>
-          <w:i/>
-          <w:iCs/>
+        <w:rPr>
+          <w:rFonts w:eastAsia="MS Mincho"/>
+          <w:lang w:eastAsia="ja-JP"/>
+        </w:rPr>
+      </w:pPr>
+      <w:r>
+        <w:rPr>
+          <w:rFonts w:eastAsia="MS Mincho"/>
           <w:noProof/>
-          <w:sz w:val="26"/>
-          <w:szCs w:val="26"/>
-          <w:u w:val="single"/>
-          <w:lang w:val="vi-VN" w:eastAsia="ja-JP"/>
+          <w:lang w:eastAsia="ja-JP"/>
         </w:rPr>
         <w:lastRenderedPageBreak/>
         <w:drawing>
-          <wp:inline distT="0" distB="0" distL="0" distR="0" wp14:anchorId="3B10EFE1" wp14:editId="08B2D5BE">
-            <wp:extent cx="6527800" cy="3672205"/>
-            <wp:effectExtent l="0" t="0" r="6350" b="4445"/>
-            <wp:docPr id="309875107" name="Picture 8"/>
+          <wp:inline distT="0" distB="0" distL="0" distR="0" wp14:anchorId="5DAB826F" wp14:editId="2B588555">
+            <wp:extent cx="5280782" cy="2374471"/>
+            <wp:effectExtent l="0" t="0" r="0" b="6985"/>
+            <wp:docPr id="497529360" name="Picture 2"/>
             <wp:cNvGraphicFramePr>
               <a:graphicFrameLocks xmlns:a="http://schemas.openxmlformats.org/drawingml/2006/main" noChangeAspect="1"/>
             </wp:cNvGraphicFramePr>
@@ -2960,11 +3091,11 @@
               <a:graphicData uri="http://schemas.openxmlformats.org/drawingml/2006/picture">
                 <pic:pic xmlns:pic="http://schemas.openxmlformats.org/drawingml/2006/picture">
                   <pic:nvPicPr>
-                    <pic:cNvPr id="309875107" name="Picture 309875107"/>
+                    <pic:cNvPr id="497529360" name="Picture 2"/>
                     <pic:cNvPicPr/>
                   </pic:nvPicPr>
                   <pic:blipFill>
-                    <a:blip r:embed="rId14" cstate="print">
+                    <a:blip r:embed="rId14">
                       <a:extLst>
                         <a:ext uri="{28A0092B-C50C-407E-A947-70E740481C1C}">
                           <a14:useLocalDpi xmlns:a14="http://schemas.microsoft.com/office/drawing/2010/main" val="0"/>
@@ -2978,7 +3109,7 @@
                   <pic:spPr>
                     <a:xfrm>
                       <a:off x="0" y="0"/>
-                      <a:ext cx="6527800" cy="3672205"/>
+                      <a:ext cx="5280782" cy="2374471"/>
                     </a:xfrm>
                     <a:prstGeom prst="rect">
                       <a:avLst/>
@@ -2996,53 +3127,97 @@
         <w:pStyle w:val="Tnhnh"/>
       </w:pPr>
       <w:r>
+        <w:t xml:space="preserve">Hình </w:t>
+      </w:r>
+      <w:r>
         <w:rPr>
           <w:rFonts w:hint="eastAsia"/>
         </w:rPr>
-        <w:t>Hình 6: S</w:t>
-      </w:r>
-      <w:r>
-        <w:t>ơ</w:t>
+        <w:t>6</w:t>
+      </w:r>
+      <w:r>
+        <w:t xml:space="preserve">: Phương pháp đo </w:t>
       </w:r>
       <w:r>
         <w:rPr>
           <w:rFonts w:hint="eastAsia"/>
         </w:rPr>
-        <w:t xml:space="preserve"> đ</w:t>
-      </w:r>
-      <w:r>
-        <w:t>ồ</w:t>
+        <w:t>đi</w:t>
+      </w:r>
+      <w:r>
+        <w:t>ệ</w:t>
       </w:r>
       <w:r>
         <w:rPr>
           <w:rFonts w:hint="eastAsia"/>
         </w:rPr>
-        <w:t xml:space="preserve"> tr</w:t>
-      </w:r>
-      <w:r>
-        <w:t>ạ</w:t>
-      </w:r>
-      <w:r>
-        <w:rPr>
-          <w:rFonts w:hint="eastAsia"/>
-        </w:rPr>
-        <w:t>ng thái xe</w:t>
+        <w:t>n áp pin</w:t>
       </w:r>
     </w:p>
     <w:p>
       <w:pPr>
-        <w:pStyle w:val="Tnhnh"/>
-      </w:pPr>
-      <w:r>
-        <w:rPr>
-          <w:rFonts w:hint="eastAsia"/>
+        <w:pStyle w:val="BodyText"/>
+        <w:numPr>
+          <w:ilvl w:val="0"/>
+          <w:numId w:val="8"/>
+        </w:numPr>
+        <w:tabs>
+          <w:tab w:val="left" w:leader="dot" w:pos="10080"/>
+        </w:tabs>
+        <w:spacing w:before="240"/>
+        <w:rPr>
+          <w:rFonts w:eastAsia="MS Mincho"/>
+          <w:lang w:eastAsia="ja-JP"/>
+        </w:rPr>
+      </w:pPr>
+      <w:r>
+        <w:rPr>
+          <w:rFonts w:eastAsia="MS Mincho"/>
+          <w:lang w:val="vi-VN" w:eastAsia="ja-JP"/>
+        </w:rPr>
+        <w:t xml:space="preserve">Xây dựng giao diện hiển thị các thông số giám sát trên </w:t>
+      </w:r>
+      <w:proofErr w:type="spellStart"/>
+      <w:r>
+        <w:rPr>
+          <w:rFonts w:eastAsia="MS Mincho"/>
+          <w:lang w:val="vi-VN" w:eastAsia="ja-JP"/>
+        </w:rPr>
+        <w:t>WebServer</w:t>
+      </w:r>
+      <w:proofErr w:type="spellEnd"/>
+      <w:r>
+        <w:rPr>
+          <w:rFonts w:eastAsia="MS Mincho"/>
+          <w:lang w:val="vi-VN" w:eastAsia="ja-JP"/>
+        </w:rPr>
+        <w:t xml:space="preserve"> và tay cầm ESP-NOW.</w:t>
+      </w:r>
+    </w:p>
+    <w:p>
+      <w:pPr>
+        <w:pStyle w:val="BodyText"/>
+        <w:tabs>
+          <w:tab w:val="left" w:leader="dot" w:pos="10080"/>
+        </w:tabs>
+        <w:spacing w:before="240"/>
+        <w:ind w:left="720"/>
+        <w:rPr>
+          <w:rFonts w:eastAsia="MS Mincho"/>
+          <w:lang w:eastAsia="ja-JP"/>
+        </w:rPr>
+      </w:pPr>
+      <w:r>
+        <w:rPr>
+          <w:rFonts w:eastAsia="MS Mincho"/>
           <w:noProof/>
+          <w:lang w:eastAsia="ja-JP"/>
         </w:rPr>
         <w:drawing>
-          <wp:inline distT="0" distB="0" distL="0" distR="0" wp14:anchorId="14B94659" wp14:editId="0A0BFB42">
-            <wp:extent cx="6527800" cy="3672205"/>
-            <wp:effectExtent l="0" t="0" r="6350" b="4445"/>
-            <wp:docPr id="31365427" name="Picture 9"/>
+          <wp:inline distT="0" distB="0" distL="0" distR="0" wp14:anchorId="2B15B9B8" wp14:editId="6E1DEBBB">
+            <wp:extent cx="5521682" cy="3105946"/>
+            <wp:effectExtent l="0" t="0" r="3175" b="0"/>
+            <wp:docPr id="1498136198" name="Picture 11"/>
             <wp:cNvGraphicFramePr>
               <a:graphicFrameLocks xmlns:a="http://schemas.openxmlformats.org/drawingml/2006/main" noChangeAspect="1"/>
             </wp:cNvGraphicFramePr>
@@ -3050,7 +3225,7 @@
               <a:graphicData uri="http://schemas.openxmlformats.org/drawingml/2006/picture">
                 <pic:pic xmlns:pic="http://schemas.openxmlformats.org/drawingml/2006/picture">
                   <pic:nvPicPr>
-                    <pic:cNvPr id="31365427" name="Picture 31365427"/>
+                    <pic:cNvPr id="1498136198" name="Picture 11"/>
                     <pic:cNvPicPr/>
                   </pic:nvPicPr>
                   <pic:blipFill>
@@ -3068,7 +3243,7 @@
                   <pic:spPr>
                     <a:xfrm>
                       <a:off x="0" y="0"/>
-                      <a:ext cx="6527800" cy="3672205"/>
+                      <a:ext cx="5521682" cy="3105946"/>
                     </a:xfrm>
                     <a:prstGeom prst="rect">
                       <a:avLst/>
@@ -3089,16 +3264,19 @@
         <w:rPr>
           <w:rFonts w:hint="eastAsia"/>
         </w:rPr>
-        <w:t>Hình 7: Ph</w:t>
-      </w:r>
-      <w:r>
-        <w:t>ươ</w:t>
+        <w:t xml:space="preserve">Hình </w:t>
       </w:r>
       <w:r>
         <w:rPr>
           <w:rFonts w:hint="eastAsia"/>
         </w:rPr>
-        <w:t>ng pháp mã hóa tín hi</w:t>
+        <w:t>7</w:t>
+      </w:r>
+      <w:r>
+        <w:rPr>
+          <w:rFonts w:hint="eastAsia"/>
+        </w:rPr>
+        <w:t>: Giao di</w:t>
       </w:r>
       <w:r>
         <w:t>ệ</w:t>
@@ -3107,83 +3285,27 @@
         <w:rPr>
           <w:rFonts w:hint="eastAsia"/>
         </w:rPr>
-        <w:t>u đi</w:t>
-      </w:r>
-      <w:r>
-        <w:t>ề</w:t>
-      </w:r>
-      <w:r>
-        <w:rPr>
-          <w:rFonts w:hint="eastAsia"/>
-        </w:rPr>
-        <w:t>u khi</w:t>
-      </w:r>
-      <w:r>
-        <w:t>ể</w:t>
-      </w:r>
-      <w:r>
-        <w:rPr>
-          <w:rFonts w:hint="eastAsia"/>
-        </w:rPr>
-        <w:t>n</w:t>
-      </w:r>
+        <w:t xml:space="preserve">n </w:t>
+      </w:r>
+      <w:proofErr w:type="spellStart"/>
+      <w:r>
+        <w:t>Web</w:t>
+      </w:r>
+      <w:proofErr w:type="spellEnd"/>
     </w:p>
     <w:p>
       <w:pPr>
-        <w:pStyle w:val="ListParagraph"/>
-        <w:numPr>
-          <w:ilvl w:val="0"/>
-          <w:numId w:val="8"/>
-        </w:numPr>
-        <w:spacing w:line="276" w:lineRule="auto"/>
-        <w:jc w:val="both"/>
-        <w:rPr>
-          <w:rFonts w:eastAsia="MS Mincho"/>
-          <w:i/>
-          <w:iCs/>
-          <w:sz w:val="26"/>
-          <w:szCs w:val="26"/>
-          <w:u w:val="single"/>
-          <w:lang w:val="vi-VN" w:eastAsia="ja-JP"/>
-        </w:rPr>
-      </w:pPr>
-      <w:r>
-        <w:rPr>
-          <w:rFonts w:eastAsia="MS Mincho"/>
-          <w:sz w:val="26"/>
-          <w:szCs w:val="26"/>
-          <w:lang w:val="vi-VN" w:eastAsia="ja-JP"/>
-        </w:rPr>
-        <w:t>Sử phương pháp Lập trình Hướng đối tượng (OOP) để quản lý cấu trúc dữ liệu hệ thống</w:t>
-      </w:r>
-    </w:p>
-    <w:p>
-      <w:pPr>
-        <w:pStyle w:val="ListParagraph"/>
-        <w:spacing w:line="276" w:lineRule="auto"/>
-        <w:ind w:left="720"/>
-        <w:jc w:val="both"/>
-        <w:rPr>
-          <w:rFonts w:eastAsia="MS Mincho"/>
-          <w:sz w:val="26"/>
-          <w:szCs w:val="26"/>
-          <w:lang w:val="vi-VN" w:eastAsia="ja-JP"/>
-        </w:rPr>
-      </w:pPr>
-      <w:r>
-        <w:rPr>
-          <w:rFonts w:eastAsia="MS Mincho"/>
+        <w:pStyle w:val="Tnhnh"/>
+      </w:pPr>
+      <w:r>
+        <w:rPr>
           <w:noProof/>
-          <w:sz w:val="26"/>
-          <w:szCs w:val="26"/>
-          <w:lang w:val="vi-VN" w:eastAsia="ja-JP"/>
-        </w:rPr>
-        <w:lastRenderedPageBreak/>
+        </w:rPr>
         <w:drawing>
-          <wp:inline distT="0" distB="0" distL="0" distR="0" wp14:anchorId="711B249B" wp14:editId="6E212EC4">
-            <wp:extent cx="6527800" cy="3672205"/>
-            <wp:effectExtent l="0" t="0" r="6350" b="4445"/>
-            <wp:docPr id="413068675" name="Picture 10"/>
+          <wp:inline distT="0" distB="0" distL="0" distR="0" wp14:anchorId="15E71AA6" wp14:editId="72924AAC">
+            <wp:extent cx="3609109" cy="2066392"/>
+            <wp:effectExtent l="0" t="0" r="0" b="0"/>
+            <wp:docPr id="625130409" name="Picture 1"/>
             <wp:cNvGraphicFramePr>
               <a:graphicFrameLocks xmlns:a="http://schemas.openxmlformats.org/drawingml/2006/main" noChangeAspect="1"/>
             </wp:cNvGraphicFramePr>
@@ -3191,11 +3313,11 @@
               <a:graphicData uri="http://schemas.openxmlformats.org/drawingml/2006/picture">
                 <pic:pic xmlns:pic="http://schemas.openxmlformats.org/drawingml/2006/picture">
                   <pic:nvPicPr>
-                    <pic:cNvPr id="413068675" name="Picture 413068675"/>
+                    <pic:cNvPr id="625130409" name="Picture 625130409"/>
                     <pic:cNvPicPr/>
                   </pic:nvPicPr>
                   <pic:blipFill>
-                    <a:blip r:embed="rId16" cstate="print">
+                    <a:blip r:embed="rId16">
                       <a:extLst>
                         <a:ext uri="{28A0092B-C50C-407E-A947-70E740481C1C}">
                           <a14:useLocalDpi xmlns:a14="http://schemas.microsoft.com/office/drawing/2010/main" val="0"/>
@@ -3209,7 +3331,7 @@
                   <pic:spPr>
                     <a:xfrm>
                       <a:off x="0" y="0"/>
-                      <a:ext cx="6527800" cy="3672205"/>
+                      <a:ext cx="3614576" cy="2069522"/>
                     </a:xfrm>
                     <a:prstGeom prst="rect">
                       <a:avLst/>
@@ -3227,178 +3349,240 @@
         <w:pStyle w:val="Tnhnh"/>
       </w:pPr>
       <w:r>
+        <w:t xml:space="preserve">Hình </w:t>
+      </w:r>
+      <w:r>
         <w:rPr>
           <w:rFonts w:hint="eastAsia"/>
         </w:rPr>
-        <w:t>Hình 8: S</w:t>
-      </w:r>
-      <w:r>
-        <w:t>ơ</w:t>
-      </w:r>
-      <w:r>
-        <w:rPr>
-          <w:rFonts w:hint="eastAsia"/>
-        </w:rPr>
-        <w:t xml:space="preserve"> đ</w:t>
-      </w:r>
-      <w:r>
-        <w:t>ồ</w:t>
-      </w:r>
-      <w:r>
-        <w:rPr>
-          <w:rFonts w:hint="eastAsia"/>
-        </w:rPr>
-        <w:t xml:space="preserve"> c</w:t>
-      </w:r>
-      <w:r>
-        <w:t>ấ</w:t>
-      </w:r>
-      <w:r>
-        <w:rPr>
-          <w:rFonts w:hint="eastAsia"/>
-        </w:rPr>
-        <w:t>u trúc l</w:t>
-      </w:r>
-      <w:r>
-        <w:t>ớ</w:t>
-      </w:r>
-      <w:r>
-        <w:rPr>
-          <w:rFonts w:hint="eastAsia"/>
-        </w:rPr>
-        <w:t xml:space="preserve">p </w:t>
+        <w:t>8</w:t>
+      </w:r>
+      <w:r>
+        <w:t>: Giao diện Tay cầm ESP-NOW</w:t>
       </w:r>
     </w:p>
     <w:p>
       <w:pPr>
-        <w:pStyle w:val="Tnhnh"/>
-      </w:pPr>
+        <w:pStyle w:val="ListParagraph"/>
+        <w:numPr>
+          <w:ilvl w:val="0"/>
+          <w:numId w:val="10"/>
+        </w:numPr>
+        <w:ind w:left="1080"/>
+        <w:rPr>
+          <w:rFonts w:eastAsia="MS Mincho"/>
+          <w:sz w:val="26"/>
+          <w:szCs w:val="26"/>
+          <w:lang w:val="vi-VN" w:eastAsia="ja-JP"/>
+        </w:rPr>
+      </w:pPr>
+      <w:r>
+        <w:rPr>
+          <w:rFonts w:eastAsia="MS Mincho"/>
+          <w:sz w:val="26"/>
+          <w:szCs w:val="26"/>
+          <w:lang w:eastAsia="ja-JP"/>
+        </w:rPr>
+        <w:t>K</w:t>
+      </w:r>
+      <w:r>
+        <w:rPr>
+          <w:rFonts w:eastAsia="MS Mincho" w:hint="eastAsia"/>
+          <w:sz w:val="26"/>
+          <w:szCs w:val="26"/>
+          <w:lang w:eastAsia="ja-JP"/>
+        </w:rPr>
+        <w:t>i</w:t>
+      </w:r>
+      <w:r>
+        <w:rPr>
+          <w:rFonts w:eastAsia="MS Mincho"/>
+          <w:sz w:val="26"/>
+          <w:szCs w:val="26"/>
+          <w:lang w:eastAsia="ja-JP"/>
+        </w:rPr>
+        <w:t>ể</w:t>
+      </w:r>
+      <w:r>
+        <w:rPr>
+          <w:rFonts w:eastAsia="MS Mincho" w:hint="eastAsia"/>
+          <w:sz w:val="26"/>
+          <w:szCs w:val="26"/>
+          <w:lang w:eastAsia="ja-JP"/>
+        </w:rPr>
+        <w:t>m tra</w:t>
+      </w:r>
+      <w:r>
+        <w:rPr>
+          <w:rFonts w:eastAsia="MS Mincho" w:hint="eastAsia"/>
+          <w:sz w:val="26"/>
+          <w:szCs w:val="26"/>
+          <w:lang w:eastAsia="ja-JP"/>
+        </w:rPr>
+        <w:t>:</w:t>
+      </w:r>
     </w:p>
     <w:p>
       <w:pPr>
-        <w:pStyle w:val="BodyText"/>
-        <w:tabs>
-          <w:tab w:val="left" w:leader="dot" w:pos="10080"/>
-        </w:tabs>
-        <w:spacing w:before="240"/>
-        <w:rPr>
-          <w:rFonts w:eastAsia="MS Mincho"/>
-          <w:lang w:eastAsia="ja-JP"/>
-        </w:rPr>
-      </w:pPr>
-      <w:r>
-        <w:rPr>
-          <w:rFonts w:eastAsia="MS Mincho"/>
-          <w:u w:val="single"/>
-          <w:lang w:eastAsia="ja-JP"/>
-        </w:rPr>
-        <w:t>Vấn đề 2:</w:t>
-      </w:r>
-      <w:r>
-        <w:rPr>
-          <w:rFonts w:eastAsia="MS Mincho"/>
-          <w:lang w:eastAsia="ja-JP"/>
-        </w:rPr>
-        <w:t xml:space="preserve"> Thiết kế chương trình giám sát cấu hình điều khiển, tốc độ bánh xe và trạng thái vận hành.</w:t>
+        <w:pStyle w:val="ListParagraph"/>
+        <w:numPr>
+          <w:ilvl w:val="1"/>
+          <w:numId w:val="10"/>
+        </w:numPr>
+        <w:ind w:left="1440"/>
+        <w:rPr>
+          <w:rFonts w:eastAsia="MS Mincho"/>
+          <w:sz w:val="26"/>
+          <w:szCs w:val="26"/>
+          <w:lang w:val="vi-VN" w:eastAsia="ja-JP"/>
+        </w:rPr>
+      </w:pPr>
+      <w:r>
+        <w:rPr>
+          <w:rFonts w:eastAsia="MS Mincho"/>
+          <w:sz w:val="26"/>
+          <w:szCs w:val="26"/>
+          <w:lang w:eastAsia="ja-JP"/>
+        </w:rPr>
+        <w:t>So sánh</w:t>
+      </w:r>
+      <w:r>
+        <w:rPr>
+          <w:rFonts w:eastAsia="MS Mincho"/>
+          <w:sz w:val="26"/>
+          <w:szCs w:val="26"/>
+          <w:lang w:eastAsia="ja-JP"/>
+        </w:rPr>
+        <w:t xml:space="preserve"> điện áp Pin</w:t>
+      </w:r>
+      <w:r>
+        <w:rPr>
+          <w:rFonts w:eastAsia="MS Mincho"/>
+          <w:sz w:val="26"/>
+          <w:szCs w:val="26"/>
+          <w:lang w:eastAsia="ja-JP"/>
+        </w:rPr>
+        <w:t xml:space="preserve"> đo đ</w:t>
+      </w:r>
+      <w:proofErr w:type="spellStart"/>
+      <w:r>
+        <w:rPr>
+          <w:rFonts w:eastAsia="MS Mincho"/>
+          <w:sz w:val="26"/>
+          <w:szCs w:val="26"/>
+          <w:lang w:val="vi-VN" w:eastAsia="ja-JP"/>
+        </w:rPr>
+        <w:t>ược</w:t>
+      </w:r>
+      <w:proofErr w:type="spellEnd"/>
+      <w:r>
+        <w:rPr>
+          <w:rFonts w:eastAsia="MS Mincho"/>
+          <w:sz w:val="26"/>
+          <w:szCs w:val="26"/>
+          <w:lang w:eastAsia="ja-JP"/>
+        </w:rPr>
+        <w:t xml:space="preserve"> so v</w:t>
+      </w:r>
+      <w:r>
+        <w:rPr>
+          <w:rFonts w:eastAsia="MS Mincho"/>
+          <w:sz w:val="26"/>
+          <w:szCs w:val="26"/>
+          <w:lang w:val="vi-VN" w:eastAsia="ja-JP"/>
+        </w:rPr>
+        <w:t>ới VO</w:t>
+      </w:r>
+      <w:r>
+        <w:rPr>
+          <w:rFonts w:eastAsia="MS Mincho" w:hint="eastAsia"/>
+          <w:sz w:val="26"/>
+          <w:szCs w:val="26"/>
+          <w:lang w:val="vi-VN" w:eastAsia="ja-JP"/>
+        </w:rPr>
+        <w:t>M</w:t>
+      </w:r>
+      <w:r>
+        <w:rPr>
+          <w:rFonts w:eastAsia="MS Mincho"/>
+          <w:sz w:val="26"/>
+          <w:szCs w:val="26"/>
+          <w:lang w:val="vi-VN" w:eastAsia="ja-JP"/>
+        </w:rPr>
+        <w:t xml:space="preserve"> đo thực tế.</w:t>
       </w:r>
     </w:p>
     <w:p>
       <w:pPr>
-        <w:spacing w:line="276" w:lineRule="auto"/>
-        <w:jc w:val="both"/>
-        <w:rPr>
-          <w:rFonts w:eastAsia="MS Mincho"/>
-          <w:i/>
-          <w:iCs/>
-          <w:sz w:val="26"/>
-          <w:szCs w:val="26"/>
-          <w:u w:val="single"/>
-          <w:lang w:val="vi-VN" w:eastAsia="ja-JP"/>
-        </w:rPr>
-      </w:pPr>
-      <w:r>
-        <w:rPr>
-          <w:i/>
-          <w:iCs/>
-          <w:sz w:val="26"/>
-          <w:szCs w:val="26"/>
-          <w:u w:val="single"/>
-          <w:lang w:val="vi-VN"/>
-        </w:rPr>
-        <w:t>Ý tưởng/Phương pháp giải quyết vấn đề:</w:t>
+        <w:pStyle w:val="ListParagraph"/>
+        <w:numPr>
+          <w:ilvl w:val="1"/>
+          <w:numId w:val="10"/>
+        </w:numPr>
+        <w:ind w:left="1440"/>
+        <w:rPr>
+          <w:rFonts w:eastAsia="MS Mincho"/>
+          <w:sz w:val="26"/>
+          <w:szCs w:val="26"/>
+          <w:lang w:val="vi-VN" w:eastAsia="ja-JP"/>
+        </w:rPr>
+      </w:pPr>
+      <w:r>
+        <w:rPr>
+          <w:rFonts w:eastAsia="MS Mincho"/>
+          <w:sz w:val="26"/>
+          <w:szCs w:val="26"/>
+          <w:lang w:val="vi-VN" w:eastAsia="ja-JP"/>
+        </w:rPr>
+        <w:t xml:space="preserve">So sánh đo tốc độ </w:t>
+      </w:r>
+      <w:proofErr w:type="spellStart"/>
+      <w:r>
+        <w:rPr>
+          <w:rFonts w:eastAsia="MS Mincho"/>
+          <w:sz w:val="26"/>
+          <w:szCs w:val="26"/>
+          <w:lang w:val="vi-VN" w:eastAsia="ja-JP"/>
+        </w:rPr>
+        <w:t>motor</w:t>
+      </w:r>
+      <w:proofErr w:type="spellEnd"/>
+      <w:r>
+        <w:rPr>
+          <w:rFonts w:eastAsia="MS Mincho"/>
+          <w:sz w:val="26"/>
+          <w:szCs w:val="26"/>
+          <w:lang w:val="vi-VN" w:eastAsia="ja-JP"/>
+        </w:rPr>
+        <w:t xml:space="preserve"> so với sử dụng thiết bị thực tế.</w:t>
       </w:r>
     </w:p>
     <w:p>
       <w:pPr>
-        <w:pStyle w:val="BodyText"/>
-        <w:numPr>
-          <w:ilvl w:val="0"/>
-          <w:numId w:val="8"/>
-        </w:numPr>
-        <w:tabs>
-          <w:tab w:val="left" w:leader="dot" w:pos="10080"/>
-        </w:tabs>
-        <w:spacing w:before="240"/>
-        <w:rPr>
-          <w:rFonts w:eastAsia="MS Mincho"/>
-          <w:lang w:eastAsia="ja-JP"/>
-        </w:rPr>
-      </w:pPr>
-      <w:r>
-        <w:rPr>
-          <w:rFonts w:eastAsia="MS Mincho"/>
-          <w:lang w:val="vi-VN" w:eastAsia="ja-JP"/>
-        </w:rPr>
-        <w:t xml:space="preserve">Xây dựng giao diện </w:t>
-      </w:r>
-      <w:r>
-        <w:rPr>
-          <w:rFonts w:eastAsia="MS Mincho"/>
-          <w:lang w:val="vi-VN" w:eastAsia="ja-JP"/>
-        </w:rPr>
-        <w:t xml:space="preserve">hiển thị các thông số giám sát trên </w:t>
-      </w:r>
-      <w:proofErr w:type="spellStart"/>
-      <w:r>
-        <w:rPr>
-          <w:rFonts w:eastAsia="MS Mincho"/>
-          <w:lang w:val="vi-VN" w:eastAsia="ja-JP"/>
-        </w:rPr>
-        <w:t>WebServer</w:t>
-      </w:r>
-      <w:proofErr w:type="spellEnd"/>
-      <w:r>
-        <w:rPr>
-          <w:rFonts w:eastAsia="MS Mincho"/>
-          <w:lang w:val="vi-VN" w:eastAsia="ja-JP"/>
-        </w:rPr>
-        <w:t xml:space="preserve"> và tay cầm ESP-NOW.</w:t>
-      </w:r>
-    </w:p>
-    <w:p>
-      <w:pPr>
-        <w:pStyle w:val="BodyText"/>
-        <w:tabs>
-          <w:tab w:val="left" w:leader="dot" w:pos="10080"/>
-        </w:tabs>
-        <w:spacing w:before="240"/>
-        <w:ind w:left="720"/>
-        <w:rPr>
-          <w:rFonts w:eastAsia="MS Mincho"/>
-          <w:lang w:eastAsia="ja-JP"/>
+        <w:pStyle w:val="ListParagraph"/>
+        <w:ind w:left="1080"/>
+        <w:jc w:val="center"/>
+        <w:rPr>
+          <w:rFonts w:eastAsia="MS Mincho"/>
+          <w:sz w:val="26"/>
+          <w:szCs w:val="26"/>
+          <w:lang w:val="vi-VN" w:eastAsia="ja-JP"/>
         </w:rPr>
       </w:pPr>
       <w:r>
         <w:rPr>
           <w:rFonts w:eastAsia="MS Mincho"/>
           <w:noProof/>
-          <w:lang w:eastAsia="ja-JP"/>
-        </w:rPr>
+          <w:sz w:val="26"/>
+          <w:szCs w:val="26"/>
+          <w:lang w:val="vi-VN" w:eastAsia="ja-JP"/>
+        </w:rPr>
+        <w:lastRenderedPageBreak/>
         <w:drawing>
-          <wp:inline distT="0" distB="0" distL="0" distR="0" wp14:anchorId="2B15B9B8" wp14:editId="67A2DDBB">
-            <wp:extent cx="6527800" cy="3672205"/>
-            <wp:effectExtent l="0" t="0" r="6350" b="4445"/>
-            <wp:docPr id="1498136198" name="Picture 11"/>
+          <wp:inline distT="0" distB="0" distL="0" distR="0" wp14:anchorId="1BCBF872" wp14:editId="04A2137B">
+            <wp:extent cx="4081780" cy="3050217"/>
+            <wp:effectExtent l="0" t="0" r="0" b="0"/>
+            <wp:docPr id="1117388104" name="Picture 3"/>
             <wp:cNvGraphicFramePr>
               <a:graphicFrameLocks xmlns:a="http://schemas.openxmlformats.org/drawingml/2006/main" noChangeAspect="1"/>
             </wp:cNvGraphicFramePr>
@@ -3406,7 +3590,7 @@
               <a:graphicData uri="http://schemas.openxmlformats.org/drawingml/2006/picture">
                 <pic:pic xmlns:pic="http://schemas.openxmlformats.org/drawingml/2006/picture">
                   <pic:nvPicPr>
-                    <pic:cNvPr id="1498136198" name="Picture 1498136198"/>
+                    <pic:cNvPr id="1117388104" name="Picture 1117388104"/>
                     <pic:cNvPicPr/>
                   </pic:nvPicPr>
                   <pic:blipFill>
@@ -3424,7 +3608,7 @@
                   <pic:spPr>
                     <a:xfrm>
                       <a:off x="0" y="0"/>
-                      <a:ext cx="6527800" cy="3672205"/>
+                      <a:ext cx="4082944" cy="3051087"/>
                     </a:xfrm>
                     <a:prstGeom prst="rect">
                       <a:avLst/>
@@ -3439,35 +3623,86 @@
     </w:p>
     <w:p>
       <w:pPr>
-        <w:pStyle w:val="Tnhnh"/>
-      </w:pPr>
-      <w:r>
-        <w:rPr>
-          <w:rFonts w:hint="eastAsia"/>
-        </w:rPr>
-        <w:t>Hình 9: Giao di</w:t>
-      </w:r>
-      <w:r>
+        <w:pStyle w:val="ListParagraph"/>
+        <w:ind w:left="1080"/>
+        <w:jc w:val="center"/>
+        <w:rPr>
+          <w:rFonts w:eastAsia="MS Mincho"/>
+          <w:sz w:val="26"/>
+          <w:szCs w:val="26"/>
+          <w:lang w:val="vi-VN" w:eastAsia="ja-JP"/>
+        </w:rPr>
+      </w:pPr>
+      <w:r>
+        <w:rPr>
+          <w:rFonts w:eastAsia="MS Mincho" w:hint="eastAsia"/>
+          <w:sz w:val="26"/>
+          <w:szCs w:val="26"/>
+          <w:lang w:val="vi-VN" w:eastAsia="ja-JP"/>
+        </w:rPr>
+        <w:t>Hình 9: K</w:t>
+      </w:r>
+      <w:r>
+        <w:rPr>
+          <w:rFonts w:eastAsia="MS Mincho"/>
+          <w:sz w:val="26"/>
+          <w:szCs w:val="26"/>
+          <w:lang w:val="vi-VN" w:eastAsia="ja-JP"/>
+        </w:rPr>
+        <w:t>ế</w:t>
+      </w:r>
+      <w:r>
+        <w:rPr>
+          <w:rFonts w:eastAsia="MS Mincho" w:hint="eastAsia"/>
+          <w:sz w:val="26"/>
+          <w:szCs w:val="26"/>
+          <w:lang w:val="vi-VN" w:eastAsia="ja-JP"/>
+        </w:rPr>
+        <w:t>t qu</w:t>
+      </w:r>
+      <w:r>
+        <w:rPr>
+          <w:rFonts w:eastAsia="MS Mincho"/>
+          <w:sz w:val="26"/>
+          <w:szCs w:val="26"/>
+          <w:lang w:val="vi-VN" w:eastAsia="ja-JP"/>
+        </w:rPr>
+        <w:t>ả</w:t>
+      </w:r>
+      <w:r>
+        <w:rPr>
+          <w:rFonts w:eastAsia="MS Mincho" w:hint="eastAsia"/>
+          <w:sz w:val="26"/>
+          <w:szCs w:val="26"/>
+          <w:lang w:val="vi-VN" w:eastAsia="ja-JP"/>
+        </w:rPr>
+        <w:t xml:space="preserve"> giám sát đi</w:t>
+      </w:r>
+      <w:r>
+        <w:rPr>
+          <w:rFonts w:eastAsia="MS Mincho"/>
+          <w:sz w:val="26"/>
+          <w:szCs w:val="26"/>
+          <w:lang w:val="vi-VN" w:eastAsia="ja-JP"/>
+        </w:rPr>
         <w:t>ệ</w:t>
       </w:r>
       <w:r>
         <w:rPr>
-          <w:rFonts w:hint="eastAsia"/>
-        </w:rPr>
-        <w:t xml:space="preserve">n </w:t>
-      </w:r>
-      <w:proofErr w:type="spellStart"/>
-      <w:r>
-        <w:t>Web</w:t>
-      </w:r>
-      <w:proofErr w:type="spellEnd"/>
+          <w:rFonts w:eastAsia="MS Mincho" w:hint="eastAsia"/>
+          <w:sz w:val="26"/>
+          <w:szCs w:val="26"/>
+          <w:lang w:val="vi-VN" w:eastAsia="ja-JP"/>
+        </w:rPr>
+        <w:t>n áp Pin</w:t>
+      </w:r>
     </w:p>
     <w:p>
       <w:pPr>
-        <w:pStyle w:val="Tnhnh"/>
-        <w:jc w:val="left"/>
-        <w:rPr>
-          <w:rFonts w:ascii="Calibri" w:hAnsi="Calibri" w:cs="Calibri"/>
+        <w:ind w:left="360" w:firstLine="360"/>
+        <w:rPr>
+          <w:rFonts w:eastAsia="MS Mincho"/>
+          <w:lang w:val="vi-VN" w:eastAsia="ja-JP"/>
         </w:rPr>
       </w:pPr>
     </w:p>
@@ -3481,7 +3716,6 @@
         <w:ind w:left="274"/>
       </w:pPr>
       <w:r>
-        <w:lastRenderedPageBreak/>
         <w:t>4.4. Các nội dung thực hiện &amp; Kết quả:</w:t>
       </w:r>
     </w:p>
@@ -4263,6 +4497,444 @@
         <w:tc>
           <w:tcPr>
             <w:tcW w:w="572" w:type="dxa"/>
+          </w:tcPr>
+          <w:p>
+            <w:pPr>
+              <w:pStyle w:val="BodyText"/>
+              <w:tabs>
+                <w:tab w:val="left" w:leader="dot" w:pos="10080"/>
+              </w:tabs>
+              <w:spacing w:before="60" w:after="60"/>
+              <w:jc w:val="center"/>
+              <w:rPr>
+                <w:sz w:val="22"/>
+                <w:szCs w:val="22"/>
+                <w:lang w:val="en-US"/>
+              </w:rPr>
+            </w:pPr>
+            <w:r>
+              <w:rPr>
+                <w:sz w:val="22"/>
+                <w:szCs w:val="22"/>
+                <w:lang w:val="en-US"/>
+              </w:rPr>
+              <w:t>1</w:t>
+            </w:r>
+          </w:p>
+        </w:tc>
+        <w:tc>
+          <w:tcPr>
+            <w:tcW w:w="3237" w:type="dxa"/>
+          </w:tcPr>
+          <w:p>
+            <w:pPr>
+              <w:pStyle w:val="BodyText"/>
+              <w:tabs>
+                <w:tab w:val="left" w:leader="dot" w:pos="10080"/>
+              </w:tabs>
+              <w:spacing w:before="60" w:after="60"/>
+              <w:rPr>
+                <w:rFonts w:eastAsia="MS Mincho"/>
+                <w:sz w:val="22"/>
+                <w:szCs w:val="22"/>
+                <w:lang w:val="en-US" w:eastAsia="ja-JP"/>
+              </w:rPr>
+            </w:pPr>
+            <w:proofErr w:type="spellStart"/>
+            <w:r>
+              <w:rPr>
+                <w:rFonts w:eastAsia="MS Mincho"/>
+                <w:sz w:val="22"/>
+                <w:szCs w:val="22"/>
+                <w:lang w:val="en-US" w:eastAsia="ja-JP"/>
+              </w:rPr>
+              <w:t>Thiết</w:t>
+            </w:r>
+            <w:proofErr w:type="spellEnd"/>
+            <w:r>
+              <w:rPr>
+                <w:rFonts w:eastAsia="MS Mincho"/>
+                <w:sz w:val="22"/>
+                <w:szCs w:val="22"/>
+                <w:lang w:val="en-US" w:eastAsia="ja-JP"/>
+              </w:rPr>
+              <w:t xml:space="preserve"> </w:t>
+            </w:r>
+            <w:proofErr w:type="spellStart"/>
+            <w:r>
+              <w:rPr>
+                <w:rFonts w:eastAsia="MS Mincho"/>
+                <w:sz w:val="22"/>
+                <w:szCs w:val="22"/>
+                <w:lang w:val="en-US" w:eastAsia="ja-JP"/>
+              </w:rPr>
+              <w:t>kế</w:t>
+            </w:r>
+            <w:proofErr w:type="spellEnd"/>
+            <w:r>
+              <w:rPr>
+                <w:rFonts w:eastAsia="MS Mincho"/>
+                <w:sz w:val="22"/>
+                <w:szCs w:val="22"/>
+                <w:lang w:val="en-US" w:eastAsia="ja-JP"/>
+              </w:rPr>
+              <w:t xml:space="preserve"> </w:t>
+            </w:r>
+            <w:proofErr w:type="spellStart"/>
+            <w:r>
+              <w:rPr>
+                <w:rFonts w:eastAsia="MS Mincho"/>
+                <w:sz w:val="22"/>
+                <w:szCs w:val="22"/>
+                <w:lang w:val="en-US" w:eastAsia="ja-JP"/>
+              </w:rPr>
+              <w:t>ch</w:t>
+            </w:r>
+            <w:proofErr w:type="spellEnd"/>
+            <w:r>
+              <w:rPr>
+                <w:rFonts w:eastAsia="MS Mincho"/>
+                <w:sz w:val="22"/>
+                <w:szCs w:val="22"/>
+                <w:lang w:val="vi-VN" w:eastAsia="ja-JP"/>
+              </w:rPr>
+              <w:t>ương trình điều khiển</w:t>
+            </w:r>
+            <w:r>
+              <w:rPr>
+                <w:rFonts w:eastAsia="MS Mincho" w:hint="eastAsia"/>
+                <w:sz w:val="22"/>
+                <w:szCs w:val="22"/>
+                <w:lang w:val="vi-VN" w:eastAsia="ja-JP"/>
+              </w:rPr>
+              <w:t xml:space="preserve"> t</w:t>
+            </w:r>
+            <w:r>
+              <w:rPr>
+                <w:rFonts w:eastAsia="MS Mincho"/>
+                <w:sz w:val="22"/>
+                <w:szCs w:val="22"/>
+                <w:lang w:val="vi-VN" w:eastAsia="ja-JP"/>
+              </w:rPr>
+              <w:t>ừ</w:t>
+            </w:r>
+            <w:r>
+              <w:rPr>
+                <w:rFonts w:eastAsia="MS Mincho" w:hint="eastAsia"/>
+                <w:sz w:val="22"/>
+                <w:szCs w:val="22"/>
+                <w:lang w:val="vi-VN" w:eastAsia="ja-JP"/>
+              </w:rPr>
+              <w:t xml:space="preserve"> xa </w:t>
+            </w:r>
+          </w:p>
+        </w:tc>
+        <w:tc>
+          <w:tcPr>
+            <w:tcW w:w="3386" w:type="dxa"/>
+          </w:tcPr>
+          <w:p>
+            <w:pPr>
+              <w:pStyle w:val="BodyText"/>
+              <w:tabs>
+                <w:tab w:val="left" w:leader="dot" w:pos="10080"/>
+              </w:tabs>
+              <w:spacing w:before="60" w:after="60"/>
+              <w:rPr>
+                <w:rFonts w:ascii="Calibri" w:eastAsia="MS Mincho" w:hAnsi="Calibri" w:cs="Calibri"/>
+                <w:sz w:val="22"/>
+                <w:szCs w:val="22"/>
+                <w:lang w:val="vi-VN" w:eastAsia="ja-JP"/>
+              </w:rPr>
+            </w:pPr>
+            <w:r>
+              <w:rPr>
+                <w:rFonts w:ascii="Calibri" w:eastAsia="MS Mincho" w:hAnsi="Calibri" w:cs="Calibri" w:hint="eastAsia"/>
+                <w:sz w:val="22"/>
+                <w:szCs w:val="22"/>
+                <w:lang w:val="vi-VN" w:eastAsia="ja-JP"/>
+              </w:rPr>
+              <w:t>Các ch</w:t>
+            </w:r>
+            <w:r>
+              <w:rPr>
+                <w:rFonts w:ascii="Calibri" w:eastAsia="MS Mincho" w:hAnsi="Calibri" w:cs="Calibri"/>
+                <w:sz w:val="22"/>
+                <w:szCs w:val="22"/>
+                <w:lang w:val="vi-VN" w:eastAsia="ja-JP"/>
+              </w:rPr>
+              <w:t>ươ</w:t>
+            </w:r>
+            <w:r>
+              <w:rPr>
+                <w:rFonts w:ascii="Calibri" w:eastAsia="MS Mincho" w:hAnsi="Calibri" w:cs="Calibri" w:hint="eastAsia"/>
+                <w:sz w:val="22"/>
+                <w:szCs w:val="22"/>
+                <w:lang w:val="vi-VN" w:eastAsia="ja-JP"/>
+              </w:rPr>
+              <w:t>ng trình con c</w:t>
+            </w:r>
+            <w:r>
+              <w:rPr>
+                <w:rFonts w:ascii="Calibri" w:eastAsia="MS Mincho" w:hAnsi="Calibri" w:cs="Calibri"/>
+                <w:sz w:val="22"/>
+                <w:szCs w:val="22"/>
+                <w:lang w:val="vi-VN" w:eastAsia="ja-JP"/>
+              </w:rPr>
+              <w:t>ủ</w:t>
+            </w:r>
+            <w:r>
+              <w:rPr>
+                <w:rFonts w:ascii="Calibri" w:eastAsia="MS Mincho" w:hAnsi="Calibri" w:cs="Calibri" w:hint="eastAsia"/>
+                <w:sz w:val="22"/>
+                <w:szCs w:val="22"/>
+                <w:lang w:val="vi-VN" w:eastAsia="ja-JP"/>
+              </w:rPr>
+              <w:t>a h</w:t>
+            </w:r>
+            <w:r>
+              <w:rPr>
+                <w:rFonts w:ascii="Calibri" w:eastAsia="MS Mincho" w:hAnsi="Calibri" w:cs="Calibri"/>
+                <w:sz w:val="22"/>
+                <w:szCs w:val="22"/>
+                <w:lang w:val="vi-VN" w:eastAsia="ja-JP"/>
+              </w:rPr>
+              <w:t>ệ</w:t>
+            </w:r>
+            <w:r>
+              <w:rPr>
+                <w:rFonts w:ascii="Calibri" w:eastAsia="MS Mincho" w:hAnsi="Calibri" w:cs="Calibri" w:hint="eastAsia"/>
+                <w:sz w:val="22"/>
+                <w:szCs w:val="22"/>
+                <w:lang w:val="vi-VN" w:eastAsia="ja-JP"/>
+              </w:rPr>
+              <w:t xml:space="preserve"> th</w:t>
+            </w:r>
+            <w:r>
+              <w:rPr>
+                <w:rFonts w:ascii="Calibri" w:eastAsia="MS Mincho" w:hAnsi="Calibri" w:cs="Calibri"/>
+                <w:sz w:val="22"/>
+                <w:szCs w:val="22"/>
+                <w:lang w:val="vi-VN" w:eastAsia="ja-JP"/>
+              </w:rPr>
+              <w:t>ố</w:t>
+            </w:r>
+            <w:r>
+              <w:rPr>
+                <w:rFonts w:ascii="Calibri" w:eastAsia="MS Mincho" w:hAnsi="Calibri" w:cs="Calibri" w:hint="eastAsia"/>
+                <w:sz w:val="22"/>
+                <w:szCs w:val="22"/>
+                <w:lang w:val="vi-VN" w:eastAsia="ja-JP"/>
+              </w:rPr>
+              <w:t>ng đ</w:t>
+            </w:r>
+            <w:r>
+              <w:rPr>
+                <w:rFonts w:ascii="Calibri" w:eastAsia="MS Mincho" w:hAnsi="Calibri" w:cs="Calibri"/>
+                <w:sz w:val="22"/>
+                <w:szCs w:val="22"/>
+                <w:lang w:val="vi-VN" w:eastAsia="ja-JP"/>
+              </w:rPr>
+              <w:t>ượ</w:t>
+            </w:r>
+            <w:r>
+              <w:rPr>
+                <w:rFonts w:ascii="Calibri" w:eastAsia="MS Mincho" w:hAnsi="Calibri" w:cs="Calibri" w:hint="eastAsia"/>
+                <w:sz w:val="22"/>
+                <w:szCs w:val="22"/>
+                <w:lang w:val="vi-VN" w:eastAsia="ja-JP"/>
+              </w:rPr>
+              <w:t>c t</w:t>
+            </w:r>
+            <w:r>
+              <w:rPr>
+                <w:rFonts w:ascii="Calibri" w:eastAsia="MS Mincho" w:hAnsi="Calibri" w:cs="Calibri"/>
+                <w:sz w:val="22"/>
+                <w:szCs w:val="22"/>
+                <w:lang w:val="vi-VN" w:eastAsia="ja-JP"/>
+              </w:rPr>
+              <w:t>ổ</w:t>
+            </w:r>
+            <w:r>
+              <w:rPr>
+                <w:rFonts w:ascii="Calibri" w:eastAsia="MS Mincho" w:hAnsi="Calibri" w:cs="Calibri" w:hint="eastAsia"/>
+                <w:sz w:val="22"/>
+                <w:szCs w:val="22"/>
+                <w:lang w:val="vi-VN" w:eastAsia="ja-JP"/>
+              </w:rPr>
+              <w:t xml:space="preserve"> ch</w:t>
+            </w:r>
+            <w:r>
+              <w:rPr>
+                <w:rFonts w:ascii="Calibri" w:eastAsia="MS Mincho" w:hAnsi="Calibri" w:cs="Calibri"/>
+                <w:sz w:val="22"/>
+                <w:szCs w:val="22"/>
+                <w:lang w:val="vi-VN" w:eastAsia="ja-JP"/>
+              </w:rPr>
+              <w:t>ứ</w:t>
+            </w:r>
+            <w:r>
+              <w:rPr>
+                <w:rFonts w:ascii="Calibri" w:eastAsia="MS Mincho" w:hAnsi="Calibri" w:cs="Calibri" w:hint="eastAsia"/>
+                <w:sz w:val="22"/>
+                <w:szCs w:val="22"/>
+                <w:lang w:val="vi-VN" w:eastAsia="ja-JP"/>
+              </w:rPr>
+              <w:t>c v</w:t>
+            </w:r>
+            <w:r>
+              <w:rPr>
+                <w:rFonts w:ascii="Calibri" w:eastAsia="MS Mincho" w:hAnsi="Calibri" w:cs="Calibri"/>
+                <w:sz w:val="22"/>
+                <w:szCs w:val="22"/>
+                <w:lang w:val="vi-VN" w:eastAsia="ja-JP"/>
+              </w:rPr>
+              <w:t>ớ</w:t>
+            </w:r>
+            <w:r>
+              <w:rPr>
+                <w:rFonts w:ascii="Calibri" w:eastAsia="MS Mincho" w:hAnsi="Calibri" w:cs="Calibri" w:hint="eastAsia"/>
+                <w:sz w:val="22"/>
+                <w:szCs w:val="22"/>
+                <w:lang w:val="vi-VN" w:eastAsia="ja-JP"/>
+              </w:rPr>
+              <w:t>i đ</w:t>
+            </w:r>
+            <w:r>
+              <w:rPr>
+                <w:rFonts w:ascii="Calibri" w:eastAsia="MS Mincho" w:hAnsi="Calibri" w:cs="Calibri"/>
+                <w:sz w:val="22"/>
+                <w:szCs w:val="22"/>
+                <w:lang w:val="vi-VN" w:eastAsia="ja-JP"/>
+              </w:rPr>
+              <w:t>ộ</w:t>
+            </w:r>
+            <w:r>
+              <w:rPr>
+                <w:rFonts w:ascii="Calibri" w:eastAsia="MS Mincho" w:hAnsi="Calibri" w:cs="Calibri" w:hint="eastAsia"/>
+                <w:sz w:val="22"/>
+                <w:szCs w:val="22"/>
+                <w:lang w:val="vi-VN" w:eastAsia="ja-JP"/>
+              </w:rPr>
+              <w:t xml:space="preserve"> </w:t>
+            </w:r>
+            <w:r>
+              <w:rPr>
+                <w:rFonts w:ascii="Calibri" w:eastAsia="MS Mincho" w:hAnsi="Calibri" w:cs="Calibri"/>
+                <w:sz w:val="22"/>
+                <w:szCs w:val="22"/>
+                <w:lang w:val="vi-VN" w:eastAsia="ja-JP"/>
+              </w:rPr>
+              <w:t>ư</w:t>
+            </w:r>
+            <w:r>
+              <w:rPr>
+                <w:rFonts w:ascii="Calibri" w:eastAsia="MS Mincho" w:hAnsi="Calibri" w:cs="Calibri" w:hint="eastAsia"/>
+                <w:sz w:val="22"/>
+                <w:szCs w:val="22"/>
+                <w:lang w:val="vi-VN" w:eastAsia="ja-JP"/>
+              </w:rPr>
+              <w:t>u tiên và chu k</w:t>
+            </w:r>
+            <w:r>
+              <w:rPr>
+                <w:rFonts w:ascii="Calibri" w:eastAsia="MS Mincho" w:hAnsi="Calibri" w:cs="Calibri"/>
+                <w:sz w:val="22"/>
+                <w:szCs w:val="22"/>
+                <w:lang w:val="vi-VN" w:eastAsia="ja-JP"/>
+              </w:rPr>
+              <w:t>ỳ</w:t>
+            </w:r>
+            <w:r>
+              <w:rPr>
+                <w:rFonts w:ascii="Calibri" w:eastAsia="MS Mincho" w:hAnsi="Calibri" w:cs="Calibri" w:hint="eastAsia"/>
+                <w:sz w:val="22"/>
+                <w:szCs w:val="22"/>
+                <w:lang w:val="vi-VN" w:eastAsia="ja-JP"/>
+              </w:rPr>
+              <w:t xml:space="preserve"> ho</w:t>
+            </w:r>
+            <w:r>
+              <w:rPr>
+                <w:rFonts w:ascii="Calibri" w:eastAsia="MS Mincho" w:hAnsi="Calibri" w:cs="Calibri"/>
+                <w:sz w:val="22"/>
+                <w:szCs w:val="22"/>
+                <w:lang w:val="vi-VN" w:eastAsia="ja-JP"/>
+              </w:rPr>
+              <w:t>ạ</w:t>
+            </w:r>
+            <w:r>
+              <w:rPr>
+                <w:rFonts w:ascii="Calibri" w:eastAsia="MS Mincho" w:hAnsi="Calibri" w:cs="Calibri" w:hint="eastAsia"/>
+                <w:sz w:val="22"/>
+                <w:szCs w:val="22"/>
+                <w:lang w:val="vi-VN" w:eastAsia="ja-JP"/>
+              </w:rPr>
+              <w:t>t đ</w:t>
+            </w:r>
+            <w:r>
+              <w:rPr>
+                <w:rFonts w:ascii="Calibri" w:eastAsia="MS Mincho" w:hAnsi="Calibri" w:cs="Calibri"/>
+                <w:sz w:val="22"/>
+                <w:szCs w:val="22"/>
+                <w:lang w:val="vi-VN" w:eastAsia="ja-JP"/>
+              </w:rPr>
+              <w:t>ộ</w:t>
+            </w:r>
+            <w:r>
+              <w:rPr>
+                <w:rFonts w:ascii="Calibri" w:eastAsia="MS Mincho" w:hAnsi="Calibri" w:cs="Calibri" w:hint="eastAsia"/>
+                <w:sz w:val="22"/>
+                <w:szCs w:val="22"/>
+                <w:lang w:val="vi-VN" w:eastAsia="ja-JP"/>
+              </w:rPr>
+              <w:t xml:space="preserve">ng. </w:t>
+            </w:r>
+          </w:p>
+        </w:tc>
+        <w:tc>
+          <w:tcPr>
+            <w:tcW w:w="2805" w:type="dxa"/>
+          </w:tcPr>
+          <w:p>
+            <w:pPr>
+              <w:pStyle w:val="BodyText"/>
+              <w:tabs>
+                <w:tab w:val="left" w:leader="dot" w:pos="10080"/>
+              </w:tabs>
+              <w:spacing w:before="60" w:after="60"/>
+              <w:rPr>
+                <w:rFonts w:eastAsia="MS Mincho"/>
+                <w:sz w:val="22"/>
+                <w:szCs w:val="22"/>
+                <w:lang w:val="vi-VN" w:eastAsia="ja-JP"/>
+              </w:rPr>
+            </w:pPr>
+            <w:r>
+              <w:rPr>
+                <w:rFonts w:eastAsia="MS Mincho" w:hint="eastAsia"/>
+                <w:sz w:val="22"/>
+                <w:szCs w:val="22"/>
+                <w:lang w:val="vi-VN" w:eastAsia="ja-JP"/>
+              </w:rPr>
+              <w:t>Hình 2</w:t>
+            </w:r>
+            <w:r>
+              <w:rPr>
+                <w:rFonts w:eastAsia="MS Mincho" w:hint="eastAsia"/>
+                <w:sz w:val="22"/>
+                <w:szCs w:val="22"/>
+                <w:lang w:val="vi-VN" w:eastAsia="ja-JP"/>
+              </w:rPr>
+              <w:t>, 3</w:t>
+            </w:r>
+          </w:p>
+        </w:tc>
+      </w:tr>
+      <w:tr>
+        <w:tc>
+          <w:tcPr>
+            <w:tcW w:w="572" w:type="dxa"/>
             <w:vMerge w:val="restart"/>
           </w:tcPr>
           <w:p>
@@ -4285,7 +4957,7 @@
                 <w:szCs w:val="22"/>
                 <w:lang w:val="en-US"/>
               </w:rPr>
-              <w:t>1</w:t>
+              <w:t>2</w:t>
             </w:r>
           </w:p>
         </w:tc>
@@ -4305,95 +4977,17 @@
                 <w:rFonts w:eastAsia="MS Mincho"/>
                 <w:sz w:val="22"/>
                 <w:szCs w:val="22"/>
-                <w:lang w:val="en-US" w:eastAsia="ja-JP"/>
+                <w:lang w:val="vi-VN" w:eastAsia="ja-JP"/>
               </w:rPr>
             </w:pPr>
-            <w:proofErr w:type="spellStart"/>
             <w:r>
               <w:rPr>
                 <w:rFonts w:eastAsia="MS Mincho"/>
                 <w:sz w:val="22"/>
                 <w:szCs w:val="22"/>
-                <w:lang w:val="en-US" w:eastAsia="ja-JP"/>
-              </w:rPr>
-              <w:t>Thiết</w:t>
-            </w:r>
-            <w:proofErr w:type="spellEnd"/>
-            <w:r>
-              <w:rPr>
-                <w:rFonts w:eastAsia="MS Mincho"/>
-                <w:sz w:val="22"/>
-                <w:szCs w:val="22"/>
-                <w:lang w:val="en-US" w:eastAsia="ja-JP"/>
-              </w:rPr>
-              <w:t xml:space="preserve"> </w:t>
-            </w:r>
-            <w:proofErr w:type="spellStart"/>
-            <w:r>
-              <w:rPr>
-                <w:rFonts w:eastAsia="MS Mincho"/>
-                <w:sz w:val="22"/>
-                <w:szCs w:val="22"/>
-                <w:lang w:val="en-US" w:eastAsia="ja-JP"/>
-              </w:rPr>
-              <w:t>kế</w:t>
-            </w:r>
-            <w:proofErr w:type="spellEnd"/>
-            <w:r>
-              <w:rPr>
-                <w:rFonts w:eastAsia="MS Mincho"/>
-                <w:sz w:val="22"/>
-                <w:szCs w:val="22"/>
-                <w:lang w:val="en-US" w:eastAsia="ja-JP"/>
-              </w:rPr>
-              <w:t xml:space="preserve"> </w:t>
-            </w:r>
-            <w:proofErr w:type="spellStart"/>
-            <w:r>
-              <w:rPr>
-                <w:rFonts w:eastAsia="MS Mincho"/>
-                <w:sz w:val="22"/>
-                <w:szCs w:val="22"/>
-                <w:lang w:val="en-US" w:eastAsia="ja-JP"/>
-              </w:rPr>
-              <w:t>ch</w:t>
-            </w:r>
-            <w:proofErr w:type="spellEnd"/>
-            <w:r>
-              <w:rPr>
-                <w:rFonts w:eastAsia="MS Mincho"/>
-                <w:sz w:val="22"/>
-                <w:szCs w:val="22"/>
                 <w:lang w:val="vi-VN" w:eastAsia="ja-JP"/>
               </w:rPr>
-              <w:t>ương trình điều khiển</w:t>
-            </w:r>
-            <w:r>
-              <w:rPr>
-                <w:rFonts w:eastAsia="MS Mincho" w:hint="eastAsia"/>
-                <w:sz w:val="22"/>
-                <w:szCs w:val="22"/>
-                <w:lang w:val="vi-VN" w:eastAsia="ja-JP"/>
-              </w:rPr>
-              <w:t xml:space="preserve"> t</w:t>
-            </w:r>
-            <w:r>
-              <w:rPr>
-                <w:rFonts w:eastAsia="MS Mincho"/>
-                <w:sz w:val="22"/>
-                <w:szCs w:val="22"/>
-                <w:lang w:val="vi-VN" w:eastAsia="ja-JP"/>
-              </w:rPr>
-              <w:t>ừ</w:t>
-            </w:r>
-            <w:r>
-              <w:rPr>
-                <w:rFonts w:eastAsia="MS Mincho" w:hint="eastAsia"/>
-                <w:sz w:val="22"/>
-                <w:szCs w:val="22"/>
-                <w:lang w:val="vi-VN" w:eastAsia="ja-JP"/>
-              </w:rPr>
-              <w:t xml:space="preserve"> xa </w:t>
+              <w:t xml:space="preserve">Thiết kế chương trình thu nhận và hiển thị dữ liệu giám sát từ xa </w:t>
             </w:r>
           </w:p>
         </w:tc>
@@ -4422,11 +5016,22 @@
                 <w:szCs w:val="22"/>
                 <w:lang w:val="vi-VN" w:eastAsia="ja-JP"/>
               </w:rPr>
-              <w:t>Giản đồ thời gian chương trình điều khiển</w:t>
-            </w:r>
-            <w:r>
-              <w:rPr>
-                <w:rFonts w:eastAsia="MS Mincho" w:hint="eastAsia"/>
+              <w:t xml:space="preserve">Chương trình đo tốc độ </w:t>
+            </w:r>
+            <w:proofErr w:type="spellStart"/>
+            <w:r>
+              <w:rPr>
+                <w:rFonts w:eastAsia="MS Mincho"/>
+                <w:sz w:val="22"/>
+                <w:szCs w:val="22"/>
+                <w:lang w:val="vi-VN" w:eastAsia="ja-JP"/>
+              </w:rPr>
+              <w:t>motor</w:t>
+            </w:r>
+            <w:proofErr w:type="spellEnd"/>
+            <w:r>
+              <w:rPr>
+                <w:rFonts w:eastAsia="MS Mincho"/>
                 <w:sz w:val="22"/>
                 <w:szCs w:val="22"/>
                 <w:lang w:val="vi-VN" w:eastAsia="ja-JP"/>
@@ -4447,11 +5052,30 @@
               </w:tabs>
               <w:spacing w:before="60" w:after="60"/>
               <w:rPr>
-                <w:sz w:val="22"/>
-                <w:szCs w:val="22"/>
-                <w:lang w:val="vi-VN"/>
+                <w:rFonts w:eastAsia="MS Mincho"/>
+                <w:sz w:val="22"/>
+                <w:szCs w:val="22"/>
+                <w:lang w:val="vi-VN" w:eastAsia="ja-JP"/>
               </w:rPr>
             </w:pPr>
+            <w:r>
+              <w:rPr>
+                <w:rFonts w:eastAsia="MS Mincho"/>
+                <w:sz w:val="22"/>
+                <w:szCs w:val="22"/>
+                <w:lang w:val="vi-VN" w:eastAsia="ja-JP"/>
+              </w:rPr>
+              <w:t xml:space="preserve">Hình </w:t>
+            </w:r>
+            <w:r>
+              <w:rPr>
+                <w:rFonts w:eastAsia="MS Mincho" w:hint="eastAsia"/>
+                <w:sz w:val="22"/>
+                <w:szCs w:val="22"/>
+                <w:lang w:val="vi-VN" w:eastAsia="ja-JP"/>
+              </w:rPr>
+              <w:t>5</w:t>
+            </w:r>
           </w:p>
         </w:tc>
       </w:tr>
@@ -4472,7 +5096,7 @@
               <w:rPr>
                 <w:sz w:val="22"/>
                 <w:szCs w:val="22"/>
-                <w:lang w:val="vi-VN"/>
+                <w:lang w:val="en-US"/>
               </w:rPr>
             </w:pPr>
           </w:p>
@@ -4490,9 +5114,10 @@
               </w:tabs>
               <w:spacing w:before="60" w:after="60"/>
               <w:rPr>
-                <w:sz w:val="22"/>
-                <w:szCs w:val="22"/>
-                <w:lang w:val="vi-VN"/>
+                <w:rFonts w:eastAsia="MS Mincho"/>
+                <w:sz w:val="22"/>
+                <w:szCs w:val="22"/>
+                <w:lang w:val="vi-VN" w:eastAsia="ja-JP"/>
               </w:rPr>
             </w:pPr>
           </w:p>
@@ -4517,104 +5142,12 @@
             </w:pPr>
             <w:r>
               <w:rPr>
-                <w:rFonts w:eastAsia="MS Mincho" w:hint="eastAsia"/>
+                <w:rFonts w:eastAsia="MS Mincho"/>
                 <w:sz w:val="22"/>
                 <w:szCs w:val="22"/>
                 <w:lang w:val="vi-VN" w:eastAsia="ja-JP"/>
               </w:rPr>
-              <w:t>Chu</w:t>
-            </w:r>
-            <w:r>
-              <w:rPr>
-                <w:rFonts w:eastAsia="MS Mincho"/>
-                <w:sz w:val="22"/>
-                <w:szCs w:val="22"/>
-                <w:lang w:val="vi-VN" w:eastAsia="ja-JP"/>
-              </w:rPr>
-              <w:t>ỗ</w:t>
-            </w:r>
-            <w:r>
-              <w:rPr>
-                <w:rFonts w:eastAsia="MS Mincho" w:hint="eastAsia"/>
-                <w:sz w:val="22"/>
-                <w:szCs w:val="22"/>
-                <w:lang w:val="vi-VN" w:eastAsia="ja-JP"/>
-              </w:rPr>
-              <w:t>i công vi</w:t>
-            </w:r>
-            <w:r>
-              <w:rPr>
-                <w:rFonts w:eastAsia="MS Mincho"/>
-                <w:sz w:val="22"/>
-                <w:szCs w:val="22"/>
-                <w:lang w:val="vi-VN" w:eastAsia="ja-JP"/>
-              </w:rPr>
-              <w:t>ệ</w:t>
-            </w:r>
-            <w:r>
-              <w:rPr>
-                <w:rFonts w:eastAsia="MS Mincho" w:hint="eastAsia"/>
-                <w:sz w:val="22"/>
-                <w:szCs w:val="22"/>
-                <w:lang w:val="vi-VN" w:eastAsia="ja-JP"/>
-              </w:rPr>
-              <w:t>c ho</w:t>
-            </w:r>
-            <w:r>
-              <w:rPr>
-                <w:rFonts w:eastAsia="MS Mincho"/>
-                <w:sz w:val="22"/>
-                <w:szCs w:val="22"/>
-                <w:lang w:val="vi-VN" w:eastAsia="ja-JP"/>
-              </w:rPr>
-              <w:t>ạ</w:t>
-            </w:r>
-            <w:r>
-              <w:rPr>
-                <w:rFonts w:eastAsia="MS Mincho" w:hint="eastAsia"/>
-                <w:sz w:val="22"/>
-                <w:szCs w:val="22"/>
-                <w:lang w:val="vi-VN" w:eastAsia="ja-JP"/>
-              </w:rPr>
-              <w:t>t đ</w:t>
-            </w:r>
-            <w:r>
-              <w:rPr>
-                <w:rFonts w:eastAsia="MS Mincho"/>
-                <w:sz w:val="22"/>
-                <w:szCs w:val="22"/>
-                <w:lang w:val="vi-VN" w:eastAsia="ja-JP"/>
-              </w:rPr>
-              <w:t>ộ</w:t>
-            </w:r>
-            <w:r>
-              <w:rPr>
-                <w:rFonts w:eastAsia="MS Mincho" w:hint="eastAsia"/>
-                <w:sz w:val="22"/>
-                <w:szCs w:val="22"/>
-                <w:lang w:val="vi-VN" w:eastAsia="ja-JP"/>
-              </w:rPr>
-              <w:t xml:space="preserve">ng các </w:t>
-            </w:r>
-            <w:proofErr w:type="spellStart"/>
-            <w:r>
-              <w:rPr>
-                <w:rFonts w:eastAsia="MS Mincho" w:hint="eastAsia"/>
-                <w:sz w:val="22"/>
-                <w:szCs w:val="22"/>
-                <w:lang w:val="vi-VN" w:eastAsia="ja-JP"/>
-              </w:rPr>
-              <w:t>task</w:t>
-            </w:r>
-            <w:proofErr w:type="spellEnd"/>
-            <w:r>
-              <w:rPr>
-                <w:rFonts w:eastAsia="MS Mincho" w:hint="eastAsia"/>
-                <w:sz w:val="22"/>
-                <w:szCs w:val="22"/>
-                <w:lang w:val="vi-VN" w:eastAsia="ja-JP"/>
-              </w:rPr>
-              <w:t xml:space="preserve"> RTOS.</w:t>
+              <w:t>Chương trình đo điện áp nguồn Pin.</w:t>
             </w:r>
           </w:p>
         </w:tc>
@@ -4630,9 +5163,10 @@
               </w:tabs>
               <w:spacing w:before="60" w:after="60"/>
               <w:rPr>
-                <w:sz w:val="22"/>
-                <w:szCs w:val="22"/>
-                <w:lang w:val="vi-VN"/>
+                <w:rFonts w:eastAsia="MS Mincho"/>
+                <w:sz w:val="22"/>
+                <w:szCs w:val="22"/>
+                <w:lang w:val="vi-VN" w:eastAsia="ja-JP"/>
               </w:rPr>
             </w:pPr>
             <w:r>
@@ -4642,7 +5176,16 @@
                 <w:szCs w:val="22"/>
                 <w:lang w:val="vi-VN" w:eastAsia="ja-JP"/>
               </w:rPr>
-              <w:t xml:space="preserve"> </w:t>
+              <w:t xml:space="preserve">Hình </w:t>
+            </w:r>
+            <w:r>
+              <w:rPr>
+                <w:rFonts w:eastAsia="MS Mincho" w:hint="eastAsia"/>
+                <w:sz w:val="22"/>
+                <w:szCs w:val="22"/>
+                <w:lang w:val="vi-VN" w:eastAsia="ja-JP"/>
+              </w:rPr>
+              <w:t>6</w:t>
             </w:r>
           </w:p>
         </w:tc>
@@ -4664,7 +5207,7 @@
               <w:rPr>
                 <w:sz w:val="22"/>
                 <w:szCs w:val="22"/>
-                <w:lang w:val="vi-VN"/>
+                <w:lang w:val="en-US"/>
               </w:rPr>
             </w:pPr>
           </w:p>
@@ -4715,62 +5258,19 @@
                 <w:szCs w:val="22"/>
                 <w:lang w:val="vi-VN" w:eastAsia="ja-JP"/>
               </w:rPr>
-              <w:t xml:space="preserve">Sơ đồ giải thuật </w:t>
-            </w:r>
-            <w:r>
-              <w:rPr>
-                <w:rFonts w:eastAsia="MS Mincho" w:hint="eastAsia"/>
+              <w:t xml:space="preserve">Giao diện </w:t>
+            </w:r>
+            <w:proofErr w:type="spellStart"/>
+            <w:r>
+              <w:rPr>
+                <w:rFonts w:eastAsia="MS Mincho"/>
                 <w:sz w:val="22"/>
                 <w:szCs w:val="22"/>
                 <w:lang w:val="vi-VN" w:eastAsia="ja-JP"/>
               </w:rPr>
-              <w:t>x</w:t>
-            </w:r>
-            <w:r>
-              <w:rPr>
-                <w:rFonts w:eastAsia="MS Mincho"/>
-                <w:sz w:val="22"/>
-                <w:szCs w:val="22"/>
-                <w:lang w:val="vi-VN" w:eastAsia="ja-JP"/>
-              </w:rPr>
-              <w:t>ử</w:t>
-            </w:r>
-            <w:r>
-              <w:rPr>
-                <w:rFonts w:eastAsia="MS Mincho" w:hint="eastAsia"/>
-                <w:sz w:val="22"/>
-                <w:szCs w:val="22"/>
-                <w:lang w:val="vi-VN" w:eastAsia="ja-JP"/>
-              </w:rPr>
-              <w:t xml:space="preserve"> lý </w:t>
-            </w:r>
-            <w:r>
-              <w:rPr>
-                <w:rFonts w:eastAsia="MS Mincho"/>
-                <w:sz w:val="22"/>
-                <w:szCs w:val="22"/>
-                <w:lang w:val="vi-VN" w:eastAsia="ja-JP"/>
-              </w:rPr>
-              <w:t>nguồ</w:t>
-            </w:r>
-            <w:r>
-              <w:rPr>
-                <w:rFonts w:eastAsia="MS Mincho" w:hint="eastAsia"/>
-                <w:sz w:val="22"/>
-                <w:szCs w:val="22"/>
-                <w:lang w:val="vi-VN" w:eastAsia="ja-JP"/>
-              </w:rPr>
-              <w:t>n</w:t>
-            </w:r>
-            <w:r>
-              <w:rPr>
-                <w:rFonts w:eastAsia="MS Mincho"/>
-                <w:sz w:val="22"/>
-                <w:szCs w:val="22"/>
-                <w:lang w:val="vi-VN" w:eastAsia="ja-JP"/>
-              </w:rPr>
-              <w:t xml:space="preserve"> hiệu điều khiển</w:t>
-            </w:r>
+              <w:t>Web</w:t>
+            </w:r>
+            <w:proofErr w:type="spellEnd"/>
             <w:r>
               <w:rPr>
                 <w:rFonts w:eastAsia="MS Mincho" w:hint="eastAsia"/>
@@ -4800,6 +5300,24 @@
                 <w:lang w:val="vi-VN" w:eastAsia="ja-JP"/>
               </w:rPr>
             </w:pPr>
+            <w:r>
+              <w:rPr>
+                <w:rFonts w:eastAsia="MS Mincho"/>
+                <w:sz w:val="22"/>
+                <w:szCs w:val="22"/>
+                <w:lang w:val="vi-VN" w:eastAsia="ja-JP"/>
+              </w:rPr>
+              <w:t xml:space="preserve">Hình </w:t>
+            </w:r>
+            <w:r>
+              <w:rPr>
+                <w:rFonts w:eastAsia="MS Mincho" w:hint="eastAsia"/>
+                <w:sz w:val="22"/>
+                <w:szCs w:val="22"/>
+                <w:lang w:val="vi-VN" w:eastAsia="ja-JP"/>
+              </w:rPr>
+              <w:t>7</w:t>
+            </w:r>
           </w:p>
         </w:tc>
       </w:tr>
@@ -4820,7 +5338,7 @@
               <w:rPr>
                 <w:sz w:val="22"/>
                 <w:szCs w:val="22"/>
-                <w:lang w:val="vi-VN"/>
+                <w:lang w:val="en-US"/>
               </w:rPr>
             </w:pPr>
           </w:p>
@@ -4871,7 +5389,16 @@
                 <w:szCs w:val="22"/>
                 <w:lang w:val="vi-VN" w:eastAsia="ja-JP"/>
               </w:rPr>
-              <w:t>Sơ đồ giải thuật điều khiển.</w:t>
+              <w:t>Giao diện tay cầm ESP-NOW</w:t>
+            </w:r>
+            <w:r>
+              <w:rPr>
+                <w:rFonts w:eastAsia="MS Mincho" w:hint="eastAsia"/>
+                <w:sz w:val="22"/>
+                <w:szCs w:val="22"/>
+                <w:lang w:val="vi-VN" w:eastAsia="ja-JP"/>
+              </w:rPr>
+              <w:t>.</w:t>
             </w:r>
           </w:p>
         </w:tc>
@@ -4893,387 +5420,24 @@
                 <w:lang w:val="vi-VN" w:eastAsia="ja-JP"/>
               </w:rPr>
             </w:pPr>
-          </w:p>
-        </w:tc>
-      </w:tr>
-      <w:tr>
-        <w:tc>
-          <w:tcPr>
-            <w:tcW w:w="572" w:type="dxa"/>
-            <w:vMerge/>
-          </w:tcPr>
-          <w:p>
-            <w:pPr>
-              <w:pStyle w:val="BodyText"/>
-              <w:tabs>
-                <w:tab w:val="left" w:leader="dot" w:pos="10080"/>
-              </w:tabs>
-              <w:spacing w:before="60" w:after="60"/>
-              <w:jc w:val="center"/>
-              <w:rPr>
-                <w:sz w:val="22"/>
-                <w:szCs w:val="22"/>
-                <w:lang w:val="vi-VN"/>
-              </w:rPr>
-            </w:pPr>
-          </w:p>
-        </w:tc>
-        <w:tc>
-          <w:tcPr>
-            <w:tcW w:w="3237" w:type="dxa"/>
-            <w:vMerge/>
-          </w:tcPr>
-          <w:p>
-            <w:pPr>
-              <w:pStyle w:val="BodyText"/>
-              <w:tabs>
-                <w:tab w:val="left" w:leader="dot" w:pos="10080"/>
-              </w:tabs>
-              <w:spacing w:before="60" w:after="60"/>
+            <w:r>
               <w:rPr>
                 <w:rFonts w:eastAsia="MS Mincho"/>
                 <w:sz w:val="22"/>
                 <w:szCs w:val="22"/>
                 <w:lang w:val="vi-VN" w:eastAsia="ja-JP"/>
               </w:rPr>
-            </w:pPr>
-          </w:p>
-        </w:tc>
-        <w:tc>
-          <w:tcPr>
-            <w:tcW w:w="3386" w:type="dxa"/>
-          </w:tcPr>
-          <w:p>
-            <w:pPr>
-              <w:pStyle w:val="BodyText"/>
-              <w:tabs>
-                <w:tab w:val="left" w:leader="dot" w:pos="10080"/>
-              </w:tabs>
-              <w:spacing w:before="60" w:after="60"/>
-              <w:rPr>
-                <w:rFonts w:eastAsia="MS Mincho"/>
+              <w:t xml:space="preserve">Hình </w:t>
+            </w:r>
+            <w:r>
+              <w:rPr>
+                <w:rFonts w:eastAsia="MS Mincho" w:hint="eastAsia"/>
                 <w:sz w:val="22"/>
                 <w:szCs w:val="22"/>
                 <w:lang w:val="vi-VN" w:eastAsia="ja-JP"/>
               </w:rPr>
-            </w:pPr>
-            <w:r>
-              <w:rPr>
-                <w:rFonts w:eastAsia="MS Mincho"/>
-                <w:sz w:val="22"/>
-                <w:szCs w:val="22"/>
-                <w:lang w:val="vi-VN" w:eastAsia="ja-JP"/>
-              </w:rPr>
-              <w:t>Sơ đồ cấu trúc lớp OOP.</w:t>
-            </w:r>
-          </w:p>
-        </w:tc>
-        <w:tc>
-          <w:tcPr>
-            <w:tcW w:w="2805" w:type="dxa"/>
-          </w:tcPr>
-          <w:p>
-            <w:pPr>
-              <w:pStyle w:val="BodyText"/>
-              <w:tabs>
-                <w:tab w:val="left" w:leader="dot" w:pos="10080"/>
-              </w:tabs>
-              <w:spacing w:before="60" w:after="60"/>
-              <w:rPr>
-                <w:rFonts w:eastAsia="MS Mincho"/>
-                <w:sz w:val="22"/>
-                <w:szCs w:val="22"/>
-                <w:lang w:val="vi-VN" w:eastAsia="ja-JP"/>
-              </w:rPr>
-            </w:pPr>
-          </w:p>
-        </w:tc>
-      </w:tr>
-      <w:tr>
-        <w:tc>
-          <w:tcPr>
-            <w:tcW w:w="572" w:type="dxa"/>
-            <w:vMerge w:val="restart"/>
-          </w:tcPr>
-          <w:p>
-            <w:pPr>
-              <w:pStyle w:val="BodyText"/>
-              <w:tabs>
-                <w:tab w:val="left" w:leader="dot" w:pos="10080"/>
-              </w:tabs>
-              <w:spacing w:before="60" w:after="60"/>
-              <w:jc w:val="center"/>
-              <w:rPr>
-                <w:sz w:val="22"/>
-                <w:szCs w:val="22"/>
-                <w:lang w:val="en-US"/>
-              </w:rPr>
-            </w:pPr>
-            <w:r>
-              <w:rPr>
-                <w:sz w:val="22"/>
-                <w:szCs w:val="22"/>
-                <w:lang w:val="en-US"/>
-              </w:rPr>
-              <w:t>2</w:t>
-            </w:r>
-          </w:p>
-        </w:tc>
-        <w:tc>
-          <w:tcPr>
-            <w:tcW w:w="3237" w:type="dxa"/>
-            <w:vMerge w:val="restart"/>
-          </w:tcPr>
-          <w:p>
-            <w:pPr>
-              <w:pStyle w:val="BodyText"/>
-              <w:tabs>
-                <w:tab w:val="left" w:leader="dot" w:pos="10080"/>
-              </w:tabs>
-              <w:spacing w:before="60" w:after="60"/>
-              <w:rPr>
-                <w:rFonts w:eastAsia="MS Mincho"/>
-                <w:sz w:val="22"/>
-                <w:szCs w:val="22"/>
-                <w:lang w:val="vi-VN" w:eastAsia="ja-JP"/>
-              </w:rPr>
-            </w:pPr>
-            <w:r>
-              <w:rPr>
-                <w:rFonts w:eastAsia="MS Mincho"/>
-                <w:sz w:val="22"/>
-                <w:szCs w:val="22"/>
-                <w:lang w:val="vi-VN" w:eastAsia="ja-JP"/>
-              </w:rPr>
-              <w:t xml:space="preserve">Thiết kế chương trình thu nhận và hiển thị dữ liệu giám sát từ xa trên giao diện </w:t>
-            </w:r>
-            <w:proofErr w:type="spellStart"/>
-            <w:r>
-              <w:rPr>
-                <w:rFonts w:eastAsia="MS Mincho"/>
-                <w:sz w:val="22"/>
-                <w:szCs w:val="22"/>
-                <w:lang w:val="vi-VN" w:eastAsia="ja-JP"/>
-              </w:rPr>
-              <w:t>WebServer</w:t>
-            </w:r>
-            <w:proofErr w:type="spellEnd"/>
-            <w:r>
-              <w:rPr>
-                <w:rFonts w:eastAsia="MS Mincho"/>
-                <w:sz w:val="22"/>
-                <w:szCs w:val="22"/>
-                <w:lang w:val="vi-VN" w:eastAsia="ja-JP"/>
-              </w:rPr>
-              <w:t xml:space="preserve"> và tay cầm điều khiển.</w:t>
-            </w:r>
-          </w:p>
-        </w:tc>
-        <w:tc>
-          <w:tcPr>
-            <w:tcW w:w="3386" w:type="dxa"/>
-          </w:tcPr>
-          <w:p>
-            <w:pPr>
-              <w:pStyle w:val="BodyText"/>
-              <w:tabs>
-                <w:tab w:val="left" w:leader="dot" w:pos="10080"/>
-              </w:tabs>
-              <w:spacing w:before="60" w:after="60"/>
-              <w:rPr>
-                <w:rFonts w:eastAsia="MS Mincho"/>
-                <w:sz w:val="22"/>
-                <w:szCs w:val="22"/>
-                <w:lang w:val="vi-VN" w:eastAsia="ja-JP"/>
-              </w:rPr>
-            </w:pPr>
-            <w:r>
-              <w:rPr>
-                <w:rFonts w:eastAsia="MS Mincho"/>
-                <w:sz w:val="22"/>
-                <w:szCs w:val="22"/>
-                <w:lang w:val="vi-VN" w:eastAsia="ja-JP"/>
-              </w:rPr>
-              <w:t xml:space="preserve">Giao diện </w:t>
-            </w:r>
-            <w:proofErr w:type="spellStart"/>
-            <w:r>
-              <w:rPr>
-                <w:rFonts w:eastAsia="MS Mincho"/>
-                <w:sz w:val="22"/>
-                <w:szCs w:val="22"/>
-                <w:lang w:val="vi-VN" w:eastAsia="ja-JP"/>
-              </w:rPr>
-              <w:t>WebServer</w:t>
-            </w:r>
-            <w:proofErr w:type="spellEnd"/>
-            <w:r>
-              <w:rPr>
-                <w:rFonts w:eastAsia="MS Mincho"/>
-                <w:sz w:val="22"/>
-                <w:szCs w:val="22"/>
-                <w:lang w:val="vi-VN" w:eastAsia="ja-JP"/>
-              </w:rPr>
-              <w:t xml:space="preserve"> </w:t>
-            </w:r>
-            <w:r>
-              <w:rPr>
-                <w:rFonts w:eastAsia="MS Mincho" w:hint="eastAsia"/>
-                <w:sz w:val="22"/>
-                <w:szCs w:val="22"/>
-                <w:lang w:val="vi-VN" w:eastAsia="ja-JP"/>
-              </w:rPr>
-              <w:t>.</w:t>
-            </w:r>
-          </w:p>
-        </w:tc>
-        <w:tc>
-          <w:tcPr>
-            <w:tcW w:w="2805" w:type="dxa"/>
-          </w:tcPr>
-          <w:p>
-            <w:pPr>
-              <w:pStyle w:val="BodyText"/>
-              <w:tabs>
-                <w:tab w:val="left" w:leader="dot" w:pos="10080"/>
-              </w:tabs>
-              <w:spacing w:before="60" w:after="60"/>
-              <w:rPr>
-                <w:rFonts w:eastAsia="MS Mincho"/>
-                <w:sz w:val="22"/>
-                <w:szCs w:val="22"/>
-                <w:lang w:val="vi-VN" w:eastAsia="ja-JP"/>
-              </w:rPr>
-            </w:pPr>
-          </w:p>
-        </w:tc>
-      </w:tr>
-      <w:tr>
-        <w:tc>
-          <w:tcPr>
-            <w:tcW w:w="572" w:type="dxa"/>
-            <w:vMerge/>
-          </w:tcPr>
-          <w:p>
-            <w:pPr>
-              <w:pStyle w:val="BodyText"/>
-              <w:tabs>
-                <w:tab w:val="left" w:leader="dot" w:pos="10080"/>
-              </w:tabs>
-              <w:spacing w:before="60" w:after="60"/>
-              <w:jc w:val="center"/>
-              <w:rPr>
-                <w:sz w:val="22"/>
-                <w:szCs w:val="22"/>
-                <w:lang w:val="en-US"/>
-              </w:rPr>
-            </w:pPr>
-          </w:p>
-        </w:tc>
-        <w:tc>
-          <w:tcPr>
-            <w:tcW w:w="3237" w:type="dxa"/>
-            <w:vMerge/>
-          </w:tcPr>
-          <w:p>
-            <w:pPr>
-              <w:pStyle w:val="BodyText"/>
-              <w:tabs>
-                <w:tab w:val="left" w:leader="dot" w:pos="10080"/>
-              </w:tabs>
-              <w:spacing w:before="60" w:after="60"/>
-              <w:rPr>
-                <w:rFonts w:eastAsia="MS Mincho"/>
-                <w:sz w:val="22"/>
-                <w:szCs w:val="22"/>
-                <w:lang w:val="vi-VN" w:eastAsia="ja-JP"/>
-              </w:rPr>
-            </w:pPr>
-          </w:p>
-        </w:tc>
-        <w:tc>
-          <w:tcPr>
-            <w:tcW w:w="3386" w:type="dxa"/>
-          </w:tcPr>
-          <w:p>
-            <w:pPr>
-              <w:pStyle w:val="BodyText"/>
-              <w:tabs>
-                <w:tab w:val="left" w:leader="dot" w:pos="10080"/>
-              </w:tabs>
-              <w:spacing w:before="60" w:after="60"/>
-              <w:rPr>
-                <w:rFonts w:ascii="Calibri" w:eastAsia="MS Mincho" w:hAnsi="Calibri" w:cs="Calibri"/>
-                <w:sz w:val="22"/>
-                <w:szCs w:val="22"/>
-                <w:lang w:val="vi-VN" w:eastAsia="ja-JP"/>
-              </w:rPr>
-            </w:pPr>
-            <w:r>
-              <w:rPr>
-                <w:rFonts w:eastAsia="MS Mincho" w:hint="eastAsia"/>
-                <w:sz w:val="22"/>
-                <w:szCs w:val="22"/>
-                <w:lang w:val="vi-VN" w:eastAsia="ja-JP"/>
-              </w:rPr>
-              <w:t>Giao di</w:t>
-            </w:r>
-            <w:r>
-              <w:rPr>
-                <w:rFonts w:eastAsia="MS Mincho"/>
-                <w:sz w:val="22"/>
-                <w:szCs w:val="22"/>
-                <w:lang w:val="vi-VN" w:eastAsia="ja-JP"/>
-              </w:rPr>
-              <w:t>ệ</w:t>
-            </w:r>
-            <w:r>
-              <w:rPr>
-                <w:rFonts w:eastAsia="MS Mincho" w:hint="eastAsia"/>
-                <w:sz w:val="22"/>
-                <w:szCs w:val="22"/>
-                <w:lang w:val="vi-VN" w:eastAsia="ja-JP"/>
-              </w:rPr>
-              <w:t>n tay c</w:t>
-            </w:r>
-            <w:r>
-              <w:rPr>
-                <w:rFonts w:eastAsia="MS Mincho"/>
-                <w:sz w:val="22"/>
-                <w:szCs w:val="22"/>
-                <w:lang w:val="vi-VN" w:eastAsia="ja-JP"/>
-              </w:rPr>
-              <w:t>ầ</w:t>
-            </w:r>
-            <w:r>
-              <w:rPr>
-                <w:rFonts w:eastAsia="MS Mincho" w:hint="eastAsia"/>
-                <w:sz w:val="22"/>
-                <w:szCs w:val="22"/>
-                <w:lang w:val="vi-VN" w:eastAsia="ja-JP"/>
-              </w:rPr>
-              <w:t>m ESP-NOW</w:t>
-            </w:r>
-          </w:p>
-        </w:tc>
-        <w:tc>
-          <w:tcPr>
-            <w:tcW w:w="2805" w:type="dxa"/>
-          </w:tcPr>
-          <w:p>
-            <w:pPr>
-              <w:pStyle w:val="BodyText"/>
-              <w:tabs>
-                <w:tab w:val="left" w:leader="dot" w:pos="10080"/>
-              </w:tabs>
-              <w:spacing w:before="60" w:after="60"/>
-              <w:rPr>
-                <w:rFonts w:eastAsia="MS Mincho"/>
-                <w:sz w:val="22"/>
-                <w:szCs w:val="22"/>
-                <w:lang w:val="vi-VN" w:eastAsia="ja-JP"/>
-              </w:rPr>
-            </w:pPr>
+              <w:t>8</w:t>
+            </w:r>
           </w:p>
         </w:tc>
       </w:tr>
@@ -5343,7 +5507,7 @@
           <w:szCs w:val="26"/>
           <w:lang w:val="en-US"/>
         </w:rPr>
-        <w:sym w:font="Wingdings" w:char="F0A8"/>
+        <w:sym w:font="Wingdings" w:char="F0FC"/>
       </w:r>
       <w:r>
         <w:rPr>
@@ -5464,16 +5628,14 @@
           <w:szCs w:val="26"/>
           <w:lang w:val="en-US"/>
         </w:rPr>
-        <w:sym w:font="Wingdings" w:char="F0FC"/>
-      </w:r>
-      <w:r>
-        <w:rPr>
-          <w:rFonts w:eastAsia="MS Mincho" w:hint="eastAsia"/>
-          <w:sz w:val="26"/>
-          <w:szCs w:val="26"/>
-          <w:lang w:eastAsia="ja-JP"/>
-        </w:rPr>
-        <w:t xml:space="preserve">  </w:t>
+        <w:sym w:font="Wingdings" w:char="F0A8"/>
+      </w:r>
+      <w:r>
+        <w:rPr>
+          <w:sz w:val="26"/>
+          <w:szCs w:val="26"/>
+        </w:rPr>
+        <w:tab/>
       </w:r>
       <w:r>
         <w:rPr>
@@ -5582,8 +5744,10 @@
         <w:ind w:left="907" w:right="-5" w:hanging="360"/>
         <w:jc w:val="both"/>
         <w:rPr>
-          <w:sz w:val="26"/>
-          <w:szCs w:val="26"/>
+          <w:rFonts w:ascii="Calibri" w:eastAsia="MS Mincho" w:hAnsi="Calibri" w:cs="Calibri"/>
+          <w:sz w:val="26"/>
+          <w:szCs w:val="26"/>
+          <w:lang w:val="vi-VN" w:eastAsia="ja-JP"/>
         </w:rPr>
       </w:pPr>
       <w:r>
@@ -5592,7 +5756,7 @@
           <w:szCs w:val="26"/>
           <w:lang w:val="en-US"/>
         </w:rPr>
-        <w:sym w:font="Wingdings" w:char="F0A8"/>
+        <w:sym w:font="Wingdings" w:char="F0FC"/>
       </w:r>
       <w:r>
         <w:rPr>
@@ -5604,10 +5768,41 @@
       </w:r>
       <w:r>
         <w:rPr>
-          <w:sz w:val="26"/>
-          <w:szCs w:val="26"/>
-        </w:rPr>
-        <w:tab/>
+          <w:rFonts w:eastAsia="MS Mincho" w:hint="eastAsia"/>
+          <w:sz w:val="26"/>
+          <w:szCs w:val="26"/>
+          <w:lang w:eastAsia="ja-JP"/>
+        </w:rPr>
+        <w:t xml:space="preserve"> </w:t>
+      </w:r>
+      <w:r>
+        <w:rPr>
+          <w:rFonts w:eastAsia="MS Mincho"/>
+          <w:sz w:val="26"/>
+          <w:szCs w:val="26"/>
+          <w:lang w:eastAsia="ja-JP"/>
+        </w:rPr>
+        <w:t xml:space="preserve">Mô hình </w:t>
+      </w:r>
+      <w:proofErr w:type="spellStart"/>
+      <w:r>
+        <w:rPr>
+          <w:rFonts w:eastAsia="MS Mincho"/>
+          <w:sz w:val="26"/>
+          <w:szCs w:val="26"/>
+          <w:lang w:eastAsia="ja-JP"/>
+        </w:rPr>
+        <w:t>th</w:t>
+      </w:r>
+      <w:proofErr w:type="spellEnd"/>
+      <w:r>
+        <w:rPr>
+          <w:rFonts w:eastAsia="MS Mincho"/>
+          <w:sz w:val="26"/>
+          <w:szCs w:val="26"/>
+          <w:lang w:val="vi-VN" w:eastAsia="ja-JP"/>
+        </w:rPr>
+        <w:t>ực tế.</w:t>
       </w:r>
     </w:p>
     <w:p>
@@ -5654,15 +5849,22 @@
           <w:rFonts w:eastAsia="MS Mincho"/>
           <w:lang w:eastAsia="ja-JP"/>
         </w:rPr>
-        <w:t xml:space="preserve">Giới hạn về giao diện hiển thị: Đề tài chỉ tập trung thiết kế giao diện trên </w:t>
+        <w:t xml:space="preserve">Giới hạn về thuật toán đo lường: Đề tài không tập trung nghiên cứu giải thuật đo đạc các thông số tốc độ bánh xe. Quá trình </w:t>
+      </w:r>
+      <w:r>
+        <w:rPr>
+          <w:rFonts w:eastAsia="MS Mincho"/>
+          <w:lang w:eastAsia="ja-JP"/>
+        </w:rPr>
+        <w:t>nghiên c</w:t>
       </w:r>
       <w:proofErr w:type="spellStart"/>
       <w:r>
         <w:rPr>
           <w:rFonts w:eastAsia="MS Mincho"/>
-          <w:lang w:eastAsia="ja-JP"/>
-        </w:rPr>
-        <w:t>WebServer</w:t>
+          <w:lang w:val="vi-VN" w:eastAsia="ja-JP"/>
+        </w:rPr>
+        <w:t>ứu</w:t>
       </w:r>
       <w:proofErr w:type="spellEnd"/>
       <w:r>
@@ -5670,23 +5872,7 @@
           <w:rFonts w:eastAsia="MS Mincho"/>
           <w:lang w:eastAsia="ja-JP"/>
         </w:rPr>
-        <w:t>. Đối với tay cầm điều khiển (ESP-NOW), hệ thống chỉ thực hiện thu nhận và g</w:t>
-      </w:r>
-      <w:proofErr w:type="spellStart"/>
-      <w:r>
-        <w:rPr>
-          <w:rFonts w:eastAsia="MS Mincho"/>
-          <w:lang w:val="vi-VN" w:eastAsia="ja-JP"/>
-        </w:rPr>
-        <w:t>ửi</w:t>
-      </w:r>
-      <w:proofErr w:type="spellEnd"/>
-      <w:r>
-        <w:rPr>
-          <w:rFonts w:eastAsia="MS Mincho"/>
-          <w:lang w:eastAsia="ja-JP"/>
-        </w:rPr>
-        <w:t xml:space="preserve"> dữ liệu mà không thiết kế màn hình giao diện hiển thị.</w:t>
+        <w:t xml:space="preserve"> này được kế thừa từ kết quả thực hiện của thành viên khác.</w:t>
       </w:r>
     </w:p>
     <w:p>
@@ -5708,101 +5894,9 @@
       <w:r>
         <w:rPr>
           <w:rFonts w:eastAsia="MS Mincho"/>
-          <w:lang w:eastAsia="ja-JP"/>
-        </w:rPr>
-        <w:t xml:space="preserve">Giới hạn về phạm vi hoạt động: Hệ thống giao tiếp không dây (2.4GHz) chỉ thử nghiệm tối ưu trong phạm vi ngắn và môi trường không vật cản: tầm xa tối đa 100m đối với </w:t>
-      </w:r>
-      <w:proofErr w:type="spellStart"/>
-      <w:r>
-        <w:rPr>
-          <w:rFonts w:eastAsia="MS Mincho"/>
-          <w:lang w:eastAsia="ja-JP"/>
-        </w:rPr>
-        <w:t>WebServer</w:t>
-      </w:r>
-      <w:proofErr w:type="spellEnd"/>
-      <w:r>
-        <w:rPr>
-          <w:rFonts w:eastAsia="MS Mincho"/>
-          <w:lang w:eastAsia="ja-JP"/>
-        </w:rPr>
-        <w:t>/ESP-NOW và 400m đối với tay cầm RC.</w:t>
-      </w:r>
-    </w:p>
-    <w:p>
-      <w:pPr>
-        <w:pStyle w:val="BodyText"/>
-        <w:numPr>
-          <w:ilvl w:val="0"/>
-          <w:numId w:val="5"/>
-        </w:numPr>
-        <w:tabs>
-          <w:tab w:val="left" w:leader="dot" w:pos="10080"/>
-        </w:tabs>
-        <w:spacing w:before="240"/>
-        <w:rPr>
-          <w:rFonts w:eastAsia="MS Mincho"/>
-          <w:lang w:eastAsia="ja-JP"/>
-        </w:rPr>
-      </w:pPr>
-      <w:r>
-        <w:rPr>
-          <w:rFonts w:eastAsia="MS Mincho"/>
-          <w:lang w:eastAsia="ja-JP"/>
-        </w:rPr>
-        <w:t>Giới hạn về thuật toán đo lường: Đề tài không tập trung nghiên cứu giải thuật đo đạc các thông số tốc độ bánh xe. Quá trình thu thập các thông số này được kế thừa từ kết quả thực hiện của thành viên khác trong nhóm.</w:t>
-      </w:r>
-    </w:p>
-    <w:p>
-      <w:pPr>
-        <w:pStyle w:val="BodyText"/>
-        <w:numPr>
-          <w:ilvl w:val="0"/>
-          <w:numId w:val="5"/>
-        </w:numPr>
-        <w:tabs>
-          <w:tab w:val="left" w:leader="dot" w:pos="10080"/>
-        </w:tabs>
-        <w:spacing w:before="240"/>
-        <w:rPr>
-          <w:rFonts w:eastAsia="MS Mincho"/>
-          <w:lang w:eastAsia="ja-JP"/>
-        </w:rPr>
-      </w:pPr>
-      <w:r>
-        <w:rPr>
-          <w:rFonts w:eastAsia="MS Mincho"/>
-          <w:lang w:val="vi-VN" w:eastAsia="ja-JP"/>
-        </w:rPr>
-        <w:t>Đề tài không bao gồm việc gia công</w:t>
-      </w:r>
-      <w:r>
-        <w:rPr>
-          <w:rFonts w:eastAsia="MS Mincho" w:hint="eastAsia"/>
-          <w:lang w:val="vi-VN" w:eastAsia="ja-JP"/>
-        </w:rPr>
-        <w:t xml:space="preserve"> m</w:t>
-      </w:r>
-      <w:r>
-        <w:rPr>
-          <w:rFonts w:eastAsia="MS Mincho"/>
-          <w:lang w:val="vi-VN" w:eastAsia="ja-JP"/>
-        </w:rPr>
-        <w:t>ạ</w:t>
-      </w:r>
-      <w:r>
-        <w:rPr>
-          <w:rFonts w:eastAsia="MS Mincho" w:hint="eastAsia"/>
-          <w:lang w:val="vi-VN" w:eastAsia="ja-JP"/>
-        </w:rPr>
-        <w:t>ch PCB các</w:t>
-      </w:r>
-      <w:r>
-        <w:rPr>
-          <w:rFonts w:eastAsia="MS Mincho"/>
-          <w:lang w:val="vi-VN" w:eastAsia="ja-JP"/>
-        </w:rPr>
-        <w:t xml:space="preserve"> mạch PWM_DC tích hợp mạch đệm chức năng và mạch đo tốc độ bánh xe. Các </w:t>
+          <w:lang w:val="vi-VN" w:eastAsia="ja-JP"/>
+        </w:rPr>
+        <w:t xml:space="preserve">Đề tài không bao gồm việc gia công mạch PCB các mạch PWM_DC tích hợp mạch đệm chức năng và mạch đo tốc độ bánh xe. Các </w:t>
       </w:r>
       <w:proofErr w:type="spellStart"/>
       <w:r>
@@ -5831,6 +5925,7 @@
         <w:ind w:left="274"/>
       </w:pPr>
       <w:r>
+        <w:lastRenderedPageBreak/>
         <w:t>4.</w:t>
       </w:r>
       <w:r>
@@ -6361,14 +6456,21 @@
           <w:w w:val="95"/>
         </w:rPr>
       </w:pPr>
-      <w:proofErr w:type="spellStart"/>
       <w:r>
         <w:rPr>
           <w:b/>
           <w:w w:val="95"/>
         </w:rPr>
-        <w:lastRenderedPageBreak/>
         <w:t>SVTH:</w:t>
+      </w:r>
+      <w:r>
+        <w:rPr>
+          <w:rFonts w:eastAsia="MS Mincho" w:hint="eastAsia"/>
+          <w:b/>
+          <w:w w:val="95"/>
+          <w:lang w:eastAsia="ja-JP"/>
+        </w:rPr>
+        <w:t xml:space="preserve"> </w:t>
       </w:r>
       <w:r>
         <w:rPr>
@@ -6392,16 +6494,7 @@
           <w:w w:val="95"/>
           <w:lang w:eastAsia="ja-JP"/>
         </w:rPr>
-        <w:t>n</w:t>
-      </w:r>
-      <w:proofErr w:type="spellEnd"/>
-      <w:r>
-        <w:rPr>
-          <w:rFonts w:eastAsia="MS Mincho" w:hint="eastAsia"/>
-          <w:w w:val="95"/>
-          <w:lang w:eastAsia="ja-JP"/>
-        </w:rPr>
-        <w:t xml:space="preserve"> Ph</w:t>
+        <w:t>n Ph</w:t>
       </w:r>
       <w:r>
         <w:rPr>
@@ -6525,6 +6618,13 @@
           <w:lang w:eastAsia="ja-JP"/>
         </w:rPr>
       </w:pPr>
+      <w:r>
+        <w:rPr>
+          <w:rFonts w:eastAsia="MS Mincho" w:hint="eastAsia"/>
+          <w:lang w:eastAsia="ja-JP"/>
+        </w:rPr>
+        <w:t xml:space="preserve">         </w:t>
+      </w:r>
       <w:proofErr w:type="spellStart"/>
       <w:r>
         <w:t>Tp.HCM</w:t>
@@ -6896,6 +6996,118 @@
     </w:lvl>
   </w:abstractNum>
   <w:abstractNum w:abstractNumId="1" w15:restartNumberingAfterBreak="0">
+    <w:nsid w:val="1905097B"/>
+    <w:multiLevelType w:val="hybridMultilevel"/>
+    <w:tmpl w:val="68422724"/>
+    <w:lvl w:ilvl="0" w:tplc="D1705862">
+      <w:numFmt w:val="bullet"/>
+      <w:lvlText w:val="–"/>
+      <w:lvlJc w:val="left"/>
+      <w:pPr>
+        <w:ind w:left="1440" w:hanging="360"/>
+      </w:pPr>
+      <w:rPr>
+        <w:rFonts w:ascii="Segoe UI Symbol" w:eastAsia="Times New Roman" w:hAnsi="Segoe UI Symbol" w:cs="Times New Roman" w:hint="default"/>
+      </w:rPr>
+    </w:lvl>
+    <w:lvl w:ilvl="1" w:tplc="0A7CB006">
+      <w:start w:val="1"/>
+      <w:numFmt w:val="bullet"/>
+      <w:lvlText w:val="+"/>
+      <w:lvlJc w:val="left"/>
+      <w:pPr>
+        <w:ind w:left="2160" w:hanging="360"/>
+      </w:pPr>
+      <w:rPr>
+        <w:rFonts w:ascii="Courier New" w:hAnsi="Courier New" w:hint="default"/>
+      </w:rPr>
+    </w:lvl>
+    <w:lvl w:ilvl="2" w:tplc="04090005" w:tentative="1">
+      <w:start w:val="1"/>
+      <w:numFmt w:val="bullet"/>
+      <w:lvlText w:val=""/>
+      <w:lvlJc w:val="left"/>
+      <w:pPr>
+        <w:ind w:left="2880" w:hanging="360"/>
+      </w:pPr>
+      <w:rPr>
+        <w:rFonts w:ascii="Wingdings" w:hAnsi="Wingdings" w:hint="default"/>
+      </w:rPr>
+    </w:lvl>
+    <w:lvl w:ilvl="3" w:tplc="04090001" w:tentative="1">
+      <w:start w:val="1"/>
+      <w:numFmt w:val="bullet"/>
+      <w:lvlText w:val=""/>
+      <w:lvlJc w:val="left"/>
+      <w:pPr>
+        <w:ind w:left="3600" w:hanging="360"/>
+      </w:pPr>
+      <w:rPr>
+        <w:rFonts w:ascii="Symbol" w:hAnsi="Symbol" w:hint="default"/>
+      </w:rPr>
+    </w:lvl>
+    <w:lvl w:ilvl="4" w:tplc="04090003" w:tentative="1">
+      <w:start w:val="1"/>
+      <w:numFmt w:val="bullet"/>
+      <w:lvlText w:val="o"/>
+      <w:lvlJc w:val="left"/>
+      <w:pPr>
+        <w:ind w:left="4320" w:hanging="360"/>
+      </w:pPr>
+      <w:rPr>
+        <w:rFonts w:ascii="Courier New" w:hAnsi="Courier New" w:cs="Courier New" w:hint="default"/>
+      </w:rPr>
+    </w:lvl>
+    <w:lvl w:ilvl="5" w:tplc="04090005" w:tentative="1">
+      <w:start w:val="1"/>
+      <w:numFmt w:val="bullet"/>
+      <w:lvlText w:val=""/>
+      <w:lvlJc w:val="left"/>
+      <w:pPr>
+        <w:ind w:left="5040" w:hanging="360"/>
+      </w:pPr>
+      <w:rPr>
+        <w:rFonts w:ascii="Wingdings" w:hAnsi="Wingdings" w:hint="default"/>
+      </w:rPr>
+    </w:lvl>
+    <w:lvl w:ilvl="6" w:tplc="04090001" w:tentative="1">
+      <w:start w:val="1"/>
+      <w:numFmt w:val="bullet"/>
+      <w:lvlText w:val=""/>
+      <w:lvlJc w:val="left"/>
+      <w:pPr>
+        <w:ind w:left="5760" w:hanging="360"/>
+      </w:pPr>
+      <w:rPr>
+        <w:rFonts w:ascii="Symbol" w:hAnsi="Symbol" w:hint="default"/>
+      </w:rPr>
+    </w:lvl>
+    <w:lvl w:ilvl="7" w:tplc="04090003" w:tentative="1">
+      <w:start w:val="1"/>
+      <w:numFmt w:val="bullet"/>
+      <w:lvlText w:val="o"/>
+      <w:lvlJc w:val="left"/>
+      <w:pPr>
+        <w:ind w:left="6480" w:hanging="360"/>
+      </w:pPr>
+      <w:rPr>
+        <w:rFonts w:ascii="Courier New" w:hAnsi="Courier New" w:cs="Courier New" w:hint="default"/>
+      </w:rPr>
+    </w:lvl>
+    <w:lvl w:ilvl="8" w:tplc="04090005" w:tentative="1">
+      <w:start w:val="1"/>
+      <w:numFmt w:val="bullet"/>
+      <w:lvlText w:val=""/>
+      <w:lvlJc w:val="left"/>
+      <w:pPr>
+        <w:ind w:left="7200" w:hanging="360"/>
+      </w:pPr>
+      <w:rPr>
+        <w:rFonts w:ascii="Wingdings" w:hAnsi="Wingdings" w:hint="default"/>
+      </w:rPr>
+    </w:lvl>
+  </w:abstractNum>
+  <w:abstractNum w:abstractNumId="2" w15:restartNumberingAfterBreak="0">
     <w:nsid w:val="244511D1"/>
     <w:multiLevelType w:val="hybridMultilevel"/>
     <w:tmpl w:val="9B92BA8A"/>
@@ -7008,7 +7220,7 @@
       </w:rPr>
     </w:lvl>
   </w:abstractNum>
-  <w:abstractNum w:abstractNumId="2" w15:restartNumberingAfterBreak="0">
+  <w:abstractNum w:abstractNumId="3" w15:restartNumberingAfterBreak="0">
     <w:nsid w:val="2A7C1EE4"/>
     <w:multiLevelType w:val="hybridMultilevel"/>
     <w:tmpl w:val="EC7C045C"/>
@@ -7121,7 +7333,7 @@
       </w:rPr>
     </w:lvl>
   </w:abstractNum>
-  <w:abstractNum w:abstractNumId="3" w15:restartNumberingAfterBreak="0">
+  <w:abstractNum w:abstractNumId="4" w15:restartNumberingAfterBreak="0">
     <w:nsid w:val="2CFC6A8D"/>
     <w:multiLevelType w:val="hybridMultilevel"/>
     <w:tmpl w:val="C97E619C"/>
@@ -7233,7 +7445,7 @@
       </w:rPr>
     </w:lvl>
   </w:abstractNum>
-  <w:abstractNum w:abstractNumId="4" w15:restartNumberingAfterBreak="0">
+  <w:abstractNum w:abstractNumId="5" w15:restartNumberingAfterBreak="0">
     <w:nsid w:val="326A4312"/>
     <w:multiLevelType w:val="hybridMultilevel"/>
     <w:tmpl w:val="96B4F520"/>
@@ -7345,7 +7557,7 @@
       </w:rPr>
     </w:lvl>
   </w:abstractNum>
-  <w:abstractNum w:abstractNumId="5" w15:restartNumberingAfterBreak="0">
+  <w:abstractNum w:abstractNumId="6" w15:restartNumberingAfterBreak="0">
     <w:nsid w:val="350E137D"/>
     <w:multiLevelType w:val="hybridMultilevel"/>
     <w:tmpl w:val="1660D598"/>
@@ -7435,7 +7647,120 @@
       </w:pPr>
     </w:lvl>
   </w:abstractNum>
-  <w:abstractNum w:abstractNumId="6" w15:restartNumberingAfterBreak="0">
+  <w:abstractNum w:abstractNumId="7" w15:restartNumberingAfterBreak="0">
+    <w:nsid w:val="3D593CAB"/>
+    <w:multiLevelType w:val="hybridMultilevel"/>
+    <w:tmpl w:val="4F34EB0E"/>
+    <w:lvl w:ilvl="0" w:tplc="04090001">
+      <w:start w:val="1"/>
+      <w:numFmt w:val="bullet"/>
+      <w:lvlText w:val=""/>
+      <w:lvlJc w:val="left"/>
+      <w:pPr>
+        <w:ind w:left="1440" w:hanging="360"/>
+      </w:pPr>
+      <w:rPr>
+        <w:rFonts w:ascii="Symbol" w:hAnsi="Symbol" w:hint="default"/>
+      </w:rPr>
+    </w:lvl>
+    <w:lvl w:ilvl="1" w:tplc="04090003" w:tentative="1">
+      <w:start w:val="1"/>
+      <w:numFmt w:val="bullet"/>
+      <w:lvlText w:val="o"/>
+      <w:lvlJc w:val="left"/>
+      <w:pPr>
+        <w:ind w:left="2160" w:hanging="360"/>
+      </w:pPr>
+      <w:rPr>
+        <w:rFonts w:ascii="Courier New" w:hAnsi="Courier New" w:cs="Courier New" w:hint="default"/>
+      </w:rPr>
+    </w:lvl>
+    <w:lvl w:ilvl="2" w:tplc="04090005" w:tentative="1">
+      <w:start w:val="1"/>
+      <w:numFmt w:val="bullet"/>
+      <w:lvlText w:val=""/>
+      <w:lvlJc w:val="left"/>
+      <w:pPr>
+        <w:ind w:left="2880" w:hanging="360"/>
+      </w:pPr>
+      <w:rPr>
+        <w:rFonts w:ascii="Wingdings" w:hAnsi="Wingdings" w:hint="default"/>
+      </w:rPr>
+    </w:lvl>
+    <w:lvl w:ilvl="3" w:tplc="04090001" w:tentative="1">
+      <w:start w:val="1"/>
+      <w:numFmt w:val="bullet"/>
+      <w:lvlText w:val=""/>
+      <w:lvlJc w:val="left"/>
+      <w:pPr>
+        <w:ind w:left="3600" w:hanging="360"/>
+      </w:pPr>
+      <w:rPr>
+        <w:rFonts w:ascii="Symbol" w:hAnsi="Symbol" w:hint="default"/>
+      </w:rPr>
+    </w:lvl>
+    <w:lvl w:ilvl="4" w:tplc="04090003" w:tentative="1">
+      <w:start w:val="1"/>
+      <w:numFmt w:val="bullet"/>
+      <w:lvlText w:val="o"/>
+      <w:lvlJc w:val="left"/>
+      <w:pPr>
+        <w:ind w:left="4320" w:hanging="360"/>
+      </w:pPr>
+      <w:rPr>
+        <w:rFonts w:ascii="Courier New" w:hAnsi="Courier New" w:cs="Courier New" w:hint="default"/>
+      </w:rPr>
+    </w:lvl>
+    <w:lvl w:ilvl="5" w:tplc="04090005" w:tentative="1">
+      <w:start w:val="1"/>
+      <w:numFmt w:val="bullet"/>
+      <w:lvlText w:val=""/>
+      <w:lvlJc w:val="left"/>
+      <w:pPr>
+        <w:ind w:left="5040" w:hanging="360"/>
+      </w:pPr>
+      <w:rPr>
+        <w:rFonts w:ascii="Wingdings" w:hAnsi="Wingdings" w:hint="default"/>
+      </w:rPr>
+    </w:lvl>
+    <w:lvl w:ilvl="6" w:tplc="04090001" w:tentative="1">
+      <w:start w:val="1"/>
+      <w:numFmt w:val="bullet"/>
+      <w:lvlText w:val=""/>
+      <w:lvlJc w:val="left"/>
+      <w:pPr>
+        <w:ind w:left="5760" w:hanging="360"/>
+      </w:pPr>
+      <w:rPr>
+        <w:rFonts w:ascii="Symbol" w:hAnsi="Symbol" w:hint="default"/>
+      </w:rPr>
+    </w:lvl>
+    <w:lvl w:ilvl="7" w:tplc="04090003" w:tentative="1">
+      <w:start w:val="1"/>
+      <w:numFmt w:val="bullet"/>
+      <w:lvlText w:val="o"/>
+      <w:lvlJc w:val="left"/>
+      <w:pPr>
+        <w:ind w:left="6480" w:hanging="360"/>
+      </w:pPr>
+      <w:rPr>
+        <w:rFonts w:ascii="Courier New" w:hAnsi="Courier New" w:cs="Courier New" w:hint="default"/>
+      </w:rPr>
+    </w:lvl>
+    <w:lvl w:ilvl="8" w:tplc="04090005" w:tentative="1">
+      <w:start w:val="1"/>
+      <w:numFmt w:val="bullet"/>
+      <w:lvlText w:val=""/>
+      <w:lvlJc w:val="left"/>
+      <w:pPr>
+        <w:ind w:left="7200" w:hanging="360"/>
+      </w:pPr>
+      <w:rPr>
+        <w:rFonts w:ascii="Wingdings" w:hAnsi="Wingdings" w:hint="default"/>
+      </w:rPr>
+    </w:lvl>
+  </w:abstractNum>
+  <w:abstractNum w:abstractNumId="8" w15:restartNumberingAfterBreak="0">
     <w:nsid w:val="459F3A79"/>
     <w:multiLevelType w:val="hybridMultilevel"/>
     <w:tmpl w:val="12103942"/>
@@ -7548,7 +7873,7 @@
       </w:rPr>
     </w:lvl>
   </w:abstractNum>
-  <w:abstractNum w:abstractNumId="7" w15:restartNumberingAfterBreak="0">
+  <w:abstractNum w:abstractNumId="9" w15:restartNumberingAfterBreak="0">
     <w:nsid w:val="48065F5C"/>
     <w:multiLevelType w:val="hybridMultilevel"/>
     <w:tmpl w:val="A23C768A"/>
@@ -7661,7 +7986,7 @@
       </w:rPr>
     </w:lvl>
   </w:abstractNum>
-  <w:abstractNum w:abstractNumId="8" w15:restartNumberingAfterBreak="0">
+  <w:abstractNum w:abstractNumId="10" w15:restartNumberingAfterBreak="0">
     <w:nsid w:val="500810D3"/>
     <w:multiLevelType w:val="hybridMultilevel"/>
     <w:tmpl w:val="5D94706E"/>
@@ -7775,31 +8100,37 @@
     </w:lvl>
   </w:abstractNum>
   <w:num w:numId="1" w16cid:durableId="254361349">
-    <w:abstractNumId w:val="5"/>
+    <w:abstractNumId w:val="6"/>
   </w:num>
   <w:num w:numId="2" w16cid:durableId="107898594">
+    <w:abstractNumId w:val="3"/>
+  </w:num>
+  <w:num w:numId="3" w16cid:durableId="718212507">
     <w:abstractNumId w:val="2"/>
   </w:num>
-  <w:num w:numId="3" w16cid:durableId="718212507">
-    <w:abstractNumId w:val="1"/>
-  </w:num>
   <w:num w:numId="4" w16cid:durableId="1115095647">
-    <w:abstractNumId w:val="3"/>
+    <w:abstractNumId w:val="4"/>
   </w:num>
   <w:num w:numId="5" w16cid:durableId="306782728">
-    <w:abstractNumId w:val="4"/>
+    <w:abstractNumId w:val="5"/>
   </w:num>
   <w:num w:numId="6" w16cid:durableId="1828856579">
     <w:abstractNumId w:val="0"/>
   </w:num>
   <w:num w:numId="7" w16cid:durableId="926422048">
-    <w:abstractNumId w:val="7"/>
+    <w:abstractNumId w:val="9"/>
   </w:num>
   <w:num w:numId="8" w16cid:durableId="1124789">
-    <w:abstractNumId w:val="6"/>
+    <w:abstractNumId w:val="8"/>
   </w:num>
   <w:num w:numId="9" w16cid:durableId="94835704">
-    <w:abstractNumId w:val="8"/>
+    <w:abstractNumId w:val="10"/>
+  </w:num>
+  <w:num w:numId="10" w16cid:durableId="1254322047">
+    <w:abstractNumId w:val="1"/>
+  </w:num>
+  <w:num w:numId="11" w16cid:durableId="1622107591">
+    <w:abstractNumId w:val="7"/>
   </w:num>
 </w:numbering>
 </file>
